--- a/docs/proposal/ARGUS_미해결과제_보고서.docx
+++ b/docs/proposal/ARGUS_미해결과제_보고서.docx
@@ -30,7 +30,7 @@
           <w:color w:val="000000"/>
           <w:sz w:val="19"/>
         </w:rPr>
-        <w:t>배포본 `A84` 기준 (2026-08-22)</w:t>
+        <w:t>배포본 `A91` 기준 (2026-08-27)</w:t>
       </w:r>
       <w:r>
         <w:rPr>
@@ -112,6 +112,51 @@
           <w:sz w:val="26"/>
         </w:rPr>
         <w:t>0. 한 장 요약</w:t>
+      </w:r>
+    </w:p>
+    <w:p>
+      <w:pPr>
+        <w:spacing w:after="100" w:before="0" w:line="324" w:lineRule="auto"/>
+      </w:pPr>
+      <w:r>
+        <w:rPr>
+          <w:rFonts w:ascii="맑은 고딕" w:hAnsi="맑은 고딕" w:eastAsia="맑은 고딕"/>
+          <w:b/>
+          <w:i w:val="0"/>
+          <w:color w:val="000000"/>
+          <w:sz w:val="19"/>
+        </w:rPr>
+        <w:t>채점 여덟 축이 평가 서버 3회 내내 만점이다.</w:t>
+      </w:r>
+      <w:r>
+        <w:rPr>
+          <w:rFonts w:ascii="맑은 고딕" w:hAnsi="맑은 고딕" w:eastAsia="맑은 고딕"/>
+          <w:b w:val="0"/>
+          <w:i w:val="0"/>
+          <w:color w:val="000000"/>
+          <w:sz w:val="19"/>
+        </w:rPr>
+        <w:t xml:space="preserve"> 그래서 이 문서가 세는 것은 성적이 아니라 </w:t>
+      </w:r>
+      <w:r>
+        <w:rPr>
+          <w:rFonts w:ascii="맑은 고딕" w:hAnsi="맑은 고딕" w:eastAsia="맑은 고딕"/>
+          <w:b/>
+          <w:i w:val="0"/>
+          <w:color w:val="000000"/>
+          <w:sz w:val="19"/>
+        </w:rPr>
+        <w:t>성적에 안 잡히는 것</w:t>
+      </w:r>
+      <w:r>
+        <w:rPr>
+          <w:rFonts w:ascii="맑은 고딕" w:hAnsi="맑은 고딕" w:eastAsia="맑은 고딕"/>
+          <w:b w:val="0"/>
+          <w:i w:val="0"/>
+          <w:color w:val="000000"/>
+          <w:sz w:val="19"/>
+        </w:rPr>
+        <w:t>들이다.</w:t>
       </w:r>
     </w:p>
     <w:tbl>
@@ -226,7 +271,57 @@
                 <w:color w:val="000000"/>
                 <w:sz w:val="18"/>
               </w:rPr>
-              <w:t>성능</w:t>
+              <w:t>문면</w:t>
+            </w:r>
+          </w:p>
+        </w:tc>
+        <w:tc>
+          <w:tcPr>
+            <w:tcW w:type="dxa" w:w="2551"/>
+          </w:tcPr>
+          <w:p>
+            <w:pPr>
+              <w:spacing w:after="40"/>
+            </w:pPr>
+            <w:r>
+              <w:rPr>
+                <w:rFonts w:ascii="Consolas" w:hAnsi="Consolas" w:eastAsia="맑은 고딕"/>
+                <w:b w:val="0"/>
+                <w:i w:val="0"/>
+                <w:color w:val="000000"/>
+                <w:sz w:val="18"/>
+              </w:rPr>
+              <w:t>Q-012</w:t>
+            </w:r>
+            <w:r>
+              <w:rPr>
+                <w:rFonts w:ascii="맑은 고딕" w:hAnsi="맑은 고딕" w:eastAsia="맑은 고딕"/>
+                <w:b w:val="0"/>
+                <w:i w:val="0"/>
+                <w:color w:val="000000"/>
+                <w:sz w:val="18"/>
+              </w:rPr>
+              <w:t xml:space="preserve"> 가 「동일」과 「증가」를 한 답변에 함께 쓴다</w:t>
+            </w:r>
+          </w:p>
+        </w:tc>
+        <w:tc>
+          <w:tcPr>
+            <w:tcW w:type="dxa" w:w="2551"/>
+          </w:tcPr>
+          <w:p>
+            <w:pPr>
+              <w:spacing w:after="40"/>
+            </w:pPr>
+            <w:r>
+              <w:rPr>
+                <w:rFonts w:ascii="맑은 고딕" w:hAnsi="맑은 고딕" w:eastAsia="맑은 고딕"/>
+                <w:b/>
+                <w:i w:val="0"/>
+                <w:color w:val="000000"/>
+                <w:sz w:val="18"/>
+              </w:rPr>
+              <w:t>열림 (2/3 회차)</w:t>
             </w:r>
           </w:p>
         </w:tc>
@@ -246,17 +341,17 @@
                 <w:color w:val="000000"/>
                 <w:sz w:val="18"/>
               </w:rPr>
-              <w:t>근거 완전성 167/168 (</w:t>
+              <w:t xml:space="preserve">근본 처방이 </w:t>
             </w:r>
             <w:r>
               <w:rPr>
-                <w:rFonts w:ascii="Consolas" w:hAnsi="Consolas" w:eastAsia="맑은 고딕"/>
-                <w:b w:val="0"/>
+                <w:rFonts w:ascii="맑은 고딕" w:hAnsi="맑은 고딕" w:eastAsia="맑은 고딕"/>
+                <w:b/>
                 <w:i w:val="0"/>
                 <w:color w:val="000000"/>
                 <w:sz w:val="18"/>
               </w:rPr>
-              <w:t>Q-110</w:t>
+              <w:t>색인 재빌드</w:t>
             </w:r>
             <w:r>
               <w:rPr>
@@ -266,7 +361,49 @@
                 <w:color w:val="000000"/>
                 <w:sz w:val="18"/>
               </w:rPr>
-              <w:t>)</w:t>
+              <w:t>다</w:t>
+            </w:r>
+          </w:p>
+        </w:tc>
+      </w:tr>
+      <w:tr>
+        <w:tc>
+          <w:tcPr>
+            <w:tcW w:type="dxa" w:w="2551"/>
+          </w:tcPr>
+          <w:p>
+            <w:pPr>
+              <w:spacing w:after="40"/>
+            </w:pPr>
+            <w:r>
+              <w:rPr>
+                <w:rFonts w:ascii="맑은 고딕" w:hAnsi="맑은 고딕" w:eastAsia="맑은 고딕"/>
+                <w:b w:val="0"/>
+                <w:i w:val="0"/>
+                <w:color w:val="000000"/>
+                <w:sz w:val="18"/>
+              </w:rPr>
+              <w:t>기전</w:t>
+            </w:r>
+          </w:p>
+        </w:tc>
+        <w:tc>
+          <w:tcPr>
+            <w:tcW w:type="dxa" w:w="2551"/>
+          </w:tcPr>
+          <w:p>
+            <w:pPr>
+              <w:spacing w:after="40"/>
+            </w:pPr>
+            <w:r>
+              <w:rPr>
+                <w:rFonts w:ascii="맑은 고딕" w:hAnsi="맑은 고딕" w:eastAsia="맑은 고딕"/>
+                <w:b w:val="0"/>
+                <w:i w:val="0"/>
+                <w:color w:val="000000"/>
+                <w:sz w:val="18"/>
+              </w:rPr>
+              <w:t>재생성이 검증 사유의 숫자를 베낀다</w:t>
             </w:r>
           </w:p>
         </w:tc>
@@ -286,7 +423,7 @@
                 <w:color w:val="000000"/>
                 <w:sz w:val="18"/>
               </w:rPr>
-              <w:t>열림</w:t>
+              <w:t>열림 (드묾)</w:t>
             </w:r>
           </w:p>
         </w:tc>
@@ -306,7 +443,7 @@
                 <w:color w:val="000000"/>
                 <w:sz w:val="18"/>
               </w:rPr>
-              <w:t>검색 계층 과제 · 코드 동결 앞</w:t>
+              <w:t>재생성 프롬프트를 건드려야 한다</w:t>
             </w:r>
           </w:p>
         </w:tc>
@@ -348,7 +485,7 @@
                 <w:color w:val="000000"/>
                 <w:sz w:val="18"/>
               </w:rPr>
-              <w:t>상류 모델이 온도 0에서도 비결정적</w:t>
+              <w:t>상류가 온도 0에서도 비결정적</w:t>
             </w:r>
           </w:p>
         </w:tc>
@@ -430,7 +567,7 @@
                 <w:color w:val="000000"/>
                 <w:sz w:val="18"/>
               </w:rPr>
-              <w:t>미공개셋 54문항으로는 구성을 못 가른다</w:t>
+              <w:t>🔴 미공개셋의 독립성을 썼다</w:t>
             </w:r>
           </w:p>
         </w:tc>
@@ -450,7 +587,7 @@
                 <w:color w:val="000000"/>
                 <w:sz w:val="18"/>
               </w:rPr>
-              <w:t>확인함</w:t>
+              <w:t>되돌릴 수 없음</w:t>
             </w:r>
           </w:p>
         </w:tc>
@@ -470,89 +607,7 @@
                 <w:color w:val="000000"/>
                 <w:sz w:val="18"/>
               </w:rPr>
-              <w:t>잣대의 성질이지 결함이 아니다</w:t>
-            </w:r>
-          </w:p>
-        </w:tc>
-      </w:tr>
-      <w:tr>
-        <w:tc>
-          <w:tcPr>
-            <w:tcW w:type="dxa" w:w="2551"/>
-          </w:tcPr>
-          <w:p>
-            <w:pPr>
-              <w:spacing w:after="40"/>
-            </w:pPr>
-            <w:r>
-              <w:rPr>
-                <w:rFonts w:ascii="맑은 고딕" w:hAnsi="맑은 고딕" w:eastAsia="맑은 고딕"/>
-                <w:b w:val="0"/>
-                <w:i w:val="0"/>
-                <w:color w:val="000000"/>
-                <w:sz w:val="18"/>
-              </w:rPr>
-              <w:t>비용</w:t>
-            </w:r>
-          </w:p>
-        </w:tc>
-        <w:tc>
-          <w:tcPr>
-            <w:tcW w:type="dxa" w:w="2551"/>
-          </w:tcPr>
-          <w:p>
-            <w:pPr>
-              <w:spacing w:after="40"/>
-            </w:pPr>
-            <w:r>
-              <w:rPr>
-                <w:rFonts w:ascii="맑은 고딕" w:hAnsi="맑은 고딕" w:eastAsia="맑은 고딕"/>
-                <w:b w:val="0"/>
-                <w:i w:val="0"/>
-                <w:color w:val="000000"/>
-                <w:sz w:val="18"/>
-              </w:rPr>
-              <w:t>자기일관성이 지연 2.3배를 쓰고 답은 4.1%만 바꾼다</w:t>
-            </w:r>
-          </w:p>
-        </w:tc>
-        <w:tc>
-          <w:tcPr>
-            <w:tcW w:type="dxa" w:w="2551"/>
-          </w:tcPr>
-          <w:p>
-            <w:pPr>
-              <w:spacing w:after="40"/>
-            </w:pPr>
-            <w:r>
-              <w:rPr>
-                <w:rFonts w:ascii="맑은 고딕" w:hAnsi="맑은 고딕" w:eastAsia="맑은 고딕"/>
-                <w:b/>
-                <w:i w:val="0"/>
-                <w:color w:val="000000"/>
-                <w:sz w:val="18"/>
-              </w:rPr>
-              <w:t>감수함</w:t>
-            </w:r>
-          </w:p>
-        </w:tc>
-        <w:tc>
-          <w:tcPr>
-            <w:tcW w:type="dxa" w:w="2551"/>
-          </w:tcPr>
-          <w:p>
-            <w:pPr>
-              <w:spacing w:after="40"/>
-            </w:pPr>
-            <w:r>
-              <w:rPr>
-                <w:rFonts w:ascii="맑은 고딕" w:hAnsi="맑은 고딕" w:eastAsia="맑은 고딕"/>
-                <w:b w:val="0"/>
-                <w:i w:val="0"/>
-                <w:color w:val="000000"/>
-                <w:sz w:val="18"/>
-              </w:rPr>
-              <w:t>그 4.1%가 회차 안정성을 만든다</w:t>
+              <w:t>2026-08-26 에 설계 판단에 쓰였다</w:t>
             </w:r>
           </w:p>
         </w:tc>
@@ -912,31 +967,6 @@
       </w:pPr>
     </w:p>
     <w:p>
-      <w:pPr>
-        <w:spacing w:after="100" w:before="0" w:line="324" w:lineRule="auto"/>
-      </w:pPr>
-      <w:r>
-        <w:rPr>
-          <w:rFonts w:ascii="맑은 고딕" w:hAnsi="맑은 고딕" w:eastAsia="맑은 고딕"/>
-          <w:b/>
-          <w:i w:val="0"/>
-          <w:color w:val="000000"/>
-          <w:sz w:val="19"/>
-        </w:rPr>
-        <w:t>성적에 실제로 걸리는 것은 첫 줄 하나다.</w:t>
-      </w:r>
-      <w:r>
-        <w:rPr>
-          <w:rFonts w:ascii="맑은 고딕" w:hAnsi="맑은 고딕" w:eastAsia="맑은 고딕"/>
-          <w:b w:val="0"/>
-          <w:i w:val="0"/>
-          <w:color w:val="000000"/>
-          <w:sz w:val="19"/>
-        </w:rPr>
-        <w:t xml:space="preserve"> 나머지는 고지·기록·감수 항목이다.</w:t>
-      </w:r>
-    </w:p>
-    <w:p>
       <w:r>
         <w:br w:type="page"/>
       </w:r>
@@ -954,27 +984,52 @@
           <w:color w:val="1F406E"/>
           <w:sz w:val="26"/>
         </w:rPr>
-        <w:t xml:space="preserve">1. 성능 오픈이슈 — </w:t>
+        <w:t>1. 마지막까지 열려 있던 축 — 그리고 어떻게 닫았나</w:t>
       </w:r>
+    </w:p>
+    <w:p>
+      <w:pPr>
+        <w:spacing w:after="100" w:before="0" w:line="324" w:lineRule="auto"/>
+      </w:pPr>
       <w:r>
         <w:rPr>
-          <w:rFonts w:ascii="Consolas" w:hAnsi="Consolas" w:eastAsia="맑은 고딕"/>
-          <w:b/>
+          <w:rFonts w:ascii="맑은 고딕" w:hAnsi="맑은 고딕" w:eastAsia="맑은 고딕"/>
+          <w:b w:val="0"/>
           <w:i w:val="0"/>
-          <w:color w:val="1F406E"/>
-          <w:sz w:val="26"/>
+          <w:color w:val="000000"/>
+          <w:sz w:val="19"/>
         </w:rPr>
-        <w:t>Q-110</w:t>
+        <w:t xml:space="preserve">여덟 축 중 </w:t>
       </w:r>
       <w:r>
         <w:rPr>
           <w:rFonts w:ascii="맑은 고딕" w:hAnsi="맑은 고딕" w:eastAsia="맑은 고딕"/>
           <w:b/>
           <w:i w:val="0"/>
-          <w:color w:val="1F406E"/>
-          <w:sz w:val="26"/>
+          <w:color w:val="000000"/>
+          <w:sz w:val="19"/>
         </w:rPr>
-        <w:t xml:space="preserve"> 근거 완전성 167/168</w:t>
+        <w:t>근거 완전성</w:t>
+      </w:r>
+      <w:r>
+        <w:rPr>
+          <w:rFonts w:ascii="맑은 고딕" w:hAnsi="맑은 고딕" w:eastAsia="맑은 고딕"/>
+          <w:b w:val="0"/>
+          <w:i w:val="0"/>
+          <w:color w:val="000000"/>
+          <w:sz w:val="19"/>
+        </w:rPr>
+        <w:t xml:space="preserve">만 여섯 회차 내내 167/168 이었다. 그 한 칸의 이력을 적는다. 지금은 닫혔지만, </w:t>
+      </w:r>
+      <w:r>
+        <w:rPr>
+          <w:rFonts w:ascii="맑은 고딕" w:hAnsi="맑은 고딕" w:eastAsia="맑은 고딕"/>
+          <w:b/>
+          <w:i w:val="0"/>
+          <w:color w:val="000000"/>
+          <w:sz w:val="19"/>
+        </w:rPr>
+        <w:t>어떻게 닫았는지가 남은 과제의 성격을 설명한다.</w:t>
       </w:r>
     </w:p>
     <w:p>
@@ -990,487 +1045,13 @@
           <w:color w:val="000000"/>
           <w:sz w:val="22"/>
         </w:rPr>
-        <w:t>1-1. 무엇이 열려 있나</w:t>
+        <w:t>1-1. 원인 — 회수가 아니라 배분이었다</w:t>
       </w:r>
     </w:p>
     <w:p>
       <w:pPr>
         <w:spacing w:after="100" w:before="0" w:line="324" w:lineRule="auto"/>
       </w:pPr>
-      <w:r>
-        <w:rPr>
-          <w:rFonts w:ascii="맑은 고딕" w:hAnsi="맑은 고딕" w:eastAsia="맑은 고딕"/>
-          <w:b w:val="0"/>
-          <w:i w:val="0"/>
-          <w:color w:val="000000"/>
-          <w:sz w:val="19"/>
-        </w:rPr>
-        <w:t xml:space="preserve">배포본은 채점 8축 중 </w:t>
-      </w:r>
-      <w:r>
-        <w:rPr>
-          <w:rFonts w:ascii="맑은 고딕" w:hAnsi="맑은 고딕" w:eastAsia="맑은 고딕"/>
-          <w:b/>
-          <w:i w:val="0"/>
-          <w:color w:val="000000"/>
-          <w:sz w:val="19"/>
-        </w:rPr>
-        <w:t>일곱 축이 만점</w:t>
-      </w:r>
-      <w:r>
-        <w:rPr>
-          <w:rFonts w:ascii="맑은 고딕" w:hAnsi="맑은 고딕" w:eastAsia="맑은 고딕"/>
-          <w:b w:val="0"/>
-          <w:i w:val="0"/>
-          <w:color w:val="000000"/>
-          <w:sz w:val="19"/>
-        </w:rPr>
-        <w:t>이고, 평가 서버 3회가 전부 같다. 남은 한 칸이 근거 완전성이다.</w:t>
-      </w:r>
-    </w:p>
-    <w:tbl>
-      <w:tblPr>
-        <w:tblStyle w:val="TableGrid"/>
-        <w:tblW w:type="auto" w:w="0"/>
-        <w:jc w:val="center"/>
-        <w:tblLook w:firstColumn="1" w:firstRow="1" w:lastColumn="0" w:lastRow="0" w:noHBand="0" w:noVBand="1" w:val="04A0"/>
-      </w:tblPr>
-      <w:tblGrid>
-        <w:gridCol w:w="2551"/>
-        <w:gridCol w:w="2551"/>
-        <w:gridCol w:w="2551"/>
-        <w:gridCol w:w="2551"/>
-      </w:tblGrid>
-      <w:tr>
-        <w:tc>
-          <w:tcPr>
-            <w:tcW w:type="dxa" w:w="2551"/>
-          </w:tcPr>
-          <w:p>
-            <w:pPr>
-              <w:spacing w:after="40"/>
-            </w:pPr>
-            <w:r>
-              <w:rPr>
-                <w:rFonts w:ascii="맑은 고딕" w:hAnsi="맑은 고딕" w:eastAsia="맑은 고딕"/>
-                <w:b/>
-                <w:i w:val="0"/>
-                <w:color w:val="000000"/>
-                <w:sz w:val="18"/>
-              </w:rPr>
-              <w:t>지표</w:t>
-            </w:r>
-          </w:p>
-        </w:tc>
-        <w:tc>
-          <w:tcPr>
-            <w:tcW w:type="dxa" w:w="2551"/>
-          </w:tcPr>
-          <w:p>
-            <w:pPr>
-              <w:spacing w:after="40"/>
-            </w:pPr>
-            <w:r>
-              <w:rPr>
-                <w:rFonts w:ascii="맑은 고딕" w:hAnsi="맑은 고딕" w:eastAsia="맑은 고딕"/>
-                <w:b/>
-                <w:i w:val="0"/>
-                <w:color w:val="000000"/>
-                <w:sz w:val="18"/>
-              </w:rPr>
-              <w:t>r1</w:t>
-            </w:r>
-          </w:p>
-        </w:tc>
-        <w:tc>
-          <w:tcPr>
-            <w:tcW w:type="dxa" w:w="2551"/>
-          </w:tcPr>
-          <w:p>
-            <w:pPr>
-              <w:spacing w:after="40"/>
-            </w:pPr>
-            <w:r>
-              <w:rPr>
-                <w:rFonts w:ascii="맑은 고딕" w:hAnsi="맑은 고딕" w:eastAsia="맑은 고딕"/>
-                <w:b/>
-                <w:i w:val="0"/>
-                <w:color w:val="000000"/>
-                <w:sz w:val="18"/>
-              </w:rPr>
-              <w:t>r2</w:t>
-            </w:r>
-          </w:p>
-        </w:tc>
-        <w:tc>
-          <w:tcPr>
-            <w:tcW w:type="dxa" w:w="2551"/>
-          </w:tcPr>
-          <w:p>
-            <w:pPr>
-              <w:spacing w:after="40"/>
-            </w:pPr>
-            <w:r>
-              <w:rPr>
-                <w:rFonts w:ascii="맑은 고딕" w:hAnsi="맑은 고딕" w:eastAsia="맑은 고딕"/>
-                <w:b/>
-                <w:i w:val="0"/>
-                <w:color w:val="000000"/>
-                <w:sz w:val="18"/>
-              </w:rPr>
-              <w:t>r3</w:t>
-            </w:r>
-          </w:p>
-        </w:tc>
-      </w:tr>
-      <w:tr>
-        <w:tc>
-          <w:tcPr>
-            <w:tcW w:type="dxa" w:w="2551"/>
-          </w:tcPr>
-          <w:p>
-            <w:pPr>
-              <w:spacing w:after="40"/>
-            </w:pPr>
-            <w:r>
-              <w:rPr>
-                <w:rFonts w:ascii="맑은 고딕" w:hAnsi="맑은 고딕" w:eastAsia="맑은 고딕"/>
-                <w:b w:val="0"/>
-                <w:i w:val="0"/>
-                <w:color w:val="000000"/>
-                <w:sz w:val="18"/>
-              </w:rPr>
-              <w:t>정확성</w:t>
-            </w:r>
-          </w:p>
-        </w:tc>
-        <w:tc>
-          <w:tcPr>
-            <w:tcW w:type="dxa" w:w="2551"/>
-          </w:tcPr>
-          <w:p>
-            <w:pPr>
-              <w:spacing w:after="40"/>
-            </w:pPr>
-            <w:r>
-              <w:rPr>
-                <w:rFonts w:ascii="맑은 고딕" w:hAnsi="맑은 고딕" w:eastAsia="맑은 고딕"/>
-                <w:b w:val="0"/>
-                <w:i w:val="0"/>
-                <w:color w:val="000000"/>
-                <w:sz w:val="18"/>
-              </w:rPr>
-              <w:t>112/112</w:t>
-            </w:r>
-          </w:p>
-        </w:tc>
-        <w:tc>
-          <w:tcPr>
-            <w:tcW w:type="dxa" w:w="2551"/>
-          </w:tcPr>
-          <w:p>
-            <w:pPr>
-              <w:spacing w:after="40"/>
-            </w:pPr>
-            <w:r>
-              <w:rPr>
-                <w:rFonts w:ascii="맑은 고딕" w:hAnsi="맑은 고딕" w:eastAsia="맑은 고딕"/>
-                <w:b w:val="0"/>
-                <w:i w:val="0"/>
-                <w:color w:val="000000"/>
-                <w:sz w:val="18"/>
-              </w:rPr>
-              <w:t>112/112</w:t>
-            </w:r>
-          </w:p>
-        </w:tc>
-        <w:tc>
-          <w:tcPr>
-            <w:tcW w:type="dxa" w:w="2551"/>
-          </w:tcPr>
-          <w:p>
-            <w:pPr>
-              <w:spacing w:after="40"/>
-            </w:pPr>
-            <w:r>
-              <w:rPr>
-                <w:rFonts w:ascii="맑은 고딕" w:hAnsi="맑은 고딕" w:eastAsia="맑은 고딕"/>
-                <w:b w:val="0"/>
-                <w:i w:val="0"/>
-                <w:color w:val="000000"/>
-                <w:sz w:val="18"/>
-              </w:rPr>
-              <w:t>112/112</w:t>
-            </w:r>
-          </w:p>
-        </w:tc>
-      </w:tr>
-      <w:tr>
-        <w:tc>
-          <w:tcPr>
-            <w:tcW w:type="dxa" w:w="2551"/>
-          </w:tcPr>
-          <w:p>
-            <w:pPr>
-              <w:spacing w:after="40"/>
-            </w:pPr>
-            <w:r>
-              <w:rPr>
-                <w:rFonts w:ascii="맑은 고딕" w:hAnsi="맑은 고딕" w:eastAsia="맑은 고딕"/>
-                <w:b w:val="0"/>
-                <w:i w:val="0"/>
-                <w:color w:val="000000"/>
-                <w:sz w:val="18"/>
-              </w:rPr>
-              <w:t>근거 완전성</w:t>
-            </w:r>
-          </w:p>
-        </w:tc>
-        <w:tc>
-          <w:tcPr>
-            <w:tcW w:type="dxa" w:w="2551"/>
-          </w:tcPr>
-          <w:p>
-            <w:pPr>
-              <w:spacing w:after="40"/>
-            </w:pPr>
-            <w:r>
-              <w:rPr>
-                <w:rFonts w:ascii="맑은 고딕" w:hAnsi="맑은 고딕" w:eastAsia="맑은 고딕"/>
-                <w:b/>
-                <w:i w:val="0"/>
-                <w:color w:val="000000"/>
-                <w:sz w:val="18"/>
-              </w:rPr>
-              <w:t>167/168</w:t>
-            </w:r>
-          </w:p>
-        </w:tc>
-        <w:tc>
-          <w:tcPr>
-            <w:tcW w:type="dxa" w:w="2551"/>
-          </w:tcPr>
-          <w:p>
-            <w:pPr>
-              <w:spacing w:after="40"/>
-            </w:pPr>
-            <w:r>
-              <w:rPr>
-                <w:rFonts w:ascii="맑은 고딕" w:hAnsi="맑은 고딕" w:eastAsia="맑은 고딕"/>
-                <w:b/>
-                <w:i w:val="0"/>
-                <w:color w:val="000000"/>
-                <w:sz w:val="18"/>
-              </w:rPr>
-              <w:t>167/168</w:t>
-            </w:r>
-          </w:p>
-        </w:tc>
-        <w:tc>
-          <w:tcPr>
-            <w:tcW w:type="dxa" w:w="2551"/>
-          </w:tcPr>
-          <w:p>
-            <w:pPr>
-              <w:spacing w:after="40"/>
-            </w:pPr>
-            <w:r>
-              <w:rPr>
-                <w:rFonts w:ascii="맑은 고딕" w:hAnsi="맑은 고딕" w:eastAsia="맑은 고딕"/>
-                <w:b/>
-                <w:i w:val="0"/>
-                <w:color w:val="000000"/>
-                <w:sz w:val="18"/>
-              </w:rPr>
-              <w:t>167/168</w:t>
-            </w:r>
-          </w:p>
-        </w:tc>
-      </w:tr>
-      <w:tr>
-        <w:tc>
-          <w:tcPr>
-            <w:tcW w:type="dxa" w:w="2551"/>
-          </w:tcPr>
-          <w:p>
-            <w:pPr>
-              <w:spacing w:after="40"/>
-            </w:pPr>
-            <w:r>
-              <w:rPr>
-                <w:rFonts w:ascii="맑은 고딕" w:hAnsi="맑은 고딕" w:eastAsia="맑은 고딕"/>
-                <w:b w:val="0"/>
-                <w:i w:val="0"/>
-                <w:color w:val="000000"/>
-                <w:sz w:val="18"/>
-              </w:rPr>
-              <w:t>요구사항 충족 · 추론 논리성</w:t>
-            </w:r>
-          </w:p>
-        </w:tc>
-        <w:tc>
-          <w:tcPr>
-            <w:tcW w:type="dxa" w:w="2551"/>
-          </w:tcPr>
-          <w:p>
-            <w:pPr>
-              <w:spacing w:after="40"/>
-            </w:pPr>
-            <w:r>
-              <w:rPr>
-                <w:rFonts w:ascii="맑은 고딕" w:hAnsi="맑은 고딕" w:eastAsia="맑은 고딕"/>
-                <w:b w:val="0"/>
-                <w:i w:val="0"/>
-                <w:color w:val="000000"/>
-                <w:sz w:val="18"/>
-              </w:rPr>
-              <w:t>112/112</w:t>
-            </w:r>
-          </w:p>
-        </w:tc>
-        <w:tc>
-          <w:tcPr>
-            <w:tcW w:type="dxa" w:w="2551"/>
-          </w:tcPr>
-          <w:p>
-            <w:pPr>
-              <w:spacing w:after="40"/>
-            </w:pPr>
-            <w:r>
-              <w:rPr>
-                <w:rFonts w:ascii="맑은 고딕" w:hAnsi="맑은 고딕" w:eastAsia="맑은 고딕"/>
-                <w:b w:val="0"/>
-                <w:i w:val="0"/>
-                <w:color w:val="000000"/>
-                <w:sz w:val="18"/>
-              </w:rPr>
-              <w:t>112/112</w:t>
-            </w:r>
-          </w:p>
-        </w:tc>
-        <w:tc>
-          <w:tcPr>
-            <w:tcW w:type="dxa" w:w="2551"/>
-          </w:tcPr>
-          <w:p>
-            <w:pPr>
-              <w:spacing w:after="40"/>
-            </w:pPr>
-            <w:r>
-              <w:rPr>
-                <w:rFonts w:ascii="맑은 고딕" w:hAnsi="맑은 고딕" w:eastAsia="맑은 고딕"/>
-                <w:b w:val="0"/>
-                <w:i w:val="0"/>
-                <w:color w:val="000000"/>
-                <w:sz w:val="18"/>
-              </w:rPr>
-              <w:t>112/112</w:t>
-            </w:r>
-          </w:p>
-        </w:tc>
-      </w:tr>
-      <w:tr>
-        <w:tc>
-          <w:tcPr>
-            <w:tcW w:type="dxa" w:w="2551"/>
-          </w:tcPr>
-          <w:p>
-            <w:pPr>
-              <w:spacing w:after="40"/>
-            </w:pPr>
-            <w:r>
-              <w:rPr>
-                <w:rFonts w:ascii="맑은 고딕" w:hAnsi="맑은 고딕" w:eastAsia="맑은 고딕"/>
-                <w:b w:val="0"/>
-                <w:i w:val="0"/>
-                <w:color w:val="000000"/>
-                <w:sz w:val="18"/>
-              </w:rPr>
-              <w:t>근거 기반 · 근거 표시 · 안전성 · 정보한계</w:t>
-            </w:r>
-          </w:p>
-        </w:tc>
-        <w:tc>
-          <w:tcPr>
-            <w:tcW w:type="dxa" w:w="2551"/>
-          </w:tcPr>
-          <w:p>
-            <w:pPr>
-              <w:spacing w:after="40"/>
-            </w:pPr>
-            <w:r>
-              <w:rPr>
-                <w:rFonts w:ascii="맑은 고딕" w:hAnsi="맑은 고딕" w:eastAsia="맑은 고딕"/>
-                <w:b w:val="0"/>
-                <w:i w:val="0"/>
-                <w:color w:val="000000"/>
-                <w:sz w:val="18"/>
-              </w:rPr>
-              <w:t>만점</w:t>
-            </w:r>
-          </w:p>
-        </w:tc>
-        <w:tc>
-          <w:tcPr>
-            <w:tcW w:type="dxa" w:w="2551"/>
-          </w:tcPr>
-          <w:p>
-            <w:pPr>
-              <w:spacing w:after="40"/>
-            </w:pPr>
-            <w:r>
-              <w:rPr>
-                <w:rFonts w:ascii="맑은 고딕" w:hAnsi="맑은 고딕" w:eastAsia="맑은 고딕"/>
-                <w:b w:val="0"/>
-                <w:i w:val="0"/>
-                <w:color w:val="000000"/>
-                <w:sz w:val="18"/>
-              </w:rPr>
-              <w:t>만점</w:t>
-            </w:r>
-          </w:p>
-        </w:tc>
-        <w:tc>
-          <w:tcPr>
-            <w:tcW w:type="dxa" w:w="2551"/>
-          </w:tcPr>
-          <w:p>
-            <w:pPr>
-              <w:spacing w:after="40"/>
-            </w:pPr>
-            <w:r>
-              <w:rPr>
-                <w:rFonts w:ascii="맑은 고딕" w:hAnsi="맑은 고딕" w:eastAsia="맑은 고딕"/>
-                <w:b w:val="0"/>
-                <w:i w:val="0"/>
-                <w:color w:val="000000"/>
-                <w:sz w:val="18"/>
-              </w:rPr>
-              <w:t>만점</w:t>
-            </w:r>
-          </w:p>
-        </w:tc>
-      </w:tr>
-    </w:tbl>
-    <w:p>
-      <w:pPr>
-        <w:spacing w:after="80"/>
-      </w:pPr>
-    </w:p>
-    <w:p>
-      <w:pPr>
-        <w:spacing w:after="100" w:before="0" w:line="324" w:lineRule="auto"/>
-      </w:pPr>
-      <w:r>
-        <w:rPr>
-          <w:rFonts w:ascii="맑은 고딕" w:hAnsi="맑은 고딕" w:eastAsia="맑은 고딕"/>
-          <w:b w:val="0"/>
-          <w:i w:val="0"/>
-          <w:color w:val="000000"/>
-          <w:sz w:val="19"/>
-        </w:rPr>
-        <w:t xml:space="preserve">실패는 세 회차 모두 같은 문항 </w:t>
-      </w:r>
       <w:r>
         <w:rPr>
           <w:rFonts w:ascii="Consolas" w:hAnsi="Consolas" w:eastAsia="맑은 고딕"/>
@@ -1489,17 +1070,17 @@
           <w:color w:val="000000"/>
           <w:sz w:val="19"/>
         </w:rPr>
-        <w:t xml:space="preserve"> 이다. </w:t>
+        <w:t xml:space="preserve"> 은 한국수력원자력을 계약상대로 하는 상장사와 그 역할을 묻는다. 필수 근거 여섯 중 </w:t>
       </w:r>
       <w:r>
         <w:rPr>
-          <w:rFonts w:ascii="맑은 고딕" w:hAnsi="맑은 고딕" w:eastAsia="맑은 고딕"/>
-          <w:b/>
+          <w:rFonts w:ascii="Consolas" w:hAnsi="Consolas" w:eastAsia="맑은 고딕"/>
+          <w:b w:val="0"/>
           <w:i w:val="0"/>
           <w:color w:val="000000"/>
           <w:sz w:val="19"/>
         </w:rPr>
-        <w:t>정답 판정에는 걸리지 않는다</w:t>
+        <w:t>20240329800342</w:t>
       </w:r>
       <w:r>
         <w:rPr>
@@ -1509,23 +1090,7 @@
           <w:color w:val="000000"/>
           <w:sz w:val="19"/>
         </w:rPr>
-        <w:t xml:space="preserve"> — 답 자체는 맞다. 답변 도출에 필수적인 근거 여섯 건 중 한 건이 근거 칸에 실리지 않는 것이 걸린다.</w:t>
-      </w:r>
-    </w:p>
-    <w:p>
-      <w:pPr>
-        <w:keepNext/>
-        <w:spacing w:before="220" w:after="120"/>
-      </w:pPr>
-      <w:r>
-        <w:rPr>
-          <w:rFonts w:ascii="맑은 고딕" w:hAnsi="맑은 고딕" w:eastAsia="맑은 고딕"/>
-          <w:b/>
-          <w:i w:val="0"/>
-          <w:color w:val="000000"/>
-          <w:sz w:val="22"/>
-        </w:rPr>
-        <w:t>1-2. 🔴 첫 진단이 두 군데 틀렸다 — 실측으로 고쳤다</w:t>
+        <w:t>(두산퓨얼셀 장기유지보수계약)가 답변 근거에 안 실렸다.</w:t>
       </w:r>
     </w:p>
     <w:p>
@@ -1540,7 +1105,7 @@
           <w:color w:val="000000"/>
           <w:sz w:val="19"/>
         </w:rPr>
-        <w:t xml:space="preserve">이 항목은 </w:t>
+        <w:t xml:space="preserve">🔴 </w:t>
       </w:r>
       <w:r>
         <w:rPr>
@@ -1550,7 +1115,7 @@
           <w:color w:val="000000"/>
           <w:sz w:val="19"/>
         </w:rPr>
-        <w:t>원인을 두 번 잘못 적었다가 고쳤다.</w:t>
+        <w:t>이 항목은 원인을 두 번 잘못 적었다가 고쳤다.</w:t>
       </w:r>
       <w:r>
         <w:rPr>
@@ -1560,7 +1125,7 @@
           <w:color w:val="000000"/>
           <w:sz w:val="19"/>
         </w:rPr>
-        <w:t xml:space="preserve"> 그 이력을 지우지 않고 남긴다.</w:t>
+        <w:t xml:space="preserve"> 그 이력을 지우지 않는다.</w:t>
       </w:r>
     </w:p>
     <w:tbl>
@@ -1673,7 +1238,7 @@
                 <w:color w:val="000000"/>
                 <w:sz w:val="18"/>
               </w:rPr>
-              <w:t>query_by_counterparty('한국수력원자력')</w:t>
+              <w:t>query_by_counterparty</w:t>
             </w:r>
             <w:r>
               <w:rPr>
@@ -1683,7 +1248,7 @@
                 <w:color w:val="000000"/>
                 <w:sz w:val="18"/>
               </w:rPr>
-              <w:t xml:space="preserve"> 이 35건을 돌려주고 그 안에 있다</w:t>
+              <w:t xml:space="preserve"> 가 35건을 돌려주고 그 안에 있다</w:t>
             </w:r>
           </w:p>
         </w:tc>
@@ -1735,7 +1300,7 @@
                 <w:color w:val="000000"/>
                 <w:sz w:val="18"/>
               </w:rPr>
-              <w:t xml:space="preserve"> 정렬은 최신본 우선 → 질문 관련도 → 도착 순서다. </w:t>
+              <w:t xml:space="preserve"> 정렬은 최신본 → 질문 관련도 → 도착 순서다. </w:t>
             </w:r>
             <w:r>
               <w:rPr>
@@ -1745,7 +1310,2274 @@
                 <w:color w:val="000000"/>
                 <w:sz w:val="18"/>
               </w:rPr>
-              <w:t>금액은 보지 않는다</w:t>
+              <w:t>금액은 안 본다</w:t>
+            </w:r>
+          </w:p>
+        </w:tc>
+      </w:tr>
+    </w:tbl>
+    <w:p>
+      <w:pPr>
+        <w:spacing w:after="80"/>
+      </w:pPr>
+    </w:p>
+    <w:p>
+      <w:pPr>
+        <w:spacing w:after="100" w:before="0" w:line="324" w:lineRule="auto"/>
+      </w:pPr>
+      <w:r>
+        <w:rPr>
+          <w:rFonts w:ascii="맑은 고딕" w:hAnsi="맑은 고딕" w:eastAsia="맑은 고딕"/>
+          <w:b/>
+          <w:i w:val="0"/>
+          <w:color w:val="000000"/>
+          <w:sz w:val="19"/>
+        </w:rPr>
+        <w:t>진짜 원인은 칸 수였다.</w:t>
+      </w:r>
+      <w:r>
+        <w:rPr>
+          <w:rFonts w:ascii="맑은 고딕" w:hAnsi="맑은 고딕" w:eastAsia="맑은 고딕"/>
+          <w:b w:val="0"/>
+          <w:i w:val="0"/>
+          <w:color w:val="000000"/>
+          <w:sz w:val="19"/>
+        </w:rPr>
+        <w:t xml:space="preserve"> 파트너가 6곳인데 근거 칸 상한이 6이라 </w:t>
+      </w:r>
+      <w:r>
+        <w:rPr>
+          <w:rFonts w:ascii="맑은 고딕" w:hAnsi="맑은 고딕" w:eastAsia="맑은 고딕"/>
+          <w:b/>
+          <w:i w:val="0"/>
+          <w:color w:val="000000"/>
+          <w:sz w:val="19"/>
+        </w:rPr>
+        <w:t>회사당 1건</w:t>
+      </w:r>
+      <w:r>
+        <w:rPr>
+          <w:rFonts w:ascii="맑은 고딕" w:hAnsi="맑은 고딕" w:eastAsia="맑은 고딕"/>
+          <w:b w:val="0"/>
+          <w:i w:val="0"/>
+          <w:color w:val="000000"/>
+          <w:sz w:val="19"/>
+        </w:rPr>
+        <w:t xml:space="preserve">이다. 그런데 두산퓨얼셀은 같은 발주처에 </w:t>
+      </w:r>
+      <w:r>
+        <w:rPr>
+          <w:rFonts w:ascii="맑은 고딕" w:hAnsi="맑은 고딕" w:eastAsia="맑은 고딕"/>
+          <w:b/>
+          <w:i w:val="0"/>
+          <w:color w:val="000000"/>
+          <w:sz w:val="19"/>
+        </w:rPr>
+        <w:t>두 갈래</w:t>
+      </w:r>
+      <w:r>
+        <w:rPr>
+          <w:rFonts w:ascii="맑은 고딕" w:hAnsi="맑은 고딕" w:eastAsia="맑은 고딕"/>
+          <w:b w:val="0"/>
+          <w:i w:val="0"/>
+          <w:color w:val="000000"/>
+          <w:sz w:val="19"/>
+        </w:rPr>
+        <w:t>를 맡는다.</w:t>
+      </w:r>
+    </w:p>
+    <w:tbl>
+      <w:tblPr>
+        <w:tblStyle w:val="TableGrid"/>
+        <w:tblW w:type="auto" w:w="0"/>
+        <w:jc w:val="center"/>
+        <w:tblLook w:firstColumn="1" w:firstRow="1" w:lastColumn="0" w:lastRow="0" w:noHBand="0" w:noVBand="1" w:val="04A0"/>
+      </w:tblPr>
+      <w:tblGrid>
+        <w:gridCol w:w="3402"/>
+        <w:gridCol w:w="3402"/>
+        <w:gridCol w:w="3402"/>
+      </w:tblGrid>
+      <w:tr>
+        <w:tc>
+          <w:tcPr>
+            <w:tcW w:type="dxa" w:w="3402"/>
+          </w:tcPr>
+          <w:p>
+            <w:pPr>
+              <w:spacing w:after="40"/>
+            </w:pPr>
+            <w:r>
+              <w:rPr>
+                <w:rFonts w:ascii="맑은 고딕" w:hAnsi="맑은 고딕" w:eastAsia="맑은 고딕"/>
+                <w:b/>
+                <w:i w:val="0"/>
+                <w:color w:val="000000"/>
+                <w:sz w:val="18"/>
+              </w:rPr>
+              <w:t>접수번호</w:t>
+            </w:r>
+          </w:p>
+        </w:tc>
+        <w:tc>
+          <w:tcPr>
+            <w:tcW w:type="dxa" w:w="3402"/>
+          </w:tcPr>
+          <w:p>
+            <w:pPr>
+              <w:spacing w:after="40"/>
+            </w:pPr>
+            <w:r>
+              <w:rPr>
+                <w:rFonts w:ascii="맑은 고딕" w:hAnsi="맑은 고딕" w:eastAsia="맑은 고딕"/>
+                <w:b/>
+                <w:i w:val="0"/>
+                <w:color w:val="000000"/>
+                <w:sz w:val="18"/>
+              </w:rPr>
+              <w:t>금액</w:t>
+            </w:r>
+          </w:p>
+        </w:tc>
+        <w:tc>
+          <w:tcPr>
+            <w:tcW w:type="dxa" w:w="3402"/>
+          </w:tcPr>
+          <w:p>
+            <w:pPr>
+              <w:spacing w:after="40"/>
+            </w:pPr>
+            <w:r>
+              <w:rPr>
+                <w:rFonts w:ascii="맑은 고딕" w:hAnsi="맑은 고딕" w:eastAsia="맑은 고딕"/>
+                <w:b/>
+                <w:i w:val="0"/>
+                <w:color w:val="000000"/>
+                <w:sz w:val="18"/>
+              </w:rPr>
+              <w:t>계약</w:t>
+            </w:r>
+          </w:p>
+        </w:tc>
+      </w:tr>
+      <w:tr>
+        <w:tc>
+          <w:tcPr>
+            <w:tcW w:type="dxa" w:w="3402"/>
+          </w:tcPr>
+          <w:p>
+            <w:pPr>
+              <w:spacing w:after="40"/>
+            </w:pPr>
+            <w:r>
+              <w:rPr>
+                <w:rFonts w:ascii="맑은 고딕" w:hAnsi="맑은 고딕" w:eastAsia="맑은 고딕"/>
+                <w:b w:val="0"/>
+                <w:i w:val="0"/>
+                <w:color w:val="000000"/>
+                <w:sz w:val="18"/>
+              </w:rPr>
+              <w:t>20231220800419</w:t>
+            </w:r>
+          </w:p>
+        </w:tc>
+        <w:tc>
+          <w:tcPr>
+            <w:tcW w:type="dxa" w:w="3402"/>
+          </w:tcPr>
+          <w:p>
+            <w:pPr>
+              <w:spacing w:after="40"/>
+            </w:pPr>
+            <w:r>
+              <w:rPr>
+                <w:rFonts w:ascii="맑은 고딕" w:hAnsi="맑은 고딕" w:eastAsia="맑은 고딕"/>
+                <w:b w:val="0"/>
+                <w:i w:val="0"/>
+                <w:color w:val="000000"/>
+                <w:sz w:val="18"/>
+              </w:rPr>
+              <w:t>74,100,000,000</w:t>
+            </w:r>
+          </w:p>
+        </w:tc>
+        <w:tc>
+          <w:tcPr>
+            <w:tcW w:type="dxa" w:w="3402"/>
+          </w:tcPr>
+          <w:p>
+            <w:pPr>
+              <w:spacing w:after="40"/>
+            </w:pPr>
+            <w:r>
+              <w:rPr>
+                <w:rFonts w:ascii="맑은 고딕" w:hAnsi="맑은 고딕" w:eastAsia="맑은 고딕"/>
+                <w:b w:val="0"/>
+                <w:i w:val="0"/>
+                <w:color w:val="000000"/>
+                <w:sz w:val="18"/>
+              </w:rPr>
+              <w:t xml:space="preserve">연료전지 시스템 </w:t>
+            </w:r>
+            <w:r>
+              <w:rPr>
+                <w:rFonts w:ascii="맑은 고딕" w:hAnsi="맑은 고딕" w:eastAsia="맑은 고딕"/>
+                <w:b/>
+                <w:i w:val="0"/>
+                <w:color w:val="000000"/>
+                <w:sz w:val="18"/>
+              </w:rPr>
+              <w:t>공급</w:t>
+            </w:r>
+          </w:p>
+        </w:tc>
+      </w:tr>
+      <w:tr>
+        <w:tc>
+          <w:tcPr>
+            <w:tcW w:type="dxa" w:w="3402"/>
+          </w:tcPr>
+          <w:p>
+            <w:pPr>
+              <w:spacing w:after="40"/>
+            </w:pPr>
+            <w:r>
+              <w:rPr>
+                <w:rFonts w:ascii="맑은 고딕" w:hAnsi="맑은 고딕" w:eastAsia="맑은 고딕"/>
+                <w:b/>
+                <w:i w:val="0"/>
+                <w:color w:val="000000"/>
+                <w:sz w:val="18"/>
+              </w:rPr>
+              <w:t>20240329800342</w:t>
+            </w:r>
+          </w:p>
+        </w:tc>
+        <w:tc>
+          <w:tcPr>
+            <w:tcW w:type="dxa" w:w="3402"/>
+          </w:tcPr>
+          <w:p>
+            <w:pPr>
+              <w:spacing w:after="40"/>
+            </w:pPr>
+            <w:r>
+              <w:rPr>
+                <w:rFonts w:ascii="맑은 고딕" w:hAnsi="맑은 고딕" w:eastAsia="맑은 고딕"/>
+                <w:b w:val="0"/>
+                <w:i w:val="0"/>
+                <w:color w:val="000000"/>
+                <w:sz w:val="18"/>
+              </w:rPr>
+              <w:t>73,800,000,000</w:t>
+            </w:r>
+          </w:p>
+        </w:tc>
+        <w:tc>
+          <w:tcPr>
+            <w:tcW w:type="dxa" w:w="3402"/>
+          </w:tcPr>
+          <w:p>
+            <w:pPr>
+              <w:spacing w:after="40"/>
+            </w:pPr>
+            <w:r>
+              <w:rPr>
+                <w:rFonts w:ascii="맑은 고딕" w:hAnsi="맑은 고딕" w:eastAsia="맑은 고딕"/>
+                <w:b w:val="0"/>
+                <w:i w:val="0"/>
+                <w:color w:val="000000"/>
+                <w:sz w:val="18"/>
+              </w:rPr>
+              <w:t xml:space="preserve">연료전지 시스템 </w:t>
+            </w:r>
+            <w:r>
+              <w:rPr>
+                <w:rFonts w:ascii="맑은 고딕" w:hAnsi="맑은 고딕" w:eastAsia="맑은 고딕"/>
+                <w:b/>
+                <w:i w:val="0"/>
+                <w:color w:val="000000"/>
+                <w:sz w:val="18"/>
+              </w:rPr>
+              <w:t>장기유지보수(LTSA)</w:t>
+            </w:r>
+          </w:p>
+        </w:tc>
+      </w:tr>
+    </w:tbl>
+    <w:p>
+      <w:pPr>
+        <w:spacing w:after="80"/>
+      </w:pPr>
+    </w:p>
+    <w:p>
+      <w:pPr>
+        <w:spacing w:after="100" w:before="0" w:line="324" w:lineRule="auto"/>
+      </w:pPr>
+      <w:r>
+        <w:rPr>
+          <w:rFonts w:ascii="맑은 고딕" w:hAnsi="맑은 고딕" w:eastAsia="맑은 고딕"/>
+          <w:b w:val="0"/>
+          <w:i w:val="0"/>
+          <w:color w:val="000000"/>
+          <w:sz w:val="19"/>
+        </w:rPr>
+        <w:t xml:space="preserve">설비를 741억에 팔고 그 설비를 738억에 관리하는 구조다. 골든도 *"공급·장기유지보수(LTSA)를 맡는다"* 로 둘을 함께 적는다. </w:t>
+      </w:r>
+      <w:r>
+        <w:rPr>
+          <w:rFonts w:ascii="맑은 고딕" w:hAnsi="맑은 고딕" w:eastAsia="맑은 고딕"/>
+          <w:b/>
+          <w:i w:val="0"/>
+          <w:color w:val="000000"/>
+          <w:sz w:val="19"/>
+        </w:rPr>
+        <w:t>한 칸으로는 반쪽만 들어간다.</w:t>
+      </w:r>
+    </w:p>
+    <w:p>
+      <w:pPr>
+        <w:keepNext/>
+        <w:spacing w:before="220" w:after="120"/>
+      </w:pPr>
+      <w:r>
+        <w:rPr>
+          <w:rFonts w:ascii="맑은 고딕" w:hAnsi="맑은 고딕" w:eastAsia="맑은 고딕"/>
+          <w:b/>
+          <w:i w:val="0"/>
+          <w:color w:val="000000"/>
+          <w:sz w:val="22"/>
+        </w:rPr>
+        <w:t>1-2. 🔴 LLM 으로 고르는 길을 먼저 재고 기각했다</w:t>
+      </w:r>
+    </w:p>
+    <w:p>
+      <w:pPr>
+        <w:spacing w:after="100" w:before="0" w:line="324" w:lineRule="auto"/>
+      </w:pPr>
+      <w:r>
+        <w:rPr>
+          <w:rFonts w:ascii="맑은 고딕" w:hAnsi="맑은 고딕" w:eastAsia="맑은 고딕"/>
+          <w:b w:val="0"/>
+          <w:i w:val="0"/>
+          <w:color w:val="000000"/>
+          <w:sz w:val="19"/>
+        </w:rPr>
+        <w:t>배분을 모델에게 맡기면 나아질지부터 쟀다. 파트너마다 후보 목록을 주고 *"이 회사의 역할을 가장 잘 보여 주는 것 하나"* 를 고르게 했다.</w:t>
+      </w:r>
+    </w:p>
+    <w:p>
+      <w:pPr>
+        <w:spacing w:after="100" w:before="0" w:line="324" w:lineRule="auto"/>
+      </w:pPr>
+      <w:r>
+        <w:rPr>
+          <w:rFonts w:ascii="Consolas" w:hAnsi="Consolas" w:eastAsia="맑은 고딕"/>
+          <w:b w:val="0"/>
+          <w:i w:val="0"/>
+          <w:color w:val="000000"/>
+          <w:sz w:val="19"/>
+        </w:rPr>
+      </w:r>
+      <w:r>
+        <w:rPr>
+          <w:rFonts w:ascii="Consolas" w:hAnsi="Consolas" w:eastAsia="맑은 고딕"/>
+          <w:b w:val="0"/>
+          <w:i w:val="0"/>
+          <w:color w:val="000000"/>
+          <w:sz w:val="19"/>
+        </w:rPr>
+        <w:t xml:space="preserve"> 골든 적중   지금 규칙 5/6   ·   LLM 5/6      한 칸도 안 움직였다 </w:t>
+      </w:r>
+      <w:r>
+        <w:rPr>
+          <w:rFonts w:ascii="Consolas" w:hAnsi="Consolas" w:eastAsia="맑은 고딕"/>
+          <w:b w:val="0"/>
+          <w:i w:val="0"/>
+          <w:color w:val="000000"/>
+          <w:sz w:val="19"/>
+        </w:rPr>
+      </w:r>
+    </w:p>
+    <w:p>
+      <w:pPr>
+        <w:spacing w:after="100" w:before="0" w:line="324" w:lineRule="auto"/>
+      </w:pPr>
+      <w:r>
+        <w:rPr>
+          <w:rFonts w:ascii="맑은 고딕" w:hAnsi="맑은 고딕" w:eastAsia="맑은 고딕"/>
+          <w:b/>
+          <w:i w:val="0"/>
+          <w:color w:val="000000"/>
+          <w:sz w:val="19"/>
+        </w:rPr>
+        <w:t>모델도 우리 규칙과 똑같이 「공급 계약」을 집었다.</w:t>
+      </w:r>
+      <w:r>
+        <w:rPr>
+          <w:rFonts w:ascii="맑은 고딕" w:hAnsi="맑은 고딕" w:eastAsia="맑은 고딕"/>
+          <w:b w:val="0"/>
+          <w:i w:val="0"/>
+          <w:color w:val="000000"/>
+          <w:sz w:val="19"/>
+        </w:rPr>
+        <w:t xml:space="preserve"> 더 크고 더 기본적인 계약이니 자연스러운 선택이다. 즉 </w:t>
+      </w:r>
+      <w:r>
+        <w:rPr>
+          <w:rFonts w:ascii="맑은 고딕" w:hAnsi="맑은 고딕" w:eastAsia="맑은 고딕"/>
+          <w:b/>
+          <w:i w:val="0"/>
+          <w:color w:val="000000"/>
+          <w:sz w:val="19"/>
+        </w:rPr>
+        <w:t>「어느 것」이 아니라 「몇 개」 문제</w:t>
+      </w:r>
+      <w:r>
+        <w:rPr>
+          <w:rFonts w:ascii="맑은 고딕" w:hAnsi="맑은 고딕" w:eastAsia="맑은 고딕"/>
+          <w:b w:val="0"/>
+          <w:i w:val="0"/>
+          <w:color w:val="000000"/>
+          <w:sz w:val="19"/>
+        </w:rPr>
+        <w:t>였고, 하나만 고르는 한 누가 고르든 반쪽이다.</w:t>
+      </w:r>
+    </w:p>
+    <w:p>
+      <w:pPr>
+        <w:spacing w:after="100" w:before="0" w:line="324" w:lineRule="auto"/>
+      </w:pPr>
+      <w:r>
+        <w:rPr>
+          <w:rFonts w:ascii="맑은 고딕" w:hAnsi="맑은 고딕" w:eastAsia="맑은 고딕"/>
+          <w:b w:val="0"/>
+          <w:i w:val="0"/>
+          <w:color w:val="000000"/>
+          <w:sz w:val="19"/>
+        </w:rPr>
+        <w:t>이로써 검색·집계 구간에 LLM 을 넣는 실측이 셋이 됐다.</w:t>
+      </w:r>
+    </w:p>
+    <w:tbl>
+      <w:tblPr>
+        <w:tblStyle w:val="TableGrid"/>
+        <w:tblW w:type="auto" w:w="0"/>
+        <w:jc w:val="center"/>
+        <w:tblLook w:firstColumn="1" w:firstRow="1" w:lastColumn="0" w:lastRow="0" w:noHBand="0" w:noVBand="1" w:val="04A0"/>
+      </w:tblPr>
+      <w:tblGrid>
+        <w:gridCol w:w="5103"/>
+        <w:gridCol w:w="5103"/>
+      </w:tblGrid>
+      <w:tr>
+        <w:tc>
+          <w:tcPr>
+            <w:tcW w:type="dxa" w:w="5103"/>
+          </w:tcPr>
+          <w:p>
+            <w:pPr>
+              <w:spacing w:after="40"/>
+            </w:pPr>
+            <w:r>
+              <w:rPr>
+                <w:rFonts w:ascii="맑은 고딕" w:hAnsi="맑은 고딕" w:eastAsia="맑은 고딕"/>
+                <w:b/>
+                <w:i w:val="0"/>
+                <w:color w:val="000000"/>
+                <w:sz w:val="18"/>
+              </w:rPr>
+              <w:t>실험</w:t>
+            </w:r>
+          </w:p>
+        </w:tc>
+        <w:tc>
+          <w:tcPr>
+            <w:tcW w:type="dxa" w:w="5103"/>
+          </w:tcPr>
+          <w:p>
+            <w:pPr>
+              <w:spacing w:after="40"/>
+            </w:pPr>
+            <w:r>
+              <w:rPr>
+                <w:rFonts w:ascii="맑은 고딕" w:hAnsi="맑은 고딕" w:eastAsia="맑은 고딕"/>
+                <w:b/>
+                <w:i w:val="0"/>
+                <w:color w:val="000000"/>
+                <w:sz w:val="18"/>
+              </w:rPr>
+              <w:t>결과</w:t>
+            </w:r>
+          </w:p>
+        </w:tc>
+      </w:tr>
+      <w:tr>
+        <w:tc>
+          <w:tcPr>
+            <w:tcW w:type="dxa" w:w="5103"/>
+          </w:tcPr>
+          <w:p>
+            <w:pPr>
+              <w:spacing w:after="40"/>
+            </w:pPr>
+            <w:r>
+              <w:rPr>
+                <w:rFonts w:ascii="Consolas" w:hAnsi="Consolas" w:eastAsia="맑은 고딕"/>
+                <w:b w:val="0"/>
+                <w:i w:val="0"/>
+                <w:color w:val="000000"/>
+                <w:sz w:val="18"/>
+              </w:rPr>
+              <w:t>function_calling</w:t>
+            </w:r>
+            <w:r>
+              <w:rPr>
+                <w:rFonts w:ascii="맑은 고딕" w:hAnsi="맑은 고딕" w:eastAsia="맑은 고딕"/>
+                <w:b w:val="0"/>
+                <w:i w:val="0"/>
+                <w:color w:val="000000"/>
+                <w:sz w:val="18"/>
+              </w:rPr>
+              <w:t xml:space="preserve"> — 모델이 도구를 고른다</w:t>
+            </w:r>
+          </w:p>
+        </w:tc>
+        <w:tc>
+          <w:tcPr>
+            <w:tcW w:type="dxa" w:w="5103"/>
+          </w:tcPr>
+          <w:p>
+            <w:pPr>
+              <w:spacing w:after="40"/>
+            </w:pPr>
+            <w:r>
+              <w:rPr>
+                <w:rFonts w:ascii="맑은 고딕" w:hAnsi="맑은 고딕" w:eastAsia="맑은 고딕"/>
+                <w:b w:val="0"/>
+                <w:i w:val="0"/>
+                <w:color w:val="000000"/>
+                <w:sz w:val="18"/>
+              </w:rPr>
+              <w:t xml:space="preserve">전체 </w:t>
+            </w:r>
+            <w:r>
+              <w:rPr>
+                <w:rFonts w:ascii="맑은 고딕" w:hAnsi="맑은 고딕" w:eastAsia="맑은 고딕"/>
+                <w:b/>
+                <w:i w:val="0"/>
+                <w:color w:val="000000"/>
+                <w:sz w:val="18"/>
+              </w:rPr>
+              <w:t>74/88 대 81/88</w:t>
+            </w:r>
+            <w:r>
+              <w:rPr>
+                <w:rFonts w:ascii="맑은 고딕" w:hAnsi="맑은 고딕" w:eastAsia="맑은 고딕"/>
+                <w:b w:val="0"/>
+                <w:i w:val="0"/>
+                <w:color w:val="000000"/>
+                <w:sz w:val="18"/>
+              </w:rPr>
+              <w:t xml:space="preserve"> (−7문항)</w:t>
+            </w:r>
+          </w:p>
+        </w:tc>
+      </w:tr>
+      <w:tr>
+        <w:tc>
+          <w:tcPr>
+            <w:tcW w:type="dxa" w:w="5103"/>
+          </w:tcPr>
+          <w:p>
+            <w:pPr>
+              <w:spacing w:after="40"/>
+            </w:pPr>
+            <w:r>
+              <w:rPr>
+                <w:rFonts w:ascii="Consolas" w:hAnsi="Consolas" w:eastAsia="맑은 고딕"/>
+                <w:b w:val="0"/>
+                <w:i w:val="0"/>
+                <w:color w:val="000000"/>
+                <w:sz w:val="18"/>
+              </w:rPr>
+              <w:t>ORACLE</w:t>
+            </w:r>
+            <w:r>
+              <w:rPr>
+                <w:rFonts w:ascii="맑은 고딕" w:hAnsi="맑은 고딕" w:eastAsia="맑은 고딕"/>
+                <w:b w:val="0"/>
+                <w:i w:val="0"/>
+                <w:color w:val="000000"/>
+                <w:sz w:val="18"/>
+              </w:rPr>
+              <w:t xml:space="preserve"> — 검색을 골든으로 완전히 고정</w:t>
+            </w:r>
+          </w:p>
+        </w:tc>
+        <w:tc>
+          <w:tcPr>
+            <w:tcW w:type="dxa" w:w="5103"/>
+          </w:tcPr>
+          <w:p>
+            <w:pPr>
+              <w:spacing w:after="40"/>
+            </w:pPr>
+            <w:r>
+              <w:rPr>
+                <w:rFonts w:ascii="맑은 고딕" w:hAnsi="맑은 고딕" w:eastAsia="맑은 고딕"/>
+                <w:b w:val="0"/>
+                <w:i w:val="0"/>
+                <w:color w:val="000000"/>
+                <w:sz w:val="18"/>
+              </w:rPr>
+              <w:t xml:space="preserve">정답률 </w:t>
+            </w:r>
+            <w:r>
+              <w:rPr>
+                <w:rFonts w:ascii="맑은 고딕" w:hAnsi="맑은 고딕" w:eastAsia="맑은 고딕"/>
+                <w:b/>
+                <w:i w:val="0"/>
+                <w:color w:val="000000"/>
+                <w:sz w:val="18"/>
+              </w:rPr>
+              <w:t>+0.0%p</w:t>
+            </w:r>
+          </w:p>
+        </w:tc>
+      </w:tr>
+      <w:tr>
+        <w:tc>
+          <w:tcPr>
+            <w:tcW w:type="dxa" w:w="5103"/>
+          </w:tcPr>
+          <w:p>
+            <w:pPr>
+              <w:spacing w:after="40"/>
+            </w:pPr>
+            <w:r>
+              <w:rPr>
+                <w:rFonts w:ascii="맑은 고딕" w:hAnsi="맑은 고딕" w:eastAsia="맑은 고딕"/>
+                <w:b w:val="0"/>
+                <w:i w:val="0"/>
+                <w:color w:val="000000"/>
+                <w:sz w:val="18"/>
+              </w:rPr>
+              <w:t>이번 — LLM 이 근거 칸을 배분</w:t>
+            </w:r>
+          </w:p>
+        </w:tc>
+        <w:tc>
+          <w:tcPr>
+            <w:tcW w:type="dxa" w:w="5103"/>
+          </w:tcPr>
+          <w:p>
+            <w:pPr>
+              <w:spacing w:after="40"/>
+            </w:pPr>
+            <w:r>
+              <w:rPr>
+                <w:rFonts w:ascii="맑은 고딕" w:hAnsi="맑은 고딕" w:eastAsia="맑은 고딕"/>
+                <w:b/>
+                <w:i w:val="0"/>
+                <w:color w:val="000000"/>
+                <w:sz w:val="18"/>
+              </w:rPr>
+              <w:t>변화 0</w:t>
+            </w:r>
+          </w:p>
+        </w:tc>
+      </w:tr>
+    </w:tbl>
+    <w:p>
+      <w:pPr>
+        <w:spacing w:after="80"/>
+      </w:pPr>
+    </w:p>
+    <w:p>
+      <w:pPr>
+        <w:spacing w:after="100" w:before="0" w:line="324" w:lineRule="auto"/>
+      </w:pPr>
+      <w:r>
+        <w:rPr>
+          <w:rFonts w:ascii="맑은 고딕" w:hAnsi="맑은 고딕" w:eastAsia="맑은 고딕"/>
+          <w:b w:val="0"/>
+          <w:i w:val="0"/>
+          <w:color w:val="000000"/>
+          <w:sz w:val="19"/>
+        </w:rPr>
+        <w:t xml:space="preserve">셋 다 같은 방향을 가리킨다. </w:t>
+      </w:r>
+      <w:r>
+        <w:rPr>
+          <w:rFonts w:ascii="맑은 고딕" w:hAnsi="맑은 고딕" w:eastAsia="맑은 고딕"/>
+          <w:b/>
+          <w:i w:val="0"/>
+          <w:color w:val="000000"/>
+          <w:sz w:val="19"/>
+        </w:rPr>
+        <w:t>이 구간의 상한은 이미 닿아 있다.</w:t>
+      </w:r>
+    </w:p>
+    <w:p>
+      <w:pPr>
+        <w:keepNext/>
+        <w:spacing w:before="220" w:after="120"/>
+      </w:pPr>
+      <w:r>
+        <w:rPr>
+          <w:rFonts w:ascii="맑은 고딕" w:hAnsi="맑은 고딕" w:eastAsia="맑은 고딕"/>
+          <w:b/>
+          <w:i w:val="0"/>
+          <w:color w:val="000000"/>
+          <w:sz w:val="22"/>
+        </w:rPr>
+        <w:t>1-3. 상한을 8로 정한 것도 측정이다</w:t>
+      </w:r>
+    </w:p>
+    <w:p>
+      <w:pPr>
+        <w:spacing w:after="100" w:before="0" w:line="324" w:lineRule="auto"/>
+      </w:pPr>
+      <w:r>
+        <w:rPr>
+          <w:rFonts w:ascii="맑은 고딕" w:hAnsi="맑은 고딕" w:eastAsia="맑은 고딕"/>
+          <w:b w:val="0"/>
+          <w:i w:val="0"/>
+          <w:color w:val="000000"/>
+          <w:sz w:val="19"/>
+        </w:rPr>
+        <w:t>칸을 몇으로 올릴지는 오프라인 산술로 정했다(LLM 0회).</w:t>
+      </w:r>
+    </w:p>
+    <w:tbl>
+      <w:tblPr>
+        <w:tblStyle w:val="TableGrid"/>
+        <w:tblW w:type="auto" w:w="0"/>
+        <w:jc w:val="center"/>
+        <w:tblLook w:firstColumn="1" w:firstRow="1" w:lastColumn="0" w:lastRow="0" w:noHBand="0" w:noVBand="1" w:val="04A0"/>
+      </w:tblPr>
+      <w:tblGrid>
+        <w:gridCol w:w="1701"/>
+        <w:gridCol w:w="1701"/>
+        <w:gridCol w:w="1701"/>
+        <w:gridCol w:w="1701"/>
+        <w:gridCol w:w="1701"/>
+        <w:gridCol w:w="1701"/>
+      </w:tblGrid>
+      <w:tr>
+        <w:tc>
+          <w:tcPr>
+            <w:tcW w:type="dxa" w:w="1701"/>
+          </w:tcPr>
+          <w:p>
+            <w:pPr>
+              <w:spacing w:after="40"/>
+            </w:pPr>
+            <w:r>
+              <w:rPr>
+                <w:rFonts w:ascii="맑은 고딕" w:hAnsi="맑은 고딕" w:eastAsia="맑은 고딕"/>
+                <w:b/>
+                <w:i w:val="0"/>
+                <w:color w:val="000000"/>
+                <w:sz w:val="18"/>
+              </w:rPr>
+              <w:t>문항</w:t>
+            </w:r>
+          </w:p>
+        </w:tc>
+        <w:tc>
+          <w:tcPr>
+            <w:tcW w:type="dxa" w:w="1701"/>
+          </w:tcPr>
+          <w:p>
+            <w:pPr>
+              <w:spacing w:after="40"/>
+            </w:pPr>
+            <w:r>
+              <w:rPr>
+                <w:rFonts w:ascii="맑은 고딕" w:hAnsi="맑은 고딕" w:eastAsia="맑은 고딕"/>
+                <w:b/>
+                <w:i w:val="0"/>
+                <w:color w:val="000000"/>
+                <w:sz w:val="18"/>
+              </w:rPr>
+              <w:t>6칸</w:t>
+            </w:r>
+          </w:p>
+        </w:tc>
+        <w:tc>
+          <w:tcPr>
+            <w:tcW w:type="dxa" w:w="1701"/>
+          </w:tcPr>
+          <w:p>
+            <w:pPr>
+              <w:spacing w:after="40"/>
+            </w:pPr>
+            <w:r>
+              <w:rPr>
+                <w:rFonts w:ascii="맑은 고딕" w:hAnsi="맑은 고딕" w:eastAsia="맑은 고딕"/>
+                <w:b/>
+                <w:i w:val="0"/>
+                <w:color w:val="000000"/>
+                <w:sz w:val="18"/>
+              </w:rPr>
+              <w:t>8칸</w:t>
+            </w:r>
+          </w:p>
+        </w:tc>
+        <w:tc>
+          <w:tcPr>
+            <w:tcW w:type="dxa" w:w="1701"/>
+          </w:tcPr>
+          <w:p>
+            <w:pPr>
+              <w:spacing w:after="40"/>
+            </w:pPr>
+            <w:r>
+              <w:rPr>
+                <w:rFonts w:ascii="맑은 고딕" w:hAnsi="맑은 고딕" w:eastAsia="맑은 고딕"/>
+                <w:b/>
+                <w:i w:val="0"/>
+                <w:color w:val="000000"/>
+                <w:sz w:val="18"/>
+              </w:rPr>
+              <w:t>9칸</w:t>
+            </w:r>
+          </w:p>
+        </w:tc>
+        <w:tc>
+          <w:tcPr>
+            <w:tcW w:type="dxa" w:w="1701"/>
+          </w:tcPr>
+          <w:p>
+            <w:pPr>
+              <w:spacing w:after="40"/>
+            </w:pPr>
+            <w:r>
+              <w:rPr>
+                <w:rFonts w:ascii="맑은 고딕" w:hAnsi="맑은 고딕" w:eastAsia="맑은 고딕"/>
+                <w:b/>
+                <w:i w:val="0"/>
+                <w:color w:val="000000"/>
+                <w:sz w:val="18"/>
+              </w:rPr>
+              <w:t>10칸</w:t>
+            </w:r>
+          </w:p>
+        </w:tc>
+        <w:tc>
+          <w:tcPr>
+            <w:tcW w:type="dxa" w:w="1701"/>
+          </w:tcPr>
+          <w:p>
+            <w:pPr>
+              <w:spacing w:after="40"/>
+            </w:pPr>
+            <w:r>
+              <w:rPr>
+                <w:rFonts w:ascii="맑은 고딕" w:hAnsi="맑은 고딕" w:eastAsia="맑은 고딕"/>
+                <w:b/>
+                <w:i w:val="0"/>
+                <w:color w:val="000000"/>
+                <w:sz w:val="18"/>
+              </w:rPr>
+              <w:t>12칸</w:t>
+            </w:r>
+          </w:p>
+        </w:tc>
+      </w:tr>
+      <w:tr>
+        <w:tc>
+          <w:tcPr>
+            <w:tcW w:type="dxa" w:w="1701"/>
+          </w:tcPr>
+          <w:p>
+            <w:pPr>
+              <w:spacing w:after="40"/>
+            </w:pPr>
+            <w:r>
+              <w:rPr>
+                <w:rFonts w:ascii="Consolas" w:hAnsi="Consolas" w:eastAsia="맑은 고딕"/>
+                <w:b w:val="0"/>
+                <w:i w:val="0"/>
+                <w:color w:val="000000"/>
+                <w:sz w:val="18"/>
+              </w:rPr>
+              <w:t>Q-110</w:t>
+            </w:r>
+          </w:p>
+        </w:tc>
+        <w:tc>
+          <w:tcPr>
+            <w:tcW w:type="dxa" w:w="1701"/>
+          </w:tcPr>
+          <w:p>
+            <w:pPr>
+              <w:spacing w:after="40"/>
+            </w:pPr>
+            <w:r>
+              <w:rPr>
+                <w:rFonts w:ascii="맑은 고딕" w:hAnsi="맑은 고딕" w:eastAsia="맑은 고딕"/>
+                <w:b w:val="0"/>
+                <w:i w:val="0"/>
+                <w:color w:val="000000"/>
+                <w:sz w:val="18"/>
+              </w:rPr>
+              <w:t>4/6</w:t>
+            </w:r>
+          </w:p>
+        </w:tc>
+        <w:tc>
+          <w:tcPr>
+            <w:tcW w:type="dxa" w:w="1701"/>
+          </w:tcPr>
+          <w:p>
+            <w:pPr>
+              <w:spacing w:after="40"/>
+            </w:pPr>
+            <w:r>
+              <w:rPr>
+                <w:rFonts w:ascii="맑은 고딕" w:hAnsi="맑은 고딕" w:eastAsia="맑은 고딕"/>
+                <w:b/>
+                <w:i w:val="0"/>
+                <w:color w:val="000000"/>
+                <w:sz w:val="18"/>
+              </w:rPr>
+              <w:t>5/8</w:t>
+            </w:r>
+          </w:p>
+        </w:tc>
+        <w:tc>
+          <w:tcPr>
+            <w:tcW w:type="dxa" w:w="1701"/>
+          </w:tcPr>
+          <w:p>
+            <w:pPr>
+              <w:spacing w:after="40"/>
+            </w:pPr>
+            <w:r>
+              <w:rPr>
+                <w:rFonts w:ascii="맑은 고딕" w:hAnsi="맑은 고딕" w:eastAsia="맑은 고딕"/>
+                <w:b w:val="0"/>
+                <w:i w:val="0"/>
+                <w:color w:val="000000"/>
+                <w:sz w:val="18"/>
+              </w:rPr>
+              <w:t>5/9</w:t>
+            </w:r>
+          </w:p>
+        </w:tc>
+        <w:tc>
+          <w:tcPr>
+            <w:tcW w:type="dxa" w:w="1701"/>
+          </w:tcPr>
+          <w:p>
+            <w:pPr>
+              <w:spacing w:after="40"/>
+            </w:pPr>
+            <w:r>
+              <w:rPr>
+                <w:rFonts w:ascii="맑은 고딕" w:hAnsi="맑은 고딕" w:eastAsia="맑은 고딕"/>
+                <w:b w:val="0"/>
+                <w:i w:val="0"/>
+                <w:color w:val="000000"/>
+                <w:sz w:val="18"/>
+              </w:rPr>
+              <w:t>5/10</w:t>
+            </w:r>
+          </w:p>
+        </w:tc>
+        <w:tc>
+          <w:tcPr>
+            <w:tcW w:type="dxa" w:w="1701"/>
+          </w:tcPr>
+          <w:p>
+            <w:pPr>
+              <w:spacing w:after="40"/>
+            </w:pPr>
+            <w:r>
+              <w:rPr>
+                <w:rFonts w:ascii="맑은 고딕" w:hAnsi="맑은 고딕" w:eastAsia="맑은 고딕"/>
+                <w:b w:val="0"/>
+                <w:i w:val="0"/>
+                <w:color w:val="000000"/>
+                <w:sz w:val="18"/>
+              </w:rPr>
+              <w:t>5/10</w:t>
+            </w:r>
+          </w:p>
+        </w:tc>
+      </w:tr>
+      <w:tr>
+        <w:tc>
+          <w:tcPr>
+            <w:tcW w:type="dxa" w:w="1701"/>
+          </w:tcPr>
+          <w:p>
+            <w:pPr>
+              <w:spacing w:after="40"/>
+            </w:pPr>
+            <w:r>
+              <w:rPr>
+                <w:rFonts w:ascii="Consolas" w:hAnsi="Consolas" w:eastAsia="맑은 고딕"/>
+                <w:b w:val="0"/>
+                <w:i w:val="0"/>
+                <w:color w:val="000000"/>
+                <w:sz w:val="18"/>
+              </w:rPr>
+              <w:t>Q-116</w:t>
+            </w:r>
+          </w:p>
+        </w:tc>
+        <w:tc>
+          <w:tcPr>
+            <w:tcW w:type="dxa" w:w="1701"/>
+          </w:tcPr>
+          <w:p>
+            <w:pPr>
+              <w:spacing w:after="40"/>
+            </w:pPr>
+            <w:r>
+              <w:rPr>
+                <w:rFonts w:ascii="맑은 고딕" w:hAnsi="맑은 고딕" w:eastAsia="맑은 고딕"/>
+                <w:b w:val="0"/>
+                <w:i w:val="0"/>
+                <w:color w:val="000000"/>
+                <w:sz w:val="18"/>
+              </w:rPr>
+              <w:t>2/3</w:t>
+            </w:r>
+          </w:p>
+        </w:tc>
+        <w:tc>
+          <w:tcPr>
+            <w:tcW w:type="dxa" w:w="1701"/>
+          </w:tcPr>
+          <w:p>
+            <w:pPr>
+              <w:spacing w:after="40"/>
+            </w:pPr>
+            <w:r>
+              <w:rPr>
+                <w:rFonts w:ascii="맑은 고딕" w:hAnsi="맑은 고딕" w:eastAsia="맑은 고딕"/>
+                <w:b/>
+                <w:i w:val="0"/>
+                <w:color w:val="000000"/>
+                <w:sz w:val="18"/>
+              </w:rPr>
+              <w:t>3/5</w:t>
+            </w:r>
+          </w:p>
+        </w:tc>
+        <w:tc>
+          <w:tcPr>
+            <w:tcW w:type="dxa" w:w="1701"/>
+          </w:tcPr>
+          <w:p>
+            <w:pPr>
+              <w:spacing w:after="40"/>
+            </w:pPr>
+            <w:r>
+              <w:rPr>
+                <w:rFonts w:ascii="맑은 고딕" w:hAnsi="맑은 고딕" w:eastAsia="맑은 고딕"/>
+                <w:b w:val="0"/>
+                <w:i w:val="0"/>
+                <w:color w:val="000000"/>
+                <w:sz w:val="18"/>
+              </w:rPr>
+              <w:t>3/5</w:t>
+            </w:r>
+          </w:p>
+        </w:tc>
+        <w:tc>
+          <w:tcPr>
+            <w:tcW w:type="dxa" w:w="1701"/>
+          </w:tcPr>
+          <w:p>
+            <w:pPr>
+              <w:spacing w:after="40"/>
+            </w:pPr>
+            <w:r>
+              <w:rPr>
+                <w:rFonts w:ascii="맑은 고딕" w:hAnsi="맑은 고딕" w:eastAsia="맑은 고딕"/>
+                <w:b w:val="0"/>
+                <w:i w:val="0"/>
+                <w:color w:val="000000"/>
+                <w:sz w:val="18"/>
+              </w:rPr>
+              <w:t>3/5</w:t>
+            </w:r>
+          </w:p>
+        </w:tc>
+        <w:tc>
+          <w:tcPr>
+            <w:tcW w:type="dxa" w:w="1701"/>
+          </w:tcPr>
+          <w:p>
+            <w:pPr>
+              <w:spacing w:after="40"/>
+            </w:pPr>
+            <w:r>
+              <w:rPr>
+                <w:rFonts w:ascii="맑은 고딕" w:hAnsi="맑은 고딕" w:eastAsia="맑은 고딕"/>
+                <w:b w:val="0"/>
+                <w:i w:val="0"/>
+                <w:color w:val="000000"/>
+                <w:sz w:val="18"/>
+              </w:rPr>
+              <w:t>3/5</w:t>
+            </w:r>
+          </w:p>
+        </w:tc>
+      </w:tr>
+      <w:tr>
+        <w:tc>
+          <w:tcPr>
+            <w:tcW w:type="dxa" w:w="1701"/>
+          </w:tcPr>
+          <w:p>
+            <w:pPr>
+              <w:spacing w:after="40"/>
+            </w:pPr>
+            <w:r>
+              <w:rPr>
+                <w:rFonts w:ascii="Consolas" w:hAnsi="Consolas" w:eastAsia="맑은 고딕"/>
+                <w:b w:val="0"/>
+                <w:i w:val="0"/>
+                <w:color w:val="000000"/>
+                <w:sz w:val="18"/>
+              </w:rPr>
+              <w:t>Q-109</w:t>
+            </w:r>
+          </w:p>
+        </w:tc>
+        <w:tc>
+          <w:tcPr>
+            <w:tcW w:type="dxa" w:w="1701"/>
+          </w:tcPr>
+          <w:p>
+            <w:pPr>
+              <w:spacing w:after="40"/>
+            </w:pPr>
+            <w:r>
+              <w:rPr>
+                <w:rFonts w:ascii="맑은 고딕" w:hAnsi="맑은 고딕" w:eastAsia="맑은 고딕"/>
+                <w:b w:val="0"/>
+                <w:i w:val="0"/>
+                <w:color w:val="000000"/>
+                <w:sz w:val="18"/>
+              </w:rPr>
+              <w:t>2/6</w:t>
+            </w:r>
+          </w:p>
+        </w:tc>
+        <w:tc>
+          <w:tcPr>
+            <w:tcW w:type="dxa" w:w="1701"/>
+          </w:tcPr>
+          <w:p>
+            <w:pPr>
+              <w:spacing w:after="40"/>
+            </w:pPr>
+            <w:r>
+              <w:rPr>
+                <w:rFonts w:ascii="맑은 고딕" w:hAnsi="맑은 고딕" w:eastAsia="맑은 고딕"/>
+                <w:b w:val="0"/>
+                <w:i w:val="0"/>
+                <w:color w:val="000000"/>
+                <w:sz w:val="18"/>
+              </w:rPr>
+              <w:t>2/8</w:t>
+            </w:r>
+          </w:p>
+        </w:tc>
+        <w:tc>
+          <w:tcPr>
+            <w:tcW w:type="dxa" w:w="1701"/>
+          </w:tcPr>
+          <w:p>
+            <w:pPr>
+              <w:spacing w:after="40"/>
+            </w:pPr>
+            <w:r>
+              <w:rPr>
+                <w:rFonts w:ascii="맑은 고딕" w:hAnsi="맑은 고딕" w:eastAsia="맑은 고딕"/>
+                <w:b w:val="0"/>
+                <w:i w:val="0"/>
+                <w:color w:val="000000"/>
+                <w:sz w:val="18"/>
+              </w:rPr>
+              <w:t>2/9</w:t>
+            </w:r>
+          </w:p>
+        </w:tc>
+        <w:tc>
+          <w:tcPr>
+            <w:tcW w:type="dxa" w:w="1701"/>
+          </w:tcPr>
+          <w:p>
+            <w:pPr>
+              <w:spacing w:after="40"/>
+            </w:pPr>
+            <w:r>
+              <w:rPr>
+                <w:rFonts w:ascii="맑은 고딕" w:hAnsi="맑은 고딕" w:eastAsia="맑은 고딕"/>
+                <w:b w:val="0"/>
+                <w:i w:val="0"/>
+                <w:color w:val="000000"/>
+                <w:sz w:val="18"/>
+              </w:rPr>
+              <w:t>2/10</w:t>
+            </w:r>
+          </w:p>
+        </w:tc>
+        <w:tc>
+          <w:tcPr>
+            <w:tcW w:type="dxa" w:w="1701"/>
+          </w:tcPr>
+          <w:p>
+            <w:pPr>
+              <w:spacing w:after="40"/>
+            </w:pPr>
+            <w:r>
+              <w:rPr>
+                <w:rFonts w:ascii="맑은 고딕" w:hAnsi="맑은 고딕" w:eastAsia="맑은 고딕"/>
+                <w:b w:val="0"/>
+                <w:i w:val="0"/>
+                <w:color w:val="000000"/>
+                <w:sz w:val="18"/>
+              </w:rPr>
+              <w:t>2/10</w:t>
+            </w:r>
+          </w:p>
+        </w:tc>
+      </w:tr>
+    </w:tbl>
+    <w:p>
+      <w:pPr>
+        <w:spacing w:after="80"/>
+      </w:pPr>
+    </w:p>
+    <w:p>
+      <w:pPr>
+        <w:spacing w:after="100" w:before="0" w:line="324" w:lineRule="auto"/>
+      </w:pPr>
+      <w:r>
+        <w:rPr>
+          <w:rFonts w:ascii="맑은 고딕" w:hAnsi="맑은 고딕" w:eastAsia="맑은 고딕"/>
+          <w:b/>
+          <w:i w:val="0"/>
+          <w:color w:val="000000"/>
+          <w:sz w:val="19"/>
+        </w:rPr>
+        <w:t>8에서 이미 최대치에 닿고 그 위로는 근거만 길어진다.</w:t>
+      </w:r>
+      <w:r>
+        <w:rPr>
+          <w:rFonts w:ascii="맑은 고딕" w:hAnsi="맑은 고딕" w:eastAsia="맑은 고딕"/>
+          <w:b w:val="0"/>
+          <w:i w:val="0"/>
+          <w:color w:val="000000"/>
+          <w:sz w:val="19"/>
+        </w:rPr>
+        <w:t xml:space="preserve"> 근거는 길수록 위험하다 — </w:t>
+      </w:r>
+      <w:r>
+        <w:rPr>
+          <w:rFonts w:ascii="Consolas" w:hAnsi="Consolas" w:eastAsia="맑은 고딕"/>
+          <w:b w:val="0"/>
+          <w:i w:val="0"/>
+          <w:color w:val="000000"/>
+          <w:sz w:val="19"/>
+        </w:rPr>
+        <w:t>ORACLE</w:t>
+      </w:r>
+      <w:r>
+        <w:rPr>
+          <w:rFonts w:ascii="맑은 고딕" w:hAnsi="맑은 고딕" w:eastAsia="맑은 고딕"/>
+          <w:b w:val="0"/>
+          <w:i w:val="0"/>
+          <w:color w:val="000000"/>
+          <w:sz w:val="19"/>
+        </w:rPr>
+        <w:t xml:space="preserve"> 실험에서 옆 블록을 </w:t>
+      </w:r>
+      <w:r>
+        <w:rPr>
+          <w:rFonts w:ascii="맑은 고딕" w:hAnsi="맑은 고딕" w:eastAsia="맑은 고딕"/>
+          <w:b/>
+          <w:i w:val="0"/>
+          <w:color w:val="000000"/>
+          <w:sz w:val="19"/>
+        </w:rPr>
+        <w:t>치웠더니</w:t>
+      </w:r>
+      <w:r>
+        <w:rPr>
+          <w:rFonts w:ascii="맑은 고딕" w:hAnsi="맑은 고딕" w:eastAsia="맑은 고딕"/>
+          <w:b w:val="0"/>
+          <w:i w:val="0"/>
+          <w:color w:val="000000"/>
+          <w:sz w:val="19"/>
+        </w:rPr>
+        <w:t xml:space="preserve"> 세 문항이 오답 → 정답이 됐다(희석). 그래서 얻는 것이 같은 최소값을 골랐다.</w:t>
+      </w:r>
+    </w:p>
+    <w:p>
+      <w:pPr>
+        <w:keepNext/>
+        <w:spacing w:before="220" w:after="120"/>
+      </w:pPr>
+      <w:r>
+        <w:rPr>
+          <w:rFonts w:ascii="맑은 고딕" w:hAnsi="맑은 고딕" w:eastAsia="맑은 고딕"/>
+          <w:b/>
+          <w:i w:val="0"/>
+          <w:color w:val="000000"/>
+          <w:sz w:val="22"/>
+        </w:rPr>
+        <w:t>1-4. 부작용과 그 처방</w:t>
+      </w:r>
+    </w:p>
+    <w:p>
+      <w:pPr>
+        <w:spacing w:after="100" w:before="0" w:line="324" w:lineRule="auto"/>
+      </w:pPr>
+      <w:r>
+        <w:rPr>
+          <w:rFonts w:ascii="맑은 고딕" w:hAnsi="맑은 고딕" w:eastAsia="맑은 고딕"/>
+          <w:b w:val="0"/>
+          <w:i w:val="0"/>
+          <w:color w:val="000000"/>
+          <w:sz w:val="19"/>
+        </w:rPr>
+        <w:t xml:space="preserve">칸을 넓히자 한 회사에 근거가 여러 건 실렸고, 모델이 </w:t>
+      </w:r>
+      <w:r>
+        <w:rPr>
+          <w:rFonts w:ascii="맑은 고딕" w:hAnsi="맑은 고딕" w:eastAsia="맑은 고딕"/>
+          <w:b/>
+          <w:i w:val="0"/>
+          <w:color w:val="000000"/>
+          <w:sz w:val="19"/>
+        </w:rPr>
+        <w:t>그것을 스스로 더했다.</w:t>
+      </w:r>
+      <w:r>
+        <w:rPr>
+          <w:rFonts w:ascii="맑은 고딕" w:hAnsi="맑은 고딕" w:eastAsia="맑은 고딕"/>
+          <w:b w:val="0"/>
+          <w:i w:val="0"/>
+          <w:color w:val="000000"/>
+          <w:sz w:val="19"/>
+        </w:rPr>
+        <w:t xml:space="preserve"> </w:t>
+      </w:r>
+      <w:r>
+        <w:rPr>
+          <w:rFonts w:ascii="Consolas" w:hAnsi="Consolas" w:eastAsia="맑은 고딕"/>
+          <w:b w:val="0"/>
+          <w:i w:val="0"/>
+          <w:color w:val="000000"/>
+          <w:sz w:val="19"/>
+        </w:rPr>
+        <w:t>Q-110</w:t>
+      </w:r>
+      <w:r>
+        <w:rPr>
+          <w:rFonts w:ascii="맑은 고딕" w:hAnsi="맑은 고딕" w:eastAsia="맑은 고딕"/>
+          <w:b w:val="0"/>
+          <w:i w:val="0"/>
+          <w:color w:val="000000"/>
+          <w:sz w:val="19"/>
+        </w:rPr>
+        <w:t xml:space="preserve"> 이 한전기술 3건을 합해 </w:t>
+      </w:r>
+      <w:r>
+        <w:rPr>
+          <w:rFonts w:ascii="Consolas" w:hAnsi="Consolas" w:eastAsia="맑은 고딕"/>
+          <w:b w:val="0"/>
+          <w:i w:val="0"/>
+          <w:color w:val="000000"/>
+          <w:sz w:val="19"/>
+        </w:rPr>
+        <w:t>1,080,964,550,138원</w:t>
+      </w:r>
+      <w:r>
+        <w:rPr>
+          <w:rFonts w:ascii="맑은 고딕" w:hAnsi="맑은 고딕" w:eastAsia="맑은 고딕"/>
+          <w:b w:val="0"/>
+          <w:i w:val="0"/>
+          <w:color w:val="000000"/>
+          <w:sz w:val="19"/>
+        </w:rPr>
+        <w:t xml:space="preserve"> 을 냈는데 </w:t>
+      </w:r>
+      <w:r>
+        <w:rPr>
+          <w:rFonts w:ascii="맑은 고딕" w:hAnsi="맑은 고딕" w:eastAsia="맑은 고딕"/>
+          <w:b/>
+          <w:i w:val="0"/>
+          <w:color w:val="000000"/>
+          <w:sz w:val="19"/>
+        </w:rPr>
+        <w:t>진짜 합(1,081,829,074,942)과도 다른 수</w:t>
+      </w:r>
+      <w:r>
+        <w:rPr>
+          <w:rFonts w:ascii="맑은 고딕" w:hAnsi="맑은 고딕" w:eastAsia="맑은 고딕"/>
+          <w:b w:val="0"/>
+          <w:i w:val="0"/>
+          <w:color w:val="000000"/>
+          <w:sz w:val="19"/>
+        </w:rPr>
+        <w:t>였다.</w:t>
+      </w:r>
+    </w:p>
+    <w:p>
+      <w:pPr>
+        <w:spacing w:after="100" w:before="0" w:line="324" w:lineRule="auto"/>
+      </w:pPr>
+      <w:r>
+        <w:rPr>
+          <w:rFonts w:ascii="Consolas" w:hAnsi="Consolas" w:eastAsia="맑은 고딕"/>
+          <w:b w:val="0"/>
+          <w:i w:val="0"/>
+          <w:color w:val="000000"/>
+          <w:sz w:val="19"/>
+        </w:rPr>
+        <w:t>verify_number_provenance</w:t>
+      </w:r>
+      <w:r>
+        <w:rPr>
+          <w:rFonts w:ascii="맑은 고딕" w:hAnsi="맑은 고딕" w:eastAsia="맑은 고딕"/>
+          <w:b w:val="0"/>
+          <w:i w:val="0"/>
+          <w:color w:val="000000"/>
+          <w:sz w:val="19"/>
+        </w:rPr>
+        <w:t xml:space="preserve"> 가 잡았다 — 1,680응답에서 이 갈래는 </w:t>
+      </w:r>
+      <w:r>
+        <w:rPr>
+          <w:rFonts w:ascii="맑은 고딕" w:hAnsi="맑은 고딕" w:eastAsia="맑은 고딕"/>
+          <w:b/>
+          <w:i w:val="0"/>
+          <w:color w:val="000000"/>
+          <w:sz w:val="19"/>
+        </w:rPr>
+        <w:t>2회뿐이고 오탐 0</w:t>
+      </w:r>
+      <w:r>
+        <w:rPr>
+          <w:rFonts w:ascii="맑은 고딕" w:hAnsi="맑은 고딕" w:eastAsia="맑은 고딕"/>
+          <w:b w:val="0"/>
+          <w:i w:val="0"/>
+          <w:color w:val="000000"/>
+          <w:sz w:val="19"/>
+        </w:rPr>
+        <w:t xml:space="preserve">이다. </w:t>
+      </w:r>
+      <w:r>
+        <w:rPr>
+          <w:rFonts w:ascii="맑은 고딕" w:hAnsi="맑은 고딕" w:eastAsia="맑은 고딕"/>
+          <w:b/>
+          <w:i w:val="0"/>
+          <w:color w:val="000000"/>
+          <w:sz w:val="19"/>
+        </w:rPr>
+        <w:t>탐지는 완벽한데 갈아끼울 값을 모른다.</w:t>
+      </w:r>
+    </w:p>
+    <w:p>
+      <w:pPr>
+        <w:spacing w:after="100" w:before="0" w:line="324" w:lineRule="auto"/>
+      </w:pPr>
+      <w:r>
+        <w:rPr>
+          <w:rFonts w:ascii="맑은 고딕" w:hAnsi="맑은 고딕" w:eastAsia="맑은 고딕"/>
+          <w:b w:val="0"/>
+          <w:i w:val="0"/>
+          <w:color w:val="000000"/>
+          <w:sz w:val="19"/>
+        </w:rPr>
+        <w:t xml:space="preserve">🔴 </w:t>
+      </w:r>
+      <w:r>
+        <w:rPr>
+          <w:rFonts w:ascii="맑은 고딕" w:hAnsi="맑은 고딕" w:eastAsia="맑은 고딕"/>
+          <w:b/>
+          <w:i w:val="0"/>
+          <w:color w:val="000000"/>
+          <w:sz w:val="19"/>
+        </w:rPr>
+        <w:t>「합계가 보이면 무조건 재계산」도 재보고 기각했다.</w:t>
+      </w:r>
+      <w:r>
+        <w:rPr>
+          <w:rFonts w:ascii="맑은 고딕" w:hAnsi="맑은 고딕" w:eastAsia="맑은 고딕"/>
+          <w:b w:val="0"/>
+          <w:i w:val="0"/>
+          <w:color w:val="000000"/>
+          <w:sz w:val="19"/>
+        </w:rPr>
+        <w:t xml:space="preserve"> 답변이 합계를 말하는 자리가 1,680응답 중 </w:t>
+      </w:r>
+      <w:r>
+        <w:rPr>
+          <w:rFonts w:ascii="맑은 고딕" w:hAnsi="맑은 고딕" w:eastAsia="맑은 고딕"/>
+          <w:b/>
+          <w:i w:val="0"/>
+          <w:color w:val="000000"/>
+          <w:sz w:val="19"/>
+        </w:rPr>
+        <w:t>138회 · 11문항</w:t>
+      </w:r>
+      <w:r>
+        <w:rPr>
+          <w:rFonts w:ascii="맑은 고딕" w:hAnsi="맑은 고딕" w:eastAsia="맑은 고딕"/>
+          <w:b w:val="0"/>
+          <w:i w:val="0"/>
+          <w:color w:val="000000"/>
+          <w:sz w:val="19"/>
+        </w:rPr>
+        <w:t xml:space="preserve">인데 그중 </w:t>
+      </w:r>
+      <w:r>
+        <w:rPr>
+          <w:rFonts w:ascii="맑은 고딕" w:hAnsi="맑은 고딕" w:eastAsia="맑은 고딕"/>
+          <w:b/>
+          <w:i w:val="0"/>
+          <w:color w:val="000000"/>
+          <w:sz w:val="19"/>
+        </w:rPr>
+        <w:t>136회는 이미 맞다.</w:t>
+      </w:r>
+      <w:r>
+        <w:rPr>
+          <w:rFonts w:ascii="맑은 고딕" w:hAnsi="맑은 고딕" w:eastAsia="맑은 고딕"/>
+          <w:b w:val="0"/>
+          <w:i w:val="0"/>
+          <w:color w:val="000000"/>
+          <w:sz w:val="19"/>
+        </w:rPr>
+        <w:t xml:space="preserve"> 대부분은 계산이 아니라 공시에 적힌 총액의 인용이라 재계산 대상이 아니다.</w:t>
+      </w:r>
+    </w:p>
+    <w:p>
+      <w:pPr>
+        <w:spacing w:after="100" w:before="0" w:line="324" w:lineRule="auto"/>
+      </w:pPr>
+      <w:r>
+        <w:rPr>
+          <w:rFonts w:ascii="맑은 고딕" w:hAnsi="맑은 고딕" w:eastAsia="맑은 고딕"/>
+          <w:b w:val="0"/>
+          <w:i w:val="0"/>
+          <w:color w:val="000000"/>
+          <w:sz w:val="19"/>
+        </w:rPr>
+        <w:t xml:space="preserve">대신 </w:t>
+      </w:r>
+      <w:r>
+        <w:rPr>
+          <w:rFonts w:ascii="맑은 고딕" w:hAnsi="맑은 고딕" w:eastAsia="맑은 고딕"/>
+          <w:b/>
+          <w:i w:val="0"/>
+          <w:color w:val="000000"/>
+          <w:sz w:val="19"/>
+        </w:rPr>
+        <w:t>합계를 아예 안 만들게</w:t>
+      </w:r>
+      <w:r>
+        <w:rPr>
+          <w:rFonts w:ascii="맑은 고딕" w:hAnsi="맑은 고딕" w:eastAsia="맑은 고딕"/>
+          <w:b w:val="0"/>
+          <w:i w:val="0"/>
+          <w:color w:val="000000"/>
+          <w:sz w:val="19"/>
+        </w:rPr>
+        <w:t xml:space="preserve"> 했다 — 로스터 줄이 이미 회사마다 대표 계약과 금액을 주므로 더할 이유가 없고, 그 사실을 문면으로 말한다.</w:t>
+      </w:r>
+    </w:p>
+    <w:p>
+      <w:r>
+        <w:br w:type="page"/>
+      </w:r>
+    </w:p>
+    <w:p>
+      <w:pPr>
+        <w:keepNext/>
+        <w:spacing w:before="320" w:after="120"/>
+      </w:pPr>
+      <w:r>
+        <w:rPr>
+          <w:rFonts w:ascii="맑은 고딕" w:hAnsi="맑은 고딕" w:eastAsia="맑은 고딕"/>
+          <w:b/>
+          <w:i w:val="0"/>
+          <w:color w:val="1F406E"/>
+          <w:sz w:val="26"/>
+        </w:rPr>
+        <w:t xml:space="preserve">2. 열려 있는 것 ① — </w:t>
+      </w:r>
+      <w:r>
+        <w:rPr>
+          <w:rFonts w:ascii="Consolas" w:hAnsi="Consolas" w:eastAsia="맑은 고딕"/>
+          <w:b/>
+          <w:i w:val="0"/>
+          <w:color w:val="1F406E"/>
+          <w:sz w:val="26"/>
+        </w:rPr>
+        <w:t>Q-012</w:t>
+      </w:r>
+      <w:r>
+        <w:rPr>
+          <w:rFonts w:ascii="맑은 고딕" w:hAnsi="맑은 고딕" w:eastAsia="맑은 고딕"/>
+          <w:b/>
+          <w:i w:val="0"/>
+          <w:color w:val="1F406E"/>
+          <w:sz w:val="26"/>
+        </w:rPr>
+        <w:t xml:space="preserve"> 가 「동일」과 「증가」를 함께 쓴다</w:t>
+      </w:r>
+    </w:p>
+    <w:p>
+      <w:pPr>
+        <w:keepNext/>
+        <w:spacing w:before="220" w:after="120"/>
+      </w:pPr>
+      <w:r>
+        <w:rPr>
+          <w:rFonts w:ascii="맑은 고딕" w:hAnsi="맑은 고딕" w:eastAsia="맑은 고딕"/>
+          <w:b/>
+          <w:i w:val="0"/>
+          <w:color w:val="000000"/>
+          <w:sz w:val="22"/>
+        </w:rPr>
+        <w:t>2-1. 무엇이 남았나</w:t>
+      </w:r>
+    </w:p>
+    <w:p>
+      <w:pPr>
+        <w:spacing w:after="100" w:before="0" w:line="324" w:lineRule="auto"/>
+      </w:pPr>
+      <w:r>
+        <w:rPr>
+          <w:rFonts w:ascii="Consolas" w:hAnsi="Consolas" w:eastAsia="맑은 고딕"/>
+          <w:b w:val="0"/>
+          <w:i w:val="0"/>
+          <w:color w:val="000000"/>
+          <w:sz w:val="19"/>
+        </w:rPr>
+        <w:t>Q-012</w:t>
+      </w:r>
+      <w:r>
+        <w:rPr>
+          <w:rFonts w:ascii="맑은 고딕" w:hAnsi="맑은 고딕" w:eastAsia="맑은 고딕"/>
+          <w:b w:val="0"/>
+          <w:i w:val="0"/>
+          <w:color w:val="000000"/>
+          <w:sz w:val="19"/>
+        </w:rPr>
+        <w:t xml:space="preserve"> 는 두 대량보유보고서를 견주라는 문항이다. 수치는 전부 맞다.</w:t>
+      </w:r>
+    </w:p>
+    <w:p>
+      <w:pPr>
+        <w:spacing w:after="100" w:before="0" w:line="324" w:lineRule="auto"/>
+      </w:pPr>
+      <w:r>
+        <w:rPr>
+          <w:rFonts w:ascii="Consolas" w:hAnsi="Consolas" w:eastAsia="맑은 고딕"/>
+          <w:b w:val="0"/>
+          <w:i w:val="0"/>
+          <w:color w:val="000000"/>
+          <w:sz w:val="19"/>
+        </w:rPr>
+      </w:r>
+      <w:r>
+        <w:rPr>
+          <w:rFonts w:ascii="Consolas" w:hAnsi="Consolas" w:eastAsia="맑은 고딕"/>
+          <w:b w:val="0"/>
+          <w:i w:val="0"/>
+          <w:color w:val="000000"/>
+          <w:sz w:val="19"/>
+        </w:rPr>
+        <w:t xml:space="preserve"> 보유주식등  196,488,145 → 196,506,795   18,650주 증가   ✅ 3회 전부 기간        12개월                                      ✅ 3회 전부 </w:t>
+      </w:r>
+      <w:r>
+        <w:rPr>
+          <w:rFonts w:ascii="Consolas" w:hAnsi="Consolas" w:eastAsia="맑은 고딕"/>
+          <w:b w:val="0"/>
+          <w:i w:val="0"/>
+          <w:color w:val="000000"/>
+          <w:sz w:val="19"/>
+        </w:rPr>
+      </w:r>
+    </w:p>
+    <w:p>
+      <w:pPr>
+        <w:spacing w:after="100" w:before="0" w:line="324" w:lineRule="auto"/>
+      </w:pPr>
+      <w:r>
+        <w:rPr>
+          <w:rFonts w:ascii="맑은 고딕" w:hAnsi="맑은 고딕" w:eastAsia="맑은 고딕"/>
+          <w:b w:val="0"/>
+          <w:i w:val="0"/>
+          <w:color w:val="000000"/>
+          <w:sz w:val="19"/>
+        </w:rPr>
+        <w:t>그런데 서술 한 절이 이렇게 남는다(3회 중 2회).</w:t>
+      </w:r>
+    </w:p>
+    <w:p>
+      <w:pPr>
+        <w:spacing w:after="100" w:before="0" w:line="324" w:lineRule="auto"/>
+        <w:ind w:left="283"/>
+      </w:pPr>
+      <w:r>
+        <w:rPr>
+          <w:rFonts w:ascii="맑은 고딕" w:hAnsi="맑은 고딕" w:eastAsia="맑은 고딕"/>
+          <w:b w:val="0"/>
+          <w:i w:val="0"/>
+          <w:color w:val="555555"/>
+          <w:sz w:val="19"/>
+        </w:rPr>
+        <w:t xml:space="preserve">주요 계약 체결 주식 등이 </w:t>
+      </w:r>
+      <w:r>
+        <w:rPr>
+          <w:rFonts w:ascii="맑은 고딕" w:hAnsi="맑은 고딕" w:eastAsia="맑은 고딕"/>
+          <w:b/>
+          <w:i w:val="0"/>
+          <w:color w:val="555555"/>
+          <w:sz w:val="19"/>
+        </w:rPr>
+        <w:t>동일하게</w:t>
+      </w:r>
+      <w:r>
+        <w:rPr>
+          <w:rFonts w:ascii="맑은 고딕" w:hAnsi="맑은 고딕" w:eastAsia="맑은 고딕"/>
+          <w:b w:val="0"/>
+          <w:i w:val="0"/>
+          <w:color w:val="555555"/>
+          <w:sz w:val="19"/>
+        </w:rPr>
+        <w:t xml:space="preserve"> 92,270,920주로 유지되었고 …</w:t>
+      </w:r>
+    </w:p>
+    <w:p>
+      <w:pPr>
+        <w:spacing w:after="100" w:before="0" w:line="324" w:lineRule="auto"/>
+      </w:pPr>
+      <w:r>
+        <w:rPr>
+          <w:rFonts w:ascii="맑은 고딕" w:hAnsi="맑은 고딕" w:eastAsia="맑은 고딕"/>
+          <w:b w:val="0"/>
+          <w:i w:val="0"/>
+          <w:color w:val="000000"/>
+          <w:sz w:val="19"/>
+        </w:rPr>
+        <w:t xml:space="preserve">골든 요점3 은 </w:t>
+      </w:r>
+      <w:r>
+        <w:rPr>
+          <w:rFonts w:ascii="맑은 고딕" w:hAnsi="맑은 고딕" w:eastAsia="맑은 고딕"/>
+          <w:b/>
+          <w:i w:val="0"/>
+          <w:color w:val="000000"/>
+          <w:sz w:val="19"/>
+        </w:rPr>
+        <w:t>"84,282,066주에서 92,270,920주로 증가"</w:t>
+      </w:r>
+      <w:r>
+        <w:rPr>
+          <w:rFonts w:ascii="맑은 고딕" w:hAnsi="맑은 고딕" w:eastAsia="맑은 고딕"/>
+          <w:b w:val="0"/>
+          <w:i w:val="0"/>
+          <w:color w:val="000000"/>
+          <w:sz w:val="19"/>
+        </w:rPr>
+        <w:t xml:space="preserve"> 다. 같은 답변 안에 「증가량 7,988,854주」도 함께 적혀 있어 </w:t>
+      </w:r>
+      <w:r>
+        <w:rPr>
+          <w:rFonts w:ascii="맑은 고딕" w:hAnsi="맑은 고딕" w:eastAsia="맑은 고딕"/>
+          <w:b/>
+          <w:i w:val="0"/>
+          <w:color w:val="000000"/>
+          <w:sz w:val="19"/>
+        </w:rPr>
+        <w:t>자기모순</w:t>
+      </w:r>
+      <w:r>
+        <w:rPr>
+          <w:rFonts w:ascii="맑은 고딕" w:hAnsi="맑은 고딕" w:eastAsia="맑은 고딕"/>
+          <w:b w:val="0"/>
+          <w:i w:val="0"/>
+          <w:color w:val="000000"/>
+          <w:sz w:val="19"/>
+        </w:rPr>
+        <w:t>이다.</w:t>
+      </w:r>
+    </w:p>
+    <w:p>
+      <w:pPr>
+        <w:keepNext/>
+        <w:spacing w:before="220" w:after="120"/>
+      </w:pPr>
+      <w:r>
+        <w:rPr>
+          <w:rFonts w:ascii="맑은 고딕" w:hAnsi="맑은 고딕" w:eastAsia="맑은 고딕"/>
+          <w:b/>
+          <w:i w:val="0"/>
+          <w:color w:val="000000"/>
+          <w:sz w:val="22"/>
+        </w:rPr>
+        <w:t>2-2. 원인 — 근거에 범위가 다른 두 참말이 있다</w:t>
+      </w:r>
+    </w:p>
+    <w:p>
+      <w:pPr>
+        <w:spacing w:after="100" w:before="0" w:line="324" w:lineRule="auto"/>
+      </w:pPr>
+      <w:r>
+        <w:rPr>
+          <w:rFonts w:ascii="Consolas" w:hAnsi="Consolas" w:eastAsia="맑은 고딕"/>
+          <w:b w:val="0"/>
+          <w:i w:val="0"/>
+          <w:color w:val="000000"/>
+          <w:sz w:val="19"/>
+        </w:rPr>
+      </w:r>
+      <w:r>
+        <w:rPr>
+          <w:rFonts w:ascii="Consolas" w:hAnsi="Consolas" w:eastAsia="맑은 고딕"/>
+          <w:b w:val="0"/>
+          <w:i w:val="0"/>
+          <w:color w:val="000000"/>
+          <w:sz w:val="19"/>
+        </w:rPr>
+        <w:t xml:space="preserve"> 결정적 줄(보고서 **사이**)   2025-03-10 84,282,066 → 2026-03-05 92,270,920   증가 원시 블록(2026 보고 **안**)  직전 92,270,920 → 이번 92,270,920              변동 없음 </w:t>
+      </w:r>
+      <w:r>
+        <w:rPr>
+          <w:rFonts w:ascii="Consolas" w:hAnsi="Consolas" w:eastAsia="맑은 고딕"/>
+          <w:b w:val="0"/>
+          <w:i w:val="0"/>
+          <w:color w:val="000000"/>
+          <w:sz w:val="19"/>
+        </w:rPr>
+      </w:r>
+    </w:p>
+    <w:p>
+      <w:pPr>
+        <w:spacing w:after="100" w:before="0" w:line="324" w:lineRule="auto"/>
+      </w:pPr>
+      <w:r>
+        <w:rPr>
+          <w:rFonts w:ascii="맑은 고딕" w:hAnsi="맑은 고딕" w:eastAsia="맑은 고딕"/>
+          <w:b w:val="0"/>
+          <w:i w:val="0"/>
+          <w:color w:val="000000"/>
+          <w:sz w:val="19"/>
+        </w:rPr>
+        <w:t xml:space="preserve">둘 다 참인데 재는 구간이 다르다. 모델이 </w:t>
+      </w:r>
+      <w:r>
+        <w:rPr>
+          <w:rFonts w:ascii="맑은 고딕" w:hAnsi="맑은 고딕" w:eastAsia="맑은 고딕"/>
+          <w:b/>
+          <w:i w:val="0"/>
+          <w:color w:val="000000"/>
+          <w:sz w:val="19"/>
+        </w:rPr>
+        <w:t>수는 앞에서, 서술은 뒤에서</w:t>
+      </w:r>
+      <w:r>
+        <w:rPr>
+          <w:rFonts w:ascii="맑은 고딕" w:hAnsi="맑은 고딕" w:eastAsia="맑은 고딕"/>
+          <w:b w:val="0"/>
+          <w:i w:val="0"/>
+          <w:color w:val="000000"/>
+          <w:sz w:val="19"/>
+        </w:rPr>
+        <w:t xml:space="preserve"> 가져온다.</w:t>
+      </w:r>
+    </w:p>
+    <w:p>
+      <w:pPr>
+        <w:keepNext/>
+        <w:spacing w:before="220" w:after="120"/>
+      </w:pPr>
+      <w:r>
+        <w:rPr>
+          <w:rFonts w:ascii="맑은 고딕" w:hAnsi="맑은 고딕" w:eastAsia="맑은 고딕"/>
+          <w:b/>
+          <w:i w:val="0"/>
+          <w:color w:val="000000"/>
+          <w:sz w:val="22"/>
+        </w:rPr>
+        <w:t>2-3. 세 처방을 다 재봤고 셋 다 막혔다</w:t>
+      </w:r>
+    </w:p>
+    <w:tbl>
+      <w:tblPr>
+        <w:tblStyle w:val="TableGrid"/>
+        <w:tblW w:type="auto" w:w="0"/>
+        <w:jc w:val="center"/>
+        <w:tblLook w:firstColumn="1" w:firstRow="1" w:lastColumn="0" w:lastRow="0" w:noHBand="0" w:noVBand="1" w:val="04A0"/>
+      </w:tblPr>
+      <w:tblGrid>
+        <w:gridCol w:w="5103"/>
+        <w:gridCol w:w="5103"/>
+      </w:tblGrid>
+      <w:tr>
+        <w:tc>
+          <w:tcPr>
+            <w:tcW w:type="dxa" w:w="5103"/>
+          </w:tcPr>
+          <w:p>
+            <w:pPr>
+              <w:spacing w:after="40"/>
+            </w:pPr>
+            <w:r>
+              <w:rPr>
+                <w:rFonts w:ascii="맑은 고딕" w:hAnsi="맑은 고딕" w:eastAsia="맑은 고딕"/>
+                <w:b/>
+                <w:i w:val="0"/>
+                <w:color w:val="000000"/>
+                <w:sz w:val="18"/>
+              </w:rPr>
+              <w:t>처방</w:t>
+            </w:r>
+          </w:p>
+        </w:tc>
+        <w:tc>
+          <w:tcPr>
+            <w:tcW w:type="dxa" w:w="5103"/>
+          </w:tcPr>
+          <w:p>
+            <w:pPr>
+              <w:spacing w:after="40"/>
+            </w:pPr>
+            <w:r>
+              <w:rPr>
+                <w:rFonts w:ascii="맑은 고딕" w:hAnsi="맑은 고딕" w:eastAsia="맑은 고딕"/>
+                <w:b/>
+                <w:i w:val="0"/>
+                <w:color w:val="000000"/>
+                <w:sz w:val="18"/>
+              </w:rPr>
+              <w:t>결과</w:t>
+            </w:r>
+          </w:p>
+        </w:tc>
+      </w:tr>
+      <w:tr>
+        <w:tc>
+          <w:tcPr>
+            <w:tcW w:type="dxa" w:w="5103"/>
+          </w:tcPr>
+          <w:p>
+            <w:pPr>
+              <w:spacing w:after="40"/>
+            </w:pPr>
+            <w:r>
+              <w:rPr>
+                <w:rFonts w:ascii="맑은 고딕" w:hAnsi="맑은 고딕" w:eastAsia="맑은 고딕"/>
+                <w:b w:val="0"/>
+                <w:i w:val="0"/>
+                <w:color w:val="000000"/>
+                <w:sz w:val="18"/>
+              </w:rPr>
+              <w:t>결정적 줄이 방향을 못 박는다</w:t>
+            </w:r>
+          </w:p>
+        </w:tc>
+        <w:tc>
+          <w:tcPr>
+            <w:tcW w:type="dxa" w:w="5103"/>
+          </w:tcPr>
+          <w:p>
+            <w:pPr>
+              <w:spacing w:after="40"/>
+            </w:pPr>
+            <w:r>
+              <w:rPr>
+                <w:rFonts w:ascii="맑은 고딕" w:hAnsi="맑은 고딕" w:eastAsia="맑은 고딕"/>
+                <w:b/>
+                <w:i w:val="0"/>
+                <w:color w:val="000000"/>
+                <w:sz w:val="18"/>
+              </w:rPr>
+              <w:t>부분 성공</w:t>
+            </w:r>
+            <w:r>
+              <w:rPr>
+                <w:rFonts w:ascii="맑은 고딕" w:hAnsi="맑은 고딕" w:eastAsia="맑은 고딕"/>
+                <w:b w:val="0"/>
+                <w:i w:val="0"/>
+                <w:color w:val="000000"/>
+                <w:sz w:val="18"/>
+              </w:rPr>
+              <w:t xml:space="preserve"> — </w:t>
+            </w:r>
+            <w:r>
+              <w:rPr>
+                <w:rFonts w:ascii="Consolas" w:hAnsi="Consolas" w:eastAsia="맑은 고딕"/>
+                <w:b w:val="0"/>
+                <w:i w:val="0"/>
+                <w:color w:val="000000"/>
+                <w:sz w:val="18"/>
+              </w:rPr>
+              <w:t>A84</w:t>
+            </w:r>
+            <w:r>
+              <w:rPr>
+                <w:rFonts w:ascii="맑은 고딕" w:hAnsi="맑은 고딕" w:eastAsia="맑은 고딕"/>
+                <w:b w:val="0"/>
+                <w:i w:val="0"/>
+                <w:color w:val="000000"/>
+                <w:sz w:val="18"/>
+              </w:rPr>
+              <w:t xml:space="preserve"> 6/6 회차 → </w:t>
+            </w:r>
+            <w:r>
+              <w:rPr>
+                <w:rFonts w:ascii="Consolas" w:hAnsi="Consolas" w:eastAsia="맑은 고딕"/>
+                <w:b w:val="0"/>
+                <w:i w:val="0"/>
+                <w:color w:val="000000"/>
+                <w:sz w:val="18"/>
+              </w:rPr>
+              <w:t>A91</w:t>
+            </w:r>
+            <w:r>
+              <w:rPr>
+                <w:rFonts w:ascii="맑은 고딕" w:hAnsi="맑은 고딕" w:eastAsia="맑은 고딕"/>
+                <w:b w:val="0"/>
+                <w:i w:val="0"/>
+                <w:color w:val="000000"/>
+                <w:sz w:val="18"/>
+              </w:rPr>
+              <w:t xml:space="preserve"> 2/3 로 줄었지만 안 죽는다</w:t>
+            </w:r>
+          </w:p>
+        </w:tc>
+      </w:tr>
+      <w:tr>
+        <w:tc>
+          <w:tcPr>
+            <w:tcW w:type="dxa" w:w="5103"/>
+          </w:tcPr>
+          <w:p>
+            <w:pPr>
+              <w:spacing w:after="40"/>
+            </w:pPr>
+            <w:r>
+              <w:rPr>
+                <w:rFonts w:ascii="맑은 고딕" w:hAnsi="맑은 고딕" w:eastAsia="맑은 고딕"/>
+                <w:b w:val="0"/>
+                <w:i w:val="0"/>
+                <w:color w:val="000000"/>
+                <w:sz w:val="18"/>
+              </w:rPr>
+              <w:t>산문을 정규식으로 고쳐 쓴다</w:t>
+            </w:r>
+          </w:p>
+        </w:tc>
+        <w:tc>
+          <w:tcPr>
+            <w:tcW w:type="dxa" w:w="5103"/>
+          </w:tcPr>
+          <w:p>
+            <w:pPr>
+              <w:spacing w:after="40"/>
+            </w:pPr>
+            <w:r>
+              <w:rPr>
+                <w:rFonts w:ascii="맑은 고딕" w:hAnsi="맑은 고딕" w:eastAsia="맑은 고딕"/>
+                <w:b/>
+                <w:i w:val="0"/>
+                <w:color w:val="000000"/>
+                <w:sz w:val="18"/>
+              </w:rPr>
+              <w:t>기각</w:t>
+            </w:r>
+            <w:r>
+              <w:rPr>
+                <w:rFonts w:ascii="맑은 고딕" w:hAnsi="맑은 고딕" w:eastAsia="맑은 고딕"/>
+                <w:b w:val="0"/>
+                <w:i w:val="0"/>
+                <w:color w:val="000000"/>
+                <w:sz w:val="18"/>
+              </w:rPr>
+              <w:t xml:space="preserve"> — 관측된 일곱 문장에 대고 재니 셋은 고쳐지고 </w:t>
+            </w:r>
+            <w:r>
+              <w:rPr>
+                <w:rFonts w:ascii="맑은 고딕" w:hAnsi="맑은 고딕" w:eastAsia="맑은 고딕"/>
+                <w:b/>
+                <w:i w:val="0"/>
+                <w:color w:val="000000"/>
+                <w:sz w:val="18"/>
+              </w:rPr>
+              <w:t>넷이 망가졌다</w:t>
+            </w:r>
+            <w:r>
+              <w:rPr>
+                <w:rFonts w:ascii="맑은 고딕" w:hAnsi="맑은 고딕" w:eastAsia="맑은 고딕"/>
+                <w:b w:val="0"/>
+                <w:i w:val="0"/>
+                <w:color w:val="000000"/>
+                <w:sz w:val="18"/>
+              </w:rPr>
+              <w:t>(뜻이 사라지거나 어색해짐)</w:t>
+            </w:r>
+          </w:p>
+        </w:tc>
+      </w:tr>
+      <w:tr>
+        <w:tc>
+          <w:tcPr>
+            <w:tcW w:type="dxa" w:w="5103"/>
+          </w:tcPr>
+          <w:p>
+            <w:pPr>
+              <w:spacing w:after="40"/>
+            </w:pPr>
+            <w:r>
+              <w:rPr>
+                <w:rFonts w:ascii="맑은 고딕" w:hAnsi="맑은 고딕" w:eastAsia="맑은 고딕"/>
+                <w:b w:val="0"/>
+                <w:i w:val="0"/>
+                <w:color w:val="000000"/>
+                <w:sz w:val="18"/>
+              </w:rPr>
+              <w:t>문장을 통째로 지운다</w:t>
+            </w:r>
+          </w:p>
+        </w:tc>
+        <w:tc>
+          <w:tcPr>
+            <w:tcW w:type="dxa" w:w="5103"/>
+          </w:tcPr>
+          <w:p>
+            <w:pPr>
+              <w:spacing w:after="40"/>
+            </w:pPr>
+            <w:r>
+              <w:rPr>
+                <w:rFonts w:ascii="맑은 고딕" w:hAnsi="맑은 고딕" w:eastAsia="맑은 고딕"/>
+                <w:b/>
+                <w:i w:val="0"/>
+                <w:color w:val="000000"/>
+                <w:sz w:val="18"/>
+              </w:rPr>
+              <w:t>불가</w:t>
+            </w:r>
+            <w:r>
+              <w:rPr>
+                <w:rFonts w:ascii="맑은 고딕" w:hAnsi="맑은 고딕" w:eastAsia="맑은 고딕"/>
+                <w:b w:val="0"/>
+                <w:i w:val="0"/>
+                <w:color w:val="000000"/>
+                <w:sz w:val="18"/>
+              </w:rPr>
+              <w:t xml:space="preserve"> — 그 문장에 골든 요점3 이 요구하는 </w:t>
+            </w:r>
+            <w:r>
+              <w:rPr>
+                <w:rFonts w:ascii="Consolas" w:hAnsi="Consolas" w:eastAsia="맑은 고딕"/>
+                <w:b w:val="0"/>
+                <w:i w:val="0"/>
+                <w:color w:val="000000"/>
+                <w:sz w:val="18"/>
+              </w:rPr>
+              <w:t>92,270,920</w:t>
+            </w:r>
+            <w:r>
+              <w:rPr>
+                <w:rFonts w:ascii="맑은 고딕" w:hAnsi="맑은 고딕" w:eastAsia="맑은 고딕"/>
+                <w:b w:val="0"/>
+                <w:i w:val="0"/>
+                <w:color w:val="000000"/>
+                <w:sz w:val="18"/>
+              </w:rPr>
+              <w:t>·</w:t>
+            </w:r>
+            <w:r>
+              <w:rPr>
+                <w:rFonts w:ascii="Consolas" w:hAnsi="Consolas" w:eastAsia="맑은 고딕"/>
+                <w:b w:val="0"/>
+                <w:i w:val="0"/>
+                <w:color w:val="000000"/>
+                <w:sz w:val="18"/>
+              </w:rPr>
+              <w:t>14.40%</w:t>
+            </w:r>
+            <w:r>
+              <w:rPr>
+                <w:rFonts w:ascii="맑은 고딕" w:hAnsi="맑은 고딕" w:eastAsia="맑은 고딕"/>
+                <w:b w:val="0"/>
+                <w:i w:val="0"/>
+                <w:color w:val="000000"/>
+                <w:sz w:val="18"/>
+              </w:rPr>
+              <w:t xml:space="preserve"> 가 있어 지우면 채점이 깨진다</w:t>
+            </w:r>
+          </w:p>
+        </w:tc>
+      </w:tr>
+      <w:tr>
+        <w:tc>
+          <w:tcPr>
+            <w:tcW w:type="dxa" w:w="5103"/>
+          </w:tcPr>
+          <w:p>
+            <w:pPr>
+              <w:spacing w:after="40"/>
+            </w:pPr>
+            <w:r>
+              <w:rPr>
+                <w:rFonts w:ascii="맑은 고딕" w:hAnsi="맑은 고딕" w:eastAsia="맑은 고딕"/>
+                <w:b w:val="0"/>
+                <w:i w:val="0"/>
+                <w:color w:val="000000"/>
+                <w:sz w:val="18"/>
+              </w:rPr>
+              <w:t>근거의 원시 줄에 범위를 라벨로 박는다</w:t>
+            </w:r>
+          </w:p>
+        </w:tc>
+        <w:tc>
+          <w:tcPr>
+            <w:tcW w:type="dxa" w:w="5103"/>
+          </w:tcPr>
+          <w:p>
+            <w:pPr>
+              <w:spacing w:after="40"/>
+            </w:pPr>
+            <w:r>
+              <w:rPr>
+                <w:rFonts w:ascii="맑은 고딕" w:hAnsi="맑은 고딕" w:eastAsia="맑은 고딕"/>
+                <w:b/>
+                <w:i w:val="0"/>
+                <w:color w:val="000000"/>
+                <w:sz w:val="18"/>
+              </w:rPr>
+              <w:t>근본 처방이나 지금 못 한다</w:t>
+            </w:r>
+            <w:r>
+              <w:rPr>
+                <w:rFonts w:ascii="맑은 고딕" w:hAnsi="맑은 고딕" w:eastAsia="맑은 고딕"/>
+                <w:b w:val="0"/>
+                <w:i w:val="0"/>
+                <w:color w:val="000000"/>
+                <w:sz w:val="18"/>
+              </w:rPr>
+              <w:t xml:space="preserve"> — 아래</w:t>
             </w:r>
           </w:p>
         </w:tc>
@@ -1769,7 +3601,7 @@
           <w:color w:val="000000"/>
           <w:sz w:val="22"/>
         </w:rPr>
-        <w:t>1-3. 실제 원인 — 차선에서 잘린다</w:t>
+        <w:t>2-4. 근본 처방과 그 비용</w:t>
       </w:r>
     </w:p>
     <w:p>
@@ -1784,7 +3616,7 @@
           <w:color w:val="000000"/>
           <w:sz w:val="19"/>
         </w:rPr>
-        <w:t xml:space="preserve">질의는 한국수력원자력을 계약상대로 하는 상장사와 그 역할을 묻는다. </w:t>
+        <w:t xml:space="preserve">원시 줄에 *"(이 보고서 한 건 안의 변동)"* 을 붙이면 두 참말의 공존이 사라진다. 그런데 그 줄은 </w:t>
       </w:r>
       <w:r>
         <w:rPr>
@@ -1794,7 +3626,7 @@
           <w:color w:val="000000"/>
           <w:sz w:val="19"/>
         </w:rPr>
-        <w:t>파트너가 6곳</w:t>
+        <w:t>런타임이 아니라 색인 빌드 타임에 굳는다</w:t>
       </w:r>
       <w:r>
         <w:rPr>
@@ -1804,7 +3636,63 @@
           <w:color w:val="000000"/>
           <w:sz w:val="19"/>
         </w:rPr>
-        <w:t xml:space="preserve">이고 근거 칸 상한이 6이라 회사당 배정이 </w:t>
+        <w:t>(</w:t>
+      </w:r>
+      <w:r>
+        <w:rPr>
+          <w:rFonts w:ascii="Consolas" w:hAnsi="Consolas" w:eastAsia="맑은 고딕"/>
+          <w:b w:val="0"/>
+          <w:i w:val="0"/>
+          <w:color w:val="000000"/>
+          <w:sz w:val="19"/>
+        </w:rPr>
+        <w:t>build_index.py</w:t>
+      </w:r>
+      <w:r>
+        <w:rPr>
+          <w:rFonts w:ascii="맑은 고딕" w:hAnsi="맑은 고딕" w:eastAsia="맑은 고딕"/>
+          <w:b w:val="0"/>
+          <w:i w:val="0"/>
+          <w:color w:val="000000"/>
+          <w:sz w:val="19"/>
+        </w:rPr>
+        <w:t xml:space="preserve"> 가 </w:t>
+      </w:r>
+      <w:r>
+        <w:rPr>
+          <w:rFonts w:ascii="Consolas" w:hAnsi="Consolas" w:eastAsia="맑은 고딕"/>
+          <w:b w:val="0"/>
+          <w:i w:val="0"/>
+          <w:color w:val="000000"/>
+          <w:sz w:val="19"/>
+        </w:rPr>
+        <w:t>to_markdown</w:t>
+      </w:r>
+      <w:r>
+        <w:rPr>
+          <w:rFonts w:ascii="맑은 고딕" w:hAnsi="맑은 고딕" w:eastAsia="맑은 고딕"/>
+          <w:b w:val="0"/>
+          <w:i w:val="0"/>
+          <w:color w:val="000000"/>
+          <w:sz w:val="19"/>
+        </w:rPr>
+        <w:t xml:space="preserve"> 결과를 저장한다).</w:t>
+      </w:r>
+    </w:p>
+    <w:p>
+      <w:pPr>
+        <w:spacing w:after="60" w:before="0" w:line="324" w:lineRule="auto"/>
+        <w:ind w:left="255"/>
+      </w:pPr>
+      <w:r>
+        <w:rPr>
+          <w:rFonts w:ascii="맑은 고딕" w:hAnsi="맑은 고딕" w:eastAsia="맑은 고딕"/>
+          <w:b w:val="0"/>
+          <w:i w:val="0"/>
+          <w:color w:val="000000"/>
+          <w:sz w:val="19"/>
+        </w:rPr>
+        <w:t xml:space="preserve">· 색인을 안 다시 지으면 </w:t>
       </w:r>
       <w:r>
         <w:rPr>
@@ -1814,7 +3702,59 @@
           <w:color w:val="000000"/>
           <w:sz w:val="19"/>
         </w:rPr>
-        <w:t>1건</w:t>
+        <w:t>아무 효과가 없다</w:t>
+      </w:r>
+    </w:p>
+    <w:p>
+      <w:pPr>
+        <w:spacing w:after="60" w:before="0" w:line="324" w:lineRule="auto"/>
+        <w:ind w:left="255"/>
+      </w:pPr>
+      <w:r>
+        <w:rPr>
+          <w:rFonts w:ascii="맑은 고딕" w:hAnsi="맑은 고딕" w:eastAsia="맑은 고딕"/>
+          <w:b w:val="0"/>
+          <w:i w:val="0"/>
+          <w:color w:val="000000"/>
+          <w:sz w:val="19"/>
+        </w:rPr>
+        <w:t xml:space="preserve">· 다시 지으면 문서 텍스트가 바뀌어 </w:t>
+      </w:r>
+      <w:r>
+        <w:rPr>
+          <w:rFonts w:ascii="맑은 고딕" w:hAnsi="맑은 고딕" w:eastAsia="맑은 고딕"/>
+          <w:b/>
+          <w:i w:val="0"/>
+          <w:color w:val="000000"/>
+          <w:sz w:val="19"/>
+        </w:rPr>
+        <w:t>BM25 항 통계가 움직이고 112문항 전부의 검색 순위가 흔들릴 수 있다</w:t>
+      </w:r>
+    </w:p>
+    <w:p>
+      <w:pPr>
+        <w:spacing w:after="60" w:before="0" w:line="324" w:lineRule="auto"/>
+        <w:ind w:left="255"/>
+      </w:pPr>
+      <w:r>
+        <w:rPr>
+          <w:rFonts w:ascii="맑은 고딕" w:hAnsi="맑은 고딕" w:eastAsia="맑은 고딕"/>
+          <w:b w:val="0"/>
+          <w:i w:val="0"/>
+          <w:color w:val="000000"/>
+          <w:sz w:val="19"/>
+        </w:rPr>
+        <w:t xml:space="preserve">· 게다가 </w:t>
+      </w:r>
+      <w:r>
+        <w:rPr>
+          <w:rFonts w:ascii="Consolas" w:hAnsi="Consolas" w:eastAsia="맑은 고딕"/>
+          <w:b w:val="0"/>
+          <w:i w:val="0"/>
+          <w:color w:val="000000"/>
+          <w:sz w:val="19"/>
+        </w:rPr>
+        <w:t>_record_fields</w:t>
       </w:r>
       <w:r>
         <w:rPr>
@@ -1824,7 +3764,7 @@
           <w:color w:val="000000"/>
           <w:sz w:val="19"/>
         </w:rPr>
-        <w:t xml:space="preserve">이다. 두산퓨얼셀 차선에서 골든은 </w:t>
+        <w:t xml:space="preserve"> 가 그 줄을 </w:t>
       </w:r>
       <w:r>
         <w:rPr>
@@ -1834,7 +3774,7 @@
           <w:color w:val="000000"/>
           <w:sz w:val="19"/>
         </w:rPr>
-        <w:t>2번째</w:t>
+        <w:t>글자 그대로 재구성해</w:t>
       </w:r>
       <w:r>
         <w:rPr>
@@ -1844,7 +3784,269 @@
           <w:color w:val="000000"/>
           <w:sz w:val="19"/>
         </w:rPr>
-        <w:t>다.</w:t>
+        <w:t xml:space="preserve"> 찾으므로 그쪽도 함께 고쳐야 한다</w:t>
+      </w:r>
+    </w:p>
+    <w:p>
+      <w:pPr>
+        <w:spacing w:after="100" w:before="0" w:line="324" w:lineRule="auto"/>
+      </w:pPr>
+      <w:r>
+        <w:rPr>
+          <w:rFonts w:ascii="맑은 고딕" w:hAnsi="맑은 고딕" w:eastAsia="맑은 고딕"/>
+          <w:b w:val="0"/>
+          <w:i w:val="0"/>
+          <w:color w:val="000000"/>
+          <w:sz w:val="19"/>
+        </w:rPr>
+        <w:t xml:space="preserve">즉 「근거 한 줄에 라벨 붙이기」가 아니라 </w:t>
+      </w:r>
+      <w:r>
+        <w:rPr>
+          <w:rFonts w:ascii="맑은 고딕" w:hAnsi="맑은 고딕" w:eastAsia="맑은 고딕"/>
+          <w:b/>
+          <w:i w:val="0"/>
+          <w:color w:val="000000"/>
+          <w:sz w:val="19"/>
+        </w:rPr>
+        <w:t>색인 재빌드 + 전 문항 재측정</w:t>
+      </w:r>
+      <w:r>
+        <w:rPr>
+          <w:rFonts w:ascii="맑은 고딕" w:hAnsi="맑은 고딕" w:eastAsia="맑은 고딕"/>
+          <w:b w:val="0"/>
+          <w:i w:val="0"/>
+          <w:color w:val="000000"/>
+          <w:sz w:val="19"/>
+        </w:rPr>
+        <w:t>이다. 제출을 앞두고 댈 규모가 아니다.</w:t>
+      </w:r>
+    </w:p>
+    <w:p>
+      <w:r>
+        <w:br w:type="page"/>
+      </w:r>
+    </w:p>
+    <w:p>
+      <w:pPr>
+        <w:keepNext/>
+        <w:spacing w:before="320" w:after="120"/>
+      </w:pPr>
+      <w:r>
+        <w:rPr>
+          <w:rFonts w:ascii="맑은 고딕" w:hAnsi="맑은 고딕" w:eastAsia="맑은 고딕"/>
+          <w:b/>
+          <w:i w:val="0"/>
+          <w:color w:val="1F406E"/>
+          <w:sz w:val="26"/>
+        </w:rPr>
+        <w:t>3. 열려 있는 것 ② — 재생성이 검증 사유의 숫자를 베낀다</w:t>
+      </w:r>
+    </w:p>
+    <w:p>
+      <w:pPr>
+        <w:keepNext/>
+        <w:spacing w:before="220" w:after="120"/>
+      </w:pPr>
+      <w:r>
+        <w:rPr>
+          <w:rFonts w:ascii="맑은 고딕" w:hAnsi="맑은 고딕" w:eastAsia="맑은 고딕"/>
+          <w:b/>
+          <w:i w:val="0"/>
+          <w:color w:val="000000"/>
+          <w:sz w:val="22"/>
+        </w:rPr>
+        <w:t>3-1. 기전</w:t>
+      </w:r>
+    </w:p>
+    <w:p>
+      <w:pPr>
+        <w:spacing w:after="100" w:before="0" w:line="324" w:lineRule="auto"/>
+      </w:pPr>
+      <w:r>
+        <w:rPr>
+          <w:rFonts w:ascii="Consolas" w:hAnsi="Consolas" w:eastAsia="맑은 고딕"/>
+          <w:b w:val="0"/>
+          <w:i w:val="0"/>
+          <w:color w:val="000000"/>
+          <w:sz w:val="19"/>
+        </w:rPr>
+      </w:r>
+      <w:r>
+        <w:rPr>
+          <w:rFonts w:ascii="Consolas" w:hAnsi="Consolas" w:eastAsia="맑은 고딕"/>
+          <w:b w:val="0"/>
+          <w:i w:val="0"/>
+          <w:color w:val="000000"/>
+          <w:sz w:val="19"/>
+        </w:rPr>
+        <w:t xml:space="preserve"> ① 어느 근거 레코드도 답변의 수를 설명하지 못한다  →  검증 실패 ② 실패 사유 하나가 뽑혀 재생성 프롬프트에 실린다 ③ 모델이 그 사유에 적힌 숫자를 그대로 베껴 쓴다 </w:t>
+      </w:r>
+      <w:r>
+        <w:rPr>
+          <w:rFonts w:ascii="Consolas" w:hAnsi="Consolas" w:eastAsia="맑은 고딕"/>
+          <w:b w:val="0"/>
+          <w:i w:val="0"/>
+          <w:color w:val="000000"/>
+          <w:sz w:val="19"/>
+        </w:rPr>
+      </w:r>
+    </w:p>
+    <w:p>
+      <w:pPr>
+        <w:spacing w:after="100" w:before="0" w:line="324" w:lineRule="auto"/>
+      </w:pPr>
+      <w:r>
+        <w:rPr>
+          <w:rFonts w:ascii="맑은 고딕" w:hAnsi="맑은 고딕" w:eastAsia="맑은 고딕"/>
+          <w:b w:val="0"/>
+          <w:i w:val="0"/>
+          <w:color w:val="000000"/>
+          <w:sz w:val="19"/>
+        </w:rPr>
+        <w:t>실제로 이렇게 나왔다(</w:t>
+      </w:r>
+      <w:r>
+        <w:rPr>
+          <w:rFonts w:ascii="Consolas" w:hAnsi="Consolas" w:eastAsia="맑은 고딕"/>
+          <w:b w:val="0"/>
+          <w:i w:val="0"/>
+          <w:color w:val="000000"/>
+          <w:sz w:val="19"/>
+        </w:rPr>
+        <w:t>A86</w:t>
+      </w:r>
+      <w:r>
+        <w:rPr>
+          <w:rFonts w:ascii="맑은 고딕" w:hAnsi="맑은 고딕" w:eastAsia="맑은 고딕"/>
+          <w:b w:val="0"/>
+          <w:i w:val="0"/>
+          <w:color w:val="000000"/>
+          <w:sz w:val="19"/>
+        </w:rPr>
+        <w:t xml:space="preserve"> </w:t>
+      </w:r>
+      <w:r>
+        <w:rPr>
+          <w:rFonts w:ascii="Consolas" w:hAnsi="Consolas" w:eastAsia="맑은 고딕"/>
+          <w:b w:val="0"/>
+          <w:i w:val="0"/>
+          <w:color w:val="000000"/>
+          <w:sz w:val="19"/>
+        </w:rPr>
+        <w:t>Q-112</w:t>
+      </w:r>
+      <w:r>
+        <w:rPr>
+          <w:rFonts w:ascii="맑은 고딕" w:hAnsi="맑은 고딕" w:eastAsia="맑은 고딕"/>
+          <w:b w:val="0"/>
+          <w:i w:val="0"/>
+          <w:color w:val="000000"/>
+          <w:sz w:val="19"/>
+        </w:rPr>
+        <w:t>).</w:t>
+      </w:r>
+    </w:p>
+    <w:p>
+      <w:pPr>
+        <w:spacing w:after="100" w:before="0" w:line="324" w:lineRule="auto"/>
+        <w:ind w:left="283"/>
+      </w:pPr>
+      <w:r>
+        <w:rPr>
+          <w:rFonts w:ascii="맑은 고딕" w:hAnsi="맑은 고딕" w:eastAsia="맑은 고딕"/>
+          <w:b w:val="0"/>
+          <w:i w:val="0"/>
+          <w:color w:val="555555"/>
+          <w:sz w:val="19"/>
+        </w:rPr>
+        <w:t xml:space="preserve">대우건설의 해지 금액은 </w:t>
+      </w:r>
+      <w:r>
+        <w:rPr>
+          <w:rFonts w:ascii="맑은 고딕" w:hAnsi="맑은 고딕" w:eastAsia="맑은 고딕"/>
+          <w:b/>
+          <w:i w:val="0"/>
+          <w:color w:val="555555"/>
+          <w:sz w:val="19"/>
+        </w:rPr>
+        <w:t>350,500,000,000원</w:t>
+      </w:r>
+      <w:r>
+        <w:rPr>
+          <w:rFonts w:ascii="맑은 고딕" w:hAnsi="맑은 고딕" w:eastAsia="맑은 고딕"/>
+          <w:b w:val="0"/>
+          <w:i w:val="0"/>
+          <w:color w:val="555555"/>
+          <w:sz w:val="19"/>
+        </w:rPr>
+        <w:t xml:space="preserve">입니다. 이는 </w:t>
+      </w:r>
+      <w:r>
+        <w:rPr>
+          <w:rFonts w:ascii="맑은 고딕" w:hAnsi="맑은 고딕" w:eastAsia="맑은 고딕"/>
+          <w:b/>
+          <w:i w:val="0"/>
+          <w:color w:val="555555"/>
+          <w:sz w:val="19"/>
+        </w:rPr>
+        <w:t>'[투자판단 관련 주요경영사항]' 공시에서 확인됩니다.</w:t>
+      </w:r>
+    </w:p>
+    <w:p>
+      <w:pPr>
+        <w:spacing w:after="100" w:before="0" w:line="324" w:lineRule="auto"/>
+      </w:pPr>
+      <w:r>
+        <w:rPr>
+          <w:rFonts w:ascii="맑은 고딕" w:hAnsi="맑은 고딕" w:eastAsia="맑은 고딕"/>
+          <w:b w:val="0"/>
+          <w:i w:val="0"/>
+          <w:color w:val="000000"/>
+          <w:sz w:val="19"/>
+        </w:rPr>
+        <w:t xml:space="preserve">골든은 1,147,665,603,998원이다. 모델이 </w:t>
+      </w:r>
+      <w:r>
+        <w:rPr>
+          <w:rFonts w:ascii="맑은 고딕" w:hAnsi="맑은 고딕" w:eastAsia="맑은 고딕"/>
+          <w:b/>
+          <w:i w:val="0"/>
+          <w:color w:val="000000"/>
+          <w:sz w:val="19"/>
+        </w:rPr>
+        <w:t>사유 문자열의 숫자와 그 출처를 함께 옮겨 적었다.</w:t>
+      </w:r>
+    </w:p>
+    <w:p>
+      <w:pPr>
+        <w:keepNext/>
+        <w:spacing w:before="220" w:after="120"/>
+      </w:pPr>
+      <w:r>
+        <w:rPr>
+          <w:rFonts w:ascii="맑은 고딕" w:hAnsi="맑은 고딕" w:eastAsia="맑은 고딕"/>
+          <w:b/>
+          <w:i w:val="0"/>
+          <w:color w:val="000000"/>
+          <w:sz w:val="22"/>
+        </w:rPr>
+        <w:t>3-2. 이 갈래를 가르는 값싼 표지가 없다</w:t>
+      </w:r>
+    </w:p>
+    <w:p>
+      <w:pPr>
+        <w:spacing w:after="100" w:before="0" w:line="324" w:lineRule="auto"/>
+      </w:pPr>
+      <w:r>
+        <w:rPr>
+          <w:rFonts w:ascii="맑은 고딕" w:hAnsi="맑은 고딕" w:eastAsia="맑은 고딕"/>
+          <w:b w:val="0"/>
+          <w:i w:val="0"/>
+          <w:color w:val="000000"/>
+          <w:sz w:val="19"/>
+        </w:rPr>
+        <w:t>후보 일곱을 59건 전부에 대고 쟀다.</w:t>
       </w:r>
     </w:p>
     <w:tbl>
@@ -1855,16 +4057,13 @@
         <w:tblLook w:firstColumn="1" w:firstRow="1" w:lastColumn="0" w:lastRow="0" w:noHBand="0" w:noVBand="1" w:val="04A0"/>
       </w:tblPr>
       <w:tblGrid>
-        <w:gridCol w:w="2041"/>
-        <w:gridCol w:w="2041"/>
-        <w:gridCol w:w="2041"/>
-        <w:gridCol w:w="2041"/>
-        <w:gridCol w:w="2041"/>
+        <w:gridCol w:w="5103"/>
+        <w:gridCol w:w="5103"/>
       </w:tblGrid>
       <w:tr>
         <w:tc>
           <w:tcPr>
-            <w:tcW w:type="dxa" w:w="2041"/>
+            <w:tcW w:type="dxa" w:w="5103"/>
           </w:tcPr>
           <w:p>
             <w:pPr>
@@ -1878,73 +4077,13 @@
                 <w:color w:val="000000"/>
                 <w:sz w:val="18"/>
               </w:rPr>
-              <w:t>접수번호</w:t>
+              <w:t>후보</w:t>
             </w:r>
           </w:p>
         </w:tc>
         <w:tc>
           <w:tcPr>
-            <w:tcW w:type="dxa" w:w="2041"/>
-          </w:tcPr>
-          <w:p>
-            <w:pPr>
-              <w:spacing w:after="40"/>
-            </w:pPr>
-            <w:r>
-              <w:rPr>
-                <w:rFonts w:ascii="맑은 고딕" w:hAnsi="맑은 고딕" w:eastAsia="맑은 고딕"/>
-                <w:b/>
-                <w:i w:val="0"/>
-                <w:color w:val="000000"/>
-                <w:sz w:val="18"/>
-              </w:rPr>
-              <w:t>공시일</w:t>
-            </w:r>
-          </w:p>
-        </w:tc>
-        <w:tc>
-          <w:tcPr>
-            <w:tcW w:type="dxa" w:w="2041"/>
-          </w:tcPr>
-          <w:p>
-            <w:pPr>
-              <w:spacing w:after="40"/>
-            </w:pPr>
-            <w:r>
-              <w:rPr>
-                <w:rFonts w:ascii="맑은 고딕" w:hAnsi="맑은 고딕" w:eastAsia="맑은 고딕"/>
-                <w:b/>
-                <w:i w:val="0"/>
-                <w:color w:val="000000"/>
-                <w:sz w:val="18"/>
-              </w:rPr>
-              <w:t>금액</w:t>
-            </w:r>
-          </w:p>
-        </w:tc>
-        <w:tc>
-          <w:tcPr>
-            <w:tcW w:type="dxa" w:w="2041"/>
-          </w:tcPr>
-          <w:p>
-            <w:pPr>
-              <w:spacing w:after="40"/>
-            </w:pPr>
-            <w:r>
-              <w:rPr>
-                <w:rFonts w:ascii="맑은 고딕" w:hAnsi="맑은 고딕" w:eastAsia="맑은 고딕"/>
-                <w:b/>
-                <w:i w:val="0"/>
-                <w:color w:val="000000"/>
-                <w:sz w:val="18"/>
-              </w:rPr>
-              <w:t>계약</w:t>
-            </w:r>
-          </w:p>
-        </w:tc>
-        <w:tc>
-          <w:tcPr>
-            <w:tcW w:type="dxa" w:w="2041"/>
+            <w:tcW w:type="dxa" w:w="5103"/>
           </w:tcPr>
           <w:p>
             <w:pPr>
@@ -1966,7 +4105,7 @@
       <w:tr>
         <w:tc>
           <w:tcPr>
-            <w:tcW w:type="dxa" w:w="2041"/>
+            <w:tcW w:type="dxa" w:w="5103"/>
           </w:tcPr>
           <w:p>
             <w:pPr>
@@ -1980,13 +4119,85 @@
                 <w:color w:val="000000"/>
                 <w:sz w:val="18"/>
               </w:rPr>
-              <w:t>20231220800419</w:t>
+              <w:t>① 자기일관성이 만장일치면 못 뒤집는다</w:t>
             </w:r>
           </w:p>
         </w:tc>
         <w:tc>
           <w:tcPr>
-            <w:tcW w:type="dxa" w:w="2041"/>
+            <w:tcW w:type="dxa" w:w="5103"/>
+          </w:tcPr>
+          <w:p>
+            <w:pPr>
+              <w:spacing w:after="40"/>
+            </w:pPr>
+            <w:r>
+              <w:rPr>
+                <w:rFonts w:ascii="Consolas" w:hAnsi="Consolas" w:eastAsia="맑은 고딕"/>
+                <w:b w:val="0"/>
+                <w:i w:val="0"/>
+                <w:color w:val="000000"/>
+                <w:sz w:val="18"/>
+              </w:rPr>
+              <w:t>Q-061</w:t>
+            </w:r>
+            <w:r>
+              <w:rPr>
+                <w:rFonts w:ascii="맑은 고딕" w:hAnsi="맑은 고딕" w:eastAsia="맑은 고딕"/>
+                <w:b w:val="0"/>
+                <w:i w:val="0"/>
+                <w:color w:val="000000"/>
+                <w:sz w:val="18"/>
+              </w:rPr>
+              <w:t>·</w:t>
+            </w:r>
+            <w:r>
+              <w:rPr>
+                <w:rFonts w:ascii="Consolas" w:hAnsi="Consolas" w:eastAsia="맑은 고딕"/>
+                <w:b w:val="0"/>
+                <w:i w:val="0"/>
+                <w:color w:val="000000"/>
+                <w:sz w:val="18"/>
+              </w:rPr>
+              <w:t>Q-113</w:t>
+            </w:r>
+            <w:r>
+              <w:rPr>
+                <w:rFonts w:ascii="맑은 고딕" w:hAnsi="맑은 고딕" w:eastAsia="맑은 고딕"/>
+                <w:b w:val="0"/>
+                <w:i w:val="0"/>
+                <w:color w:val="000000"/>
+                <w:sz w:val="18"/>
+              </w:rPr>
+              <w:t xml:space="preserve"> </w:t>
+            </w:r>
+            <w:r>
+              <w:rPr>
+                <w:rFonts w:ascii="맑은 고딕" w:hAnsi="맑은 고딕" w:eastAsia="맑은 고딕"/>
+                <w:b/>
+                <w:i w:val="0"/>
+                <w:color w:val="000000"/>
+                <w:sz w:val="18"/>
+              </w:rPr>
+              <w:t>24회</w:t>
+            </w:r>
+            <w:r>
+              <w:rPr>
+                <w:rFonts w:ascii="맑은 고딕" w:hAnsi="맑은 고딕" w:eastAsia="맑은 고딕"/>
+                <w:b w:val="0"/>
+                <w:i w:val="0"/>
+                <w:color w:val="000000"/>
+                <w:sz w:val="18"/>
+              </w:rPr>
+              <w:t xml:space="preserve"> 깨짐</w:t>
+            </w:r>
+          </w:p>
+        </w:tc>
+      </w:tr>
+      <w:tr>
+        <w:tc>
+          <w:tcPr>
+            <w:tcW w:type="dxa" w:w="5103"/>
           </w:tcPr>
           <w:p>
             <w:pPr>
@@ -2000,13 +4211,13 @@
                 <w:color w:val="000000"/>
                 <w:sz w:val="18"/>
               </w:rPr>
-              <w:t>2023-12-20</w:t>
+              <w:t>② 답변값이 결정적 줄에 있으면</w:t>
             </w:r>
           </w:p>
         </w:tc>
         <w:tc>
           <w:tcPr>
-            <w:tcW w:type="dxa" w:w="2041"/>
+            <w:tcW w:type="dxa" w:w="5103"/>
           </w:tcPr>
           <w:p>
             <w:pPr>
@@ -2020,13 +4231,15 @@
                 <w:color w:val="000000"/>
                 <w:sz w:val="18"/>
               </w:rPr>
-              <w:t>74,100,000,000</w:t>
+              <w:t>같은 24회 깨짐</w:t>
             </w:r>
           </w:p>
         </w:tc>
+      </w:tr>
+      <w:tr>
         <w:tc>
           <w:tcPr>
-            <w:tcW w:type="dxa" w:w="2041"/>
+            <w:tcW w:type="dxa" w:w="5103"/>
           </w:tcPr>
           <w:p>
             <w:pPr>
@@ -2040,13 +4253,45 @@
                 <w:color w:val="000000"/>
                 <w:sz w:val="18"/>
               </w:rPr>
-              <w:t>연료전지 시스템 공급 계약</w:t>
+              <w:t>③ 재계산값이 결정적 줄에 있어야</w:t>
             </w:r>
           </w:p>
         </w:tc>
         <w:tc>
           <w:tcPr>
-            <w:tcW w:type="dxa" w:w="2041"/>
+            <w:tcW w:type="dxa" w:w="5103"/>
+          </w:tcPr>
+          <w:p>
+            <w:pPr>
+              <w:spacing w:after="40"/>
+            </w:pPr>
+            <w:r>
+              <w:rPr>
+                <w:rFonts w:ascii="Consolas" w:hAnsi="Consolas" w:eastAsia="맑은 고딕"/>
+                <w:b w:val="0"/>
+                <w:i w:val="0"/>
+                <w:color w:val="000000"/>
+                <w:sz w:val="18"/>
+              </w:rPr>
+              <w:t>Q-061</w:t>
+            </w:r>
+            <w:r>
+              <w:rPr>
+                <w:rFonts w:ascii="맑은 고딕" w:hAnsi="맑은 고딕" w:eastAsia="맑은 고딕"/>
+                <w:b w:val="0"/>
+                <w:i w:val="0"/>
+                <w:color w:val="000000"/>
+                <w:sz w:val="18"/>
+              </w:rPr>
+              <w:t xml:space="preserve"> 12회 깨짐</w:t>
+            </w:r>
+          </w:p>
+        </w:tc>
+      </w:tr>
+      <w:tr>
+        <w:tc>
+          <w:tcPr>
+            <w:tcW w:type="dxa" w:w="5103"/>
           </w:tcPr>
           <w:p>
             <w:pPr>
@@ -2060,7 +4305,87 @@
                 <w:color w:val="000000"/>
                 <w:sz w:val="18"/>
               </w:rPr>
-              <w:t>담긴다</w:t>
+              <w:t>④ 배율 임계</w:t>
+            </w:r>
+          </w:p>
+        </w:tc>
+        <w:tc>
+          <w:tcPr>
+            <w:tcW w:type="dxa" w:w="5103"/>
+          </w:tcPr>
+          <w:p>
+            <w:pPr>
+              <w:spacing w:after="40"/>
+            </w:pPr>
+            <w:r>
+              <w:rPr>
+                <w:rFonts w:ascii="Consolas" w:hAnsi="Consolas" w:eastAsia="맑은 고딕"/>
+                <w:b w:val="0"/>
+                <w:i w:val="0"/>
+                <w:color w:val="000000"/>
+                <w:sz w:val="18"/>
+              </w:rPr>
+              <w:t>Q-065</w:t>
+            </w:r>
+            <w:r>
+              <w:rPr>
+                <w:rFonts w:ascii="맑은 고딕" w:hAnsi="맑은 고딕" w:eastAsia="맑은 고딕"/>
+                <w:b w:val="0"/>
+                <w:i w:val="0"/>
+                <w:color w:val="000000"/>
+                <w:sz w:val="18"/>
+              </w:rPr>
+              <w:t xml:space="preserve"> 3.29 · </w:t>
+            </w:r>
+            <w:r>
+              <w:rPr>
+                <w:rFonts w:ascii="Consolas" w:hAnsi="Consolas" w:eastAsia="맑은 고딕"/>
+                <w:b w:val="0"/>
+                <w:i w:val="0"/>
+                <w:color w:val="000000"/>
+                <w:sz w:val="18"/>
+              </w:rPr>
+              <w:t>Q-109</w:t>
+            </w:r>
+            <w:r>
+              <w:rPr>
+                <w:rFonts w:ascii="맑은 고딕" w:hAnsi="맑은 고딕" w:eastAsia="맑은 고딕"/>
+                <w:b w:val="0"/>
+                <w:i w:val="0"/>
+                <w:color w:val="000000"/>
+                <w:sz w:val="18"/>
+              </w:rPr>
+              <w:t xml:space="preserve"> 3.25 대 </w:t>
+            </w:r>
+            <w:r>
+              <w:rPr>
+                <w:rFonts w:ascii="Consolas" w:hAnsi="Consolas" w:eastAsia="맑은 고딕"/>
+                <w:b w:val="0"/>
+                <w:i w:val="0"/>
+                <w:color w:val="000000"/>
+                <w:sz w:val="18"/>
+              </w:rPr>
+              <w:t>Q-112</w:t>
+            </w:r>
+            <w:r>
+              <w:rPr>
+                <w:rFonts w:ascii="맑은 고딕" w:hAnsi="맑은 고딕" w:eastAsia="맑은 고딕"/>
+                <w:b w:val="0"/>
+                <w:i w:val="0"/>
+                <w:color w:val="000000"/>
+                <w:sz w:val="18"/>
+              </w:rPr>
+              <w:t xml:space="preserve"> 3.27 — </w:t>
+            </w:r>
+            <w:r>
+              <w:rPr>
+                <w:rFonts w:ascii="맑은 고딕" w:hAnsi="맑은 고딕" w:eastAsia="맑은 고딕"/>
+                <w:b/>
+                <w:i w:val="0"/>
+                <w:color w:val="000000"/>
+                <w:sz w:val="18"/>
+              </w:rPr>
+              <w:t>구분 불가</w:t>
             </w:r>
           </w:p>
         </w:tc>
@@ -2068,7 +4393,131 @@
       <w:tr>
         <w:tc>
           <w:tcPr>
-            <w:tcW w:type="dxa" w:w="2041"/>
+            <w:tcW w:type="dxa" w:w="5103"/>
+          </w:tcPr>
+          <w:p>
+            <w:pPr>
+              <w:spacing w:after="40"/>
+            </w:pPr>
+            <w:r>
+              <w:rPr>
+                <w:rFonts w:ascii="맑은 고딕" w:hAnsi="맑은 고딕" w:eastAsia="맑은 고딕"/>
+                <w:b w:val="0"/>
+                <w:i w:val="0"/>
+                <w:color w:val="000000"/>
+                <w:sz w:val="18"/>
+              </w:rPr>
+              <w:t>⑤ 재계산값이 파생값인가</w:t>
+            </w:r>
+          </w:p>
+        </w:tc>
+        <w:tc>
+          <w:tcPr>
+            <w:tcW w:type="dxa" w:w="5103"/>
+          </w:tcPr>
+          <w:p>
+            <w:pPr>
+              <w:spacing w:after="40"/>
+            </w:pPr>
+            <w:r>
+              <w:rPr>
+                <w:rFonts w:ascii="맑은 고딕" w:hAnsi="맑은 고딕" w:eastAsia="맑은 고딕"/>
+                <w:b w:val="0"/>
+                <w:i w:val="0"/>
+                <w:color w:val="000000"/>
+                <w:sz w:val="18"/>
+              </w:rPr>
+              <w:t xml:space="preserve">59/59 동일 — </w:t>
+            </w:r>
+            <w:r>
+              <w:rPr>
+                <w:rFonts w:ascii="맑은 고딕" w:hAnsi="맑은 고딕" w:eastAsia="맑은 고딕"/>
+                <w:b/>
+                <w:i w:val="0"/>
+                <w:color w:val="000000"/>
+                <w:sz w:val="18"/>
+              </w:rPr>
+              <w:t>판별력 0</w:t>
+            </w:r>
+          </w:p>
+        </w:tc>
+      </w:tr>
+      <w:tr>
+        <w:tc>
+          <w:tcPr>
+            <w:tcW w:type="dxa" w:w="5103"/>
+          </w:tcPr>
+          <w:p>
+            <w:pPr>
+              <w:spacing w:after="40"/>
+            </w:pPr>
+            <w:r>
+              <w:rPr>
+                <w:rFonts w:ascii="맑은 고딕" w:hAnsi="맑은 고딕" w:eastAsia="맑은 고딕"/>
+                <w:b w:val="0"/>
+                <w:i w:val="0"/>
+                <w:color w:val="000000"/>
+                <w:sz w:val="18"/>
+              </w:rPr>
+              <w:t>⑥ 답변값과 같은 블록인가</w:t>
+            </w:r>
+          </w:p>
+        </w:tc>
+        <w:tc>
+          <w:tcPr>
+            <w:tcW w:type="dxa" w:w="5103"/>
+          </w:tcPr>
+          <w:p>
+            <w:pPr>
+              <w:spacing w:after="40"/>
+            </w:pPr>
+            <w:r>
+              <w:rPr>
+                <w:rFonts w:ascii="Consolas" w:hAnsi="Consolas" w:eastAsia="맑은 고딕"/>
+                <w:b w:val="0"/>
+                <w:i w:val="0"/>
+                <w:color w:val="000000"/>
+                <w:sz w:val="18"/>
+              </w:rPr>
+              <w:t>Q-061</w:t>
+            </w:r>
+            <w:r>
+              <w:rPr>
+                <w:rFonts w:ascii="맑은 고딕" w:hAnsi="맑은 고딕" w:eastAsia="맑은 고딕"/>
+                <w:b w:val="0"/>
+                <w:i w:val="0"/>
+                <w:color w:val="000000"/>
+                <w:sz w:val="18"/>
+              </w:rPr>
+              <w:t xml:space="preserve"> 12회 깨짐</w:t>
+            </w:r>
+          </w:p>
+        </w:tc>
+      </w:tr>
+      <w:tr>
+        <w:tc>
+          <w:tcPr>
+            <w:tcW w:type="dxa" w:w="5103"/>
+          </w:tcPr>
+          <w:p>
+            <w:pPr>
+              <w:spacing w:after="40"/>
+            </w:pPr>
+            <w:r>
+              <w:rPr>
+                <w:rFonts w:ascii="맑은 고딕" w:hAnsi="맑은 고딕" w:eastAsia="맑은 고딕"/>
+                <w:b w:val="0"/>
+                <w:i w:val="0"/>
+                <w:color w:val="000000"/>
+                <w:sz w:val="18"/>
+              </w:rPr>
+              <w:t>⑦ 꼬리 블록에서 나왔나</w:t>
+            </w:r>
+          </w:p>
+        </w:tc>
+        <w:tc>
+          <w:tcPr>
+            <w:tcW w:type="dxa" w:w="5103"/>
           </w:tcPr>
           <w:p>
             <w:pPr>
@@ -2082,18 +4531,8 @@
                 <w:color w:val="000000"/>
                 <w:sz w:val="18"/>
               </w:rPr>
-              <w:t>20240329800342</w:t>
+              <w:t>유일하게 갈렸으나 전제가 틀렸다</w:t>
             </w:r>
-          </w:p>
-        </w:tc>
-        <w:tc>
-          <w:tcPr>
-            <w:tcW w:type="dxa" w:w="2041"/>
-          </w:tcPr>
-          <w:p>
-            <w:pPr>
-              <w:spacing w:after="40"/>
-            </w:pPr>
             <w:r>
               <w:rPr>
                 <w:rFonts w:ascii="맑은 고딕" w:hAnsi="맑은 고딕" w:eastAsia="맑은 고딕"/>
@@ -2102,67 +4541,7 @@
                 <w:color w:val="000000"/>
                 <w:sz w:val="18"/>
               </w:rPr>
-              <w:t>2024-03-29</w:t>
-            </w:r>
-          </w:p>
-        </w:tc>
-        <w:tc>
-          <w:tcPr>
-            <w:tcW w:type="dxa" w:w="2041"/>
-          </w:tcPr>
-          <w:p>
-            <w:pPr>
-              <w:spacing w:after="40"/>
-            </w:pPr>
-            <w:r>
-              <w:rPr>
-                <w:rFonts w:ascii="맑은 고딕" w:hAnsi="맑은 고딕" w:eastAsia="맑은 고딕"/>
-                <w:b w:val="0"/>
-                <w:i w:val="0"/>
-                <w:color w:val="000000"/>
-                <w:sz w:val="18"/>
-              </w:rPr>
-              <w:t>73,800,000,000</w:t>
-            </w:r>
-          </w:p>
-        </w:tc>
-        <w:tc>
-          <w:tcPr>
-            <w:tcW w:type="dxa" w:w="2041"/>
-          </w:tcPr>
-          <w:p>
-            <w:pPr>
-              <w:spacing w:after="40"/>
-            </w:pPr>
-            <w:r>
-              <w:rPr>
-                <w:rFonts w:ascii="맑은 고딕" w:hAnsi="맑은 고딕" w:eastAsia="맑은 고딕"/>
-                <w:b w:val="0"/>
-                <w:i w:val="0"/>
-                <w:color w:val="000000"/>
-                <w:sz w:val="18"/>
-              </w:rPr>
-              <w:t>연료전지 시스템 장기유지보수(LTSA)</w:t>
-            </w:r>
-          </w:p>
-        </w:tc>
-        <w:tc>
-          <w:tcPr>
-            <w:tcW w:type="dxa" w:w="2041"/>
-          </w:tcPr>
-          <w:p>
-            <w:pPr>
-              <w:spacing w:after="40"/>
-            </w:pPr>
-            <w:r>
-              <w:rPr>
-                <w:rFonts w:ascii="맑은 고딕" w:hAnsi="맑은 고딕" w:eastAsia="맑은 고딕"/>
-                <w:b/>
-                <w:i w:val="0"/>
-                <w:color w:val="000000"/>
-                <w:sz w:val="18"/>
-              </w:rPr>
-              <w:t>골든 · 잘린다</w:t>
+              <w:t xml:space="preserve"> — 아래</w:t>
             </w:r>
           </w:p>
         </w:tc>
@@ -2185,7 +4564,7 @@
           <w:color w:val="000000"/>
           <w:sz w:val="19"/>
         </w:rPr>
-        <w:t xml:space="preserve">여섯 건이 </w:t>
+        <w:t xml:space="preserve">🔴 </w:t>
       </w:r>
       <w:r>
         <w:rPr>
@@ -2195,7 +4574,7 @@
           <w:color w:val="000000"/>
           <w:sz w:val="19"/>
         </w:rPr>
-        <w:t>전부 최신본</w:t>
+        <w:t>⑦은 전제 자체가 틀려서 기각했다.</w:t>
       </w:r>
       <w:r>
         <w:rPr>
@@ -2205,7 +4584,27 @@
           <w:color w:val="000000"/>
           <w:sz w:val="19"/>
         </w:rPr>
-        <w:t xml:space="preserve">이라 첫 정렬 키가 동률이고, 질문의 낱말(원전 · 역할 · 계약)이 「공급 계약」과 「장기유지보수계약」을 가르지 못해 관련도도 동률이다. 그래서 </w:t>
+        <w:t xml:space="preserve"> 정답을 넣고 검증을 재구성하니 </w:t>
+      </w:r>
+      <w:r>
+        <w:rPr>
+          <w:rFonts w:ascii="Consolas" w:hAnsi="Consolas" w:eastAsia="맑은 고딕"/>
+          <w:b w:val="0"/>
+          <w:i w:val="0"/>
+          <w:color w:val="000000"/>
+          <w:sz w:val="19"/>
+        </w:rPr>
+        <w:t>failed=False</w:t>
+      </w:r>
+      <w:r>
+        <w:rPr>
+          <w:rFonts w:ascii="맑은 고딕" w:hAnsi="맑은 고딕" w:eastAsia="맑은 고딕"/>
+          <w:b w:val="0"/>
+          <w:i w:val="0"/>
+          <w:color w:val="000000"/>
+          <w:sz w:val="19"/>
+        </w:rPr>
+        <w:t xml:space="preserve"> 이고 </w:t>
       </w:r>
       <w:r>
         <w:rPr>
@@ -2215,7 +4614,7 @@
           <w:color w:val="000000"/>
           <w:sz w:val="19"/>
         </w:rPr>
-        <w:t>도착 순서</w:t>
+        <w:t>꼬리를 빼도 판정이 안 바뀐다.</w:t>
       </w:r>
       <w:r>
         <w:rPr>
@@ -2225,7 +4624,47 @@
           <w:color w:val="000000"/>
           <w:sz w:val="19"/>
         </w:rPr>
-        <w:t>가 결정한다.</w:t>
+        <w:t xml:space="preserve"> 즉 그 숫자는 판정에 쓰인 값이 아니라 </w:t>
+      </w:r>
+      <w:r>
+        <w:rPr>
+          <w:rFonts w:ascii="맑은 고딕" w:hAnsi="맑은 고딕" w:eastAsia="맑은 고딕"/>
+          <w:b/>
+          <w:i w:val="0"/>
+          <w:color w:val="000000"/>
+          <w:sz w:val="19"/>
+        </w:rPr>
+        <w:t>여러 실패 사유 중 표시용으로 뽑힌 문자열</w:t>
+      </w:r>
+      <w:r>
+        <w:rPr>
+          <w:rFonts w:ascii="맑은 고딕" w:hAnsi="맑은 고딕" w:eastAsia="맑은 고딕"/>
+          <w:b w:val="0"/>
+          <w:i w:val="0"/>
+          <w:color w:val="000000"/>
+          <w:sz w:val="19"/>
+        </w:rPr>
+        <w:t xml:space="preserve">이었고, 「꼬리 블록」은 우연이었다. 구현해 보니 규칙이 정작 </w:t>
+      </w:r>
+      <w:r>
+        <w:rPr>
+          <w:rFonts w:ascii="맑은 고딕" w:hAnsi="맑은 고딕" w:eastAsia="맑은 고딕"/>
+          <w:b/>
+          <w:i w:val="0"/>
+          <w:color w:val="000000"/>
+          <w:sz w:val="19"/>
+        </w:rPr>
+        <w:t>자릿수 오류에서만</w:t>
+      </w:r>
+      <w:r>
+        <w:rPr>
+          <w:rFonts w:ascii="맑은 고딕" w:hAnsi="맑은 고딕" w:eastAsia="맑은 고딕"/>
+          <w:b w:val="0"/>
+          <w:i w:val="0"/>
+          <w:color w:val="000000"/>
+          <w:sz w:val="19"/>
+        </w:rPr>
+        <w:t xml:space="preserve"> 발화해 막아야 할 것을 막았다 — 시험이 그것을 잡았다.</w:t>
       </w:r>
     </w:p>
     <w:p>
@@ -2235,12 +4674,22 @@
       <w:r>
         <w:rPr>
           <w:rFonts w:ascii="맑은 고딕" w:hAnsi="맑은 고딕" w:eastAsia="맑은 고딕"/>
-          <w:b/>
+          <w:b w:val="0"/>
           <w:i w:val="0"/>
           <w:color w:val="000000"/>
           <w:sz w:val="19"/>
         </w:rPr>
-        <w:t>한수원 계약 35건이 전부 산출물에 정확히 들어 있으므로 어떤 전처리 개선도 이것을 바꾸지 않는다.</w:t>
+        <w:t xml:space="preserve">①②③⑥ 을 전부 깨는 것은 </w:t>
+      </w:r>
+      <w:r>
+        <w:rPr>
+          <w:rFonts w:ascii="Consolas" w:hAnsi="Consolas" w:eastAsia="맑은 고딕"/>
+          <w:b w:val="0"/>
+          <w:i w:val="0"/>
+          <w:color w:val="000000"/>
+          <w:sz w:val="19"/>
+        </w:rPr>
+        <w:t>Q-061</w:t>
       </w:r>
       <w:r>
         <w:rPr>
@@ -2250,7 +4699,47 @@
           <w:color w:val="000000"/>
           <w:sz w:val="19"/>
         </w:rPr>
-        <w:t xml:space="preserve"> 이것은 회수·정렬 계층의 과제다.</w:t>
+        <w:t xml:space="preserve"> 하나다. 그 문항은 만장일치이고, 결정적 줄 밖이고, 다른 블록에서, 꼬리도 아닌 곳에서 </w:t>
+      </w:r>
+      <w:r>
+        <w:rPr>
+          <w:rFonts w:ascii="맑은 고딕" w:hAnsi="맑은 고딕" w:eastAsia="맑은 고딕"/>
+          <w:b/>
+          <w:i w:val="0"/>
+          <w:color w:val="000000"/>
+          <w:sz w:val="19"/>
+        </w:rPr>
+        <w:t>옳게</w:t>
+      </w:r>
+      <w:r>
+        <w:rPr>
+          <w:rFonts w:ascii="맑은 고딕" w:hAnsi="맑은 고딕" w:eastAsia="맑은 고딕"/>
+          <w:b w:val="0"/>
+          <w:i w:val="0"/>
+          <w:color w:val="000000"/>
+          <w:sz w:val="19"/>
+        </w:rPr>
+        <w:t xml:space="preserve"> 뒤집는다. </w:t>
+      </w:r>
+      <w:r>
+        <w:rPr>
+          <w:rFonts w:ascii="Consolas" w:hAnsi="Consolas" w:eastAsia="맑은 고딕"/>
+          <w:b w:val="0"/>
+          <w:i w:val="0"/>
+          <w:color w:val="000000"/>
+          <w:sz w:val="19"/>
+        </w:rPr>
+        <w:t>Q-112</w:t>
+      </w:r>
+      <w:r>
+        <w:rPr>
+          <w:rFonts w:ascii="맑은 고딕" w:hAnsi="맑은 고딕" w:eastAsia="맑은 고딕"/>
+          <w:b w:val="0"/>
+          <w:i w:val="0"/>
+          <w:color w:val="000000"/>
+          <w:sz w:val="19"/>
+        </w:rPr>
+        <w:t xml:space="preserve"> 와 표지를 거의 다 공유한다.</w:t>
       </w:r>
     </w:p>
     <w:p>
@@ -2266,24 +4755,13 @@
           <w:color w:val="000000"/>
           <w:sz w:val="22"/>
         </w:rPr>
-        <w:t>1-4. 처방 둘 — 그리고 지금 하지 않는 이유</w:t>
+        <w:t>3-3. 처방</w:t>
       </w:r>
     </w:p>
     <w:p>
       <w:pPr>
-        <w:spacing w:after="60" w:before="0" w:line="324" w:lineRule="auto"/>
-        <w:ind w:left="255"/>
+        <w:spacing w:after="100" w:before="0" w:line="324" w:lineRule="auto"/>
       </w:pPr>
-      <w:r>
-        <w:rPr>
-          <w:rFonts w:ascii="맑은 고딕" w:hAnsi="맑은 고딕" w:eastAsia="맑은 고딕"/>
-          <w:b w:val="0"/>
-          <w:i w:val="0"/>
-          <w:color w:val="000000"/>
-          <w:sz w:val="19"/>
-        </w:rPr>
-        <w:t xml:space="preserve">· </w:t>
-      </w:r>
       <w:r>
         <w:rPr>
           <w:rFonts w:ascii="맑은 고딕" w:hAnsi="맑은 고딕" w:eastAsia="맑은 고딕"/>
@@ -2292,7 +4770,7 @@
           <w:color w:val="000000"/>
           <w:sz w:val="19"/>
         </w:rPr>
-        <w:t>① 근거 칸 상한을 올린다.</w:t>
+        <w:t>재생성 사유에 재계산값을 숫자로 싣지 않는다.</w:t>
       </w:r>
       <w:r>
         <w:rPr>
@@ -2302,98 +4780,7 @@
           <w:color w:val="000000"/>
           <w:sz w:val="19"/>
         </w:rPr>
-        <w:t xml:space="preserve"> 6곳 × 2건 = 12로 두면 차선에 두 칸씩 돌아간다.</w:t>
-      </w:r>
-    </w:p>
-    <w:p>
-      <w:pPr>
-        <w:spacing w:after="60" w:before="0" w:line="324" w:lineRule="auto"/>
-        <w:ind w:left="255"/>
-      </w:pPr>
-      <w:r>
-        <w:rPr>
-          <w:rFonts w:ascii="맑은 고딕" w:hAnsi="맑은 고딕" w:eastAsia="맑은 고딕"/>
-          <w:b w:val="0"/>
-          <w:i w:val="0"/>
-          <w:color w:val="000000"/>
-          <w:sz w:val="19"/>
-        </w:rPr>
-        <w:t xml:space="preserve">· </w:t>
-      </w:r>
-      <w:r>
-        <w:rPr>
-          <w:rFonts w:ascii="맑은 고딕" w:hAnsi="맑은 고딕" w:eastAsia="맑은 고딕"/>
-          <w:b/>
-          <w:i w:val="0"/>
-          <w:color w:val="000000"/>
-          <w:sz w:val="19"/>
-        </w:rPr>
-        <w:t>② 차선 정렬이 계약 갈래를 가르게 한다.</w:t>
-      </w:r>
-      <w:r>
-        <w:rPr>
-          <w:rFonts w:ascii="맑은 고딕" w:hAnsi="맑은 고딕" w:eastAsia="맑은 고딕"/>
-          <w:b w:val="0"/>
-          <w:i w:val="0"/>
-          <w:color w:val="000000"/>
-          <w:sz w:val="19"/>
-        </w:rPr>
-        <w:t xml:space="preserve"> 같은 회사의 서로 다른 계약 유형을 구분하는 키를 넣는다.</w:t>
-      </w:r>
-    </w:p>
-    <w:p>
-      <w:pPr>
-        <w:spacing w:after="100" w:before="0" w:line="324" w:lineRule="auto"/>
-      </w:pPr>
-      <w:r>
-        <w:rPr>
-          <w:rFonts w:ascii="맑은 고딕" w:hAnsi="맑은 고딕" w:eastAsia="맑은 고딕"/>
-          <w:b w:val="0"/>
-          <w:i w:val="0"/>
-          <w:color w:val="000000"/>
-          <w:sz w:val="19"/>
-        </w:rPr>
-        <w:t xml:space="preserve">둘 다 </w:t>
-      </w:r>
-      <w:r>
-        <w:rPr>
-          <w:rFonts w:ascii="맑은 고딕" w:hAnsi="맑은 고딕" w:eastAsia="맑은 고딕"/>
-          <w:b/>
-          <w:i w:val="0"/>
-          <w:color w:val="000000"/>
-          <w:sz w:val="19"/>
-        </w:rPr>
-        <w:t>결정적 집계 줄이 실리는 문항 집합을 바꾼다.</w:t>
-      </w:r>
-      <w:r>
-        <w:rPr>
-          <w:rFonts w:ascii="맑은 고딕" w:hAnsi="맑은 고딕" w:eastAsia="맑은 고딕"/>
-          <w:b w:val="0"/>
-          <w:i w:val="0"/>
-          <w:color w:val="000000"/>
-          <w:sz w:val="19"/>
-        </w:rPr>
-        <w:t xml:space="preserve"> 근거 칸 구성이 달라지면 지금 만점인 일곱 축이 함께 움직인다. 코드 동결(2026-08-25)을 앞두고 3회 재측정 없이 넣을 변경이 아니므로 </w:t>
-      </w:r>
-      <w:r>
-        <w:rPr>
-          <w:rFonts w:ascii="맑은 고딕" w:hAnsi="맑은 고딕" w:eastAsia="맑은 고딕"/>
-          <w:b/>
-          <w:i w:val="0"/>
-          <w:color w:val="000000"/>
-          <w:sz w:val="19"/>
-        </w:rPr>
-        <w:t>착수하지 않았다.</w:t>
-      </w:r>
-      <w:r>
-        <w:rPr>
-          <w:rFonts w:ascii="맑은 고딕" w:hAnsi="맑은 고딕" w:eastAsia="맑은 고딕"/>
-          <w:b w:val="0"/>
-          <w:i w:val="0"/>
-          <w:color w:val="000000"/>
-          <w:sz w:val="19"/>
-        </w:rPr>
-        <w:t xml:space="preserve"> 동결 이후 과제로 남긴다.</w:t>
+        <w:t xml:space="preserve"> 사유가 *"금액이 근거와 안 맞는다"* 까지만 말하면 베낄 것이 없다. 다만 재생성 프롬프트를 바꾸는 일이고, 제출 앞에서 3회 측정 없이 할 것이 아니다.</w:t>
       </w:r>
     </w:p>
     <w:p>
@@ -2409,7 +4796,7 @@
           <w:color w:val="000000"/>
           <w:sz w:val="22"/>
         </w:rPr>
-        <w:t>1-5. 🔴 하면 안 되는 처방 — 지표 부풀리기</w:t>
+        <w:t>3-4. 지금 상태</w:t>
       </w:r>
     </w:p>
     <w:p>
@@ -2418,13 +4805,23 @@
       </w:pPr>
       <w:r>
         <w:rPr>
+          <w:rFonts w:ascii="Consolas" w:hAnsi="Consolas" w:eastAsia="맑은 고딕"/>
+          <w:b w:val="0"/>
+          <w:i w:val="0"/>
+          <w:color w:val="000000"/>
+          <w:sz w:val="19"/>
+        </w:rPr>
+        <w:t>A91</w:t>
+      </w:r>
+      <w:r>
+        <w:rPr>
           <w:rFonts w:ascii="맑은 고딕" w:hAnsi="맑은 고딕" w:eastAsia="맑은 고딕"/>
           <w:b w:val="0"/>
           <w:i w:val="0"/>
           <w:color w:val="000000"/>
           <w:sz w:val="19"/>
         </w:rPr>
-        <w:t xml:space="preserve">35건을 열거하는 목록 블록을 근거에 넣으면 이 축이 </w:t>
+        <w:t xml:space="preserve"> 서버 3회에서 이 모양은 </w:t>
       </w:r>
       <w:r>
         <w:rPr>
@@ -2434,7 +4831,7 @@
           <w:color w:val="000000"/>
           <w:sz w:val="19"/>
         </w:rPr>
-        <w:t>올라간 것처럼 보인다.</w:t>
+        <w:t>`Q-115` r2 한 건</w:t>
       </w:r>
       <w:r>
         <w:rPr>
@@ -2444,7 +4841,7 @@
           <w:color w:val="000000"/>
           <w:sz w:val="19"/>
         </w:rPr>
-        <w:t xml:space="preserve"> 채점기가 근거 블록 안의 14자리 접수번호를 「실린 골든」으로 읽기 때문이다. 즉 </w:t>
+        <w:t xml:space="preserve">이고, 답이 틀리지는 않았다. 재생성이 더 나빠지면 </w:t>
       </w:r>
       <w:r>
         <w:rPr>
@@ -2454,32 +4851,7 @@
           <w:color w:val="000000"/>
           <w:sz w:val="19"/>
         </w:rPr>
-        <w:t>아무것도 싣지 않고 재현율만 오른다.</w:t>
-      </w:r>
-    </w:p>
-    <w:p>
-      <w:pPr>
-        <w:spacing w:after="100" w:before="0" w:line="324" w:lineRule="auto"/>
-      </w:pPr>
-      <w:r>
-        <w:rPr>
-          <w:rFonts w:ascii="맑은 고딕" w:hAnsi="맑은 고딕" w:eastAsia="맑은 고딕"/>
-          <w:b w:val="0"/>
-          <w:i w:val="0"/>
-          <w:color w:val="000000"/>
-          <w:sz w:val="19"/>
-        </w:rPr>
-        <w:t xml:space="preserve">그래서 목록 줄을 만드는 코드는 </w:t>
-      </w:r>
-      <w:r>
-        <w:rPr>
-          <w:rFonts w:ascii="맑은 고딕" w:hAnsi="맑은 고딕" w:eastAsia="맑은 고딕"/>
-          <w:b/>
-          <w:i w:val="0"/>
-          <w:color w:val="000000"/>
-          <w:sz w:val="19"/>
-        </w:rPr>
-        <w:t>근거에 실제로 실린 공시만</w:t>
+        <w:t>원본을 지키는 가드</w:t>
       </w:r>
       <w:r>
         <w:rPr>
@@ -2489,17 +4861,27 @@
           <w:color w:val="000000"/>
           <w:sz w:val="19"/>
         </w:rPr>
-        <w:t xml:space="preserve"> 접수번호를 받도록 제한돼 있고, 그 제한을 지키는지 검사하는 시험이 따로 있다. </w:t>
+        <w:t>가 이미 작동한다(</w:t>
+      </w:r>
+      <w:r>
+        <w:rPr>
+          <w:rFonts w:ascii="Consolas" w:hAnsi="Consolas" w:eastAsia="맑은 고딕"/>
+          <w:b w:val="0"/>
+          <w:i w:val="0"/>
+          <w:color w:val="000000"/>
+          <w:sz w:val="19"/>
+        </w:rPr>
+        <w:t>kept=original</w:t>
       </w:r>
       <w:r>
         <w:rPr>
           <w:rFonts w:ascii="맑은 고딕" w:hAnsi="맑은 고딕" w:eastAsia="맑은 고딕"/>
-          <w:b/>
+          <w:b w:val="0"/>
           <w:i w:val="0"/>
           <w:color w:val="000000"/>
           <w:sz w:val="19"/>
         </w:rPr>
-        <w:t>이 함정을 알면서 안 밟은 것을 기록으로 남긴다.</w:t>
+        <w:t>).</w:t>
       </w:r>
     </w:p>
     <w:p>
@@ -2520,7 +4902,7 @@
           <w:color w:val="1F406E"/>
           <w:sz w:val="26"/>
         </w:rPr>
-        <w:t>2. 방법론 오픈이슈 — 상류 모델이 온도 0에서도 결정적이지 않다</w:t>
+        <w:t>4. 방법론 — 상류가 온도 0에서도 결정적이지 않다</w:t>
       </w:r>
     </w:p>
     <w:p>
@@ -2536,7 +4918,7 @@
           <w:color w:val="000000"/>
           <w:sz w:val="22"/>
         </w:rPr>
-        <w:t>2-1. 무엇을 쟀나</w:t>
+        <w:t>4-1. 무엇을 쟀나</w:t>
       </w:r>
     </w:p>
     <w:p>
@@ -2584,16 +4966,6 @@
             <w:pPr>
               <w:spacing w:after="40"/>
             </w:pPr>
-            <w:r>
-              <w:rPr>
-                <w:rFonts w:ascii="맑은 고딕" w:hAnsi="맑은 고딕" w:eastAsia="맑은 고딕"/>
-                <w:b/>
-                <w:i w:val="0"/>
-                <w:color w:val="000000"/>
-                <w:sz w:val="18"/>
-              </w:rPr>
-              <w:t>견준 것</w:t>
-            </w:r>
           </w:p>
         </w:tc>
         <w:tc>
@@ -2604,16 +4976,6 @@
             <w:pPr>
               <w:spacing w:after="40"/>
             </w:pPr>
-            <w:r>
-              <w:rPr>
-                <w:rFonts w:ascii="맑은 고딕" w:hAnsi="맑은 고딕" w:eastAsia="맑은 고딕"/>
-                <w:b/>
-                <w:i w:val="0"/>
-                <w:color w:val="000000"/>
-                <w:sz w:val="18"/>
-              </w:rPr>
-              <w:t>결과</w:t>
-            </w:r>
           </w:p>
         </w:tc>
       </w:tr>
@@ -2701,53 +5063,115 @@
           </w:p>
         </w:tc>
       </w:tr>
-      <w:tr>
-        <w:tc>
-          <w:tcPr>
-            <w:tcW w:type="dxa" w:w="5103"/>
-          </w:tcPr>
-          <w:p>
-            <w:pPr>
-              <w:spacing w:after="40"/>
-            </w:pPr>
-            <w:r>
-              <w:rPr>
-                <w:rFonts w:ascii="맑은 고딕" w:hAnsi="맑은 고딕" w:eastAsia="맑은 고딕"/>
-                <w:b w:val="0"/>
-                <w:i w:val="0"/>
-                <w:color w:val="000000"/>
-                <w:sz w:val="18"/>
-              </w:rPr>
-              <w:t>배포본 3회 중 세 회차가 글자까지 같은 문항</w:t>
-            </w:r>
-          </w:p>
-        </w:tc>
-        <w:tc>
-          <w:tcPr>
-            <w:tcW w:type="dxa" w:w="5103"/>
-          </w:tcPr>
-          <w:p>
-            <w:pPr>
-              <w:spacing w:after="40"/>
-            </w:pPr>
-            <w:r>
-              <w:rPr>
-                <w:rFonts w:ascii="맑은 고딕" w:hAnsi="맑은 고딕" w:eastAsia="맑은 고딕"/>
-                <w:b/>
-                <w:i w:val="0"/>
-                <w:color w:val="000000"/>
-                <w:sz w:val="18"/>
-              </w:rPr>
-              <w:t>54 / 112</w:t>
-            </w:r>
-          </w:p>
-        </w:tc>
-      </w:tr>
     </w:tbl>
     <w:p>
       <w:pPr>
         <w:spacing w:after="80"/>
       </w:pPr>
+    </w:p>
+    <w:p>
+      <w:pPr>
+        <w:keepNext/>
+        <w:spacing w:before="220" w:after="120"/>
+      </w:pPr>
+      <w:r>
+        <w:rPr>
+          <w:rFonts w:ascii="맑은 고딕" w:hAnsi="맑은 고딕" w:eastAsia="맑은 고딕"/>
+          <w:b/>
+          <w:i w:val="0"/>
+          <w:color w:val="000000"/>
+          <w:sz w:val="22"/>
+        </w:rPr>
+        <w:t>4-2. 그래서 같은 구성을 두 벌씩 샀다</w:t>
+      </w:r>
+    </w:p>
+    <w:p>
+      <w:pPr>
+        <w:spacing w:after="100" w:before="0" w:line="324" w:lineRule="auto"/>
+      </w:pPr>
+      <w:r>
+        <w:rPr>
+          <w:rFonts w:ascii="Consolas" w:hAnsi="Consolas" w:eastAsia="맑은 고딕"/>
+          <w:b w:val="0"/>
+          <w:i w:val="0"/>
+          <w:color w:val="000000"/>
+          <w:sz w:val="19"/>
+        </w:rPr>
+      </w:r>
+      <w:r>
+        <w:rPr>
+          <w:rFonts w:ascii="Consolas" w:hAnsi="Consolas" w:eastAsia="맑은 고딕"/>
+          <w:b w:val="0"/>
+          <w:i w:val="0"/>
+          <w:color w:val="000000"/>
+          <w:sz w:val="19"/>
+        </w:rPr>
+        <w:t xml:space="preserve"> A84  1차  112 · 112 · 112      A84  2차  110 · 112 · 112 A86  1차  110 · 112 · 111      A86  2차  111 · 112 · 112 </w:t>
+      </w:r>
+      <w:r>
+        <w:rPr>
+          <w:rFonts w:ascii="Consolas" w:hAnsi="Consolas" w:eastAsia="맑은 고딕"/>
+          <w:b w:val="0"/>
+          <w:i w:val="0"/>
+          <w:color w:val="000000"/>
+          <w:sz w:val="19"/>
+        </w:rPr>
+      </w:r>
+    </w:p>
+    <w:p>
+      <w:pPr>
+        <w:spacing w:after="100" w:before="0" w:line="324" w:lineRule="auto"/>
+      </w:pPr>
+      <w:r>
+        <w:rPr>
+          <w:rFonts w:ascii="맑은 고딕" w:hAnsi="맑은 고딕" w:eastAsia="맑은 고딕"/>
+          <w:b/>
+          <w:i w:val="0"/>
+          <w:color w:val="000000"/>
+          <w:sz w:val="19"/>
+        </w:rPr>
+        <w:t>한 구성이 자기 자신과도 2점씩 갈린다.</w:t>
+      </w:r>
+      <w:r>
+        <w:rPr>
+          <w:rFonts w:ascii="맑은 고딕" w:hAnsi="맑은 고딕" w:eastAsia="맑은 고딕"/>
+          <w:b w:val="0"/>
+          <w:i w:val="0"/>
+          <w:color w:val="000000"/>
+          <w:sz w:val="19"/>
+        </w:rPr>
+        <w:t xml:space="preserve"> 이 문서의 이전 판은 </w:t>
+      </w:r>
+      <w:r>
+        <w:rPr>
+          <w:rFonts w:ascii="Consolas" w:hAnsi="Consolas" w:eastAsia="맑은 고딕"/>
+          <w:b w:val="0"/>
+          <w:i w:val="0"/>
+          <w:color w:val="000000"/>
+          <w:sz w:val="19"/>
+        </w:rPr>
+        <w:t>A84</w:t>
+      </w:r>
+      <w:r>
+        <w:rPr>
+          <w:rFonts w:ascii="맑은 고딕" w:hAnsi="맑은 고딕" w:eastAsia="맑은 고딕"/>
+          <w:b w:val="0"/>
+          <w:i w:val="0"/>
+          <w:color w:val="000000"/>
+          <w:sz w:val="19"/>
+        </w:rPr>
+        <w:t xml:space="preserve"> 의 첫 3회 만점을 성적으로 적었는데, 같은 구성을 다시 사니 110 이 나왔다. </w:t>
+      </w:r>
+      <w:r>
+        <w:rPr>
+          <w:rFonts w:ascii="맑은 고딕" w:hAnsi="맑은 고딕" w:eastAsia="맑은 고딕"/>
+          <w:b/>
+          <w:i w:val="0"/>
+          <w:color w:val="000000"/>
+          <w:sz w:val="19"/>
+        </w:rPr>
+        <w:t>한 벌의 3회로는 구성을 못 고른다.</w:t>
+      </w:r>
     </w:p>
     <w:p>
       <w:pPr>
@@ -2761,7 +5185,7 @@
           <w:color w:val="000000"/>
           <w:sz w:val="19"/>
         </w:rPr>
-        <w:t xml:space="preserve">즉 </w:t>
+        <w:t xml:space="preserve">그래서 채택 판단의 잣대를 </w:t>
       </w:r>
       <w:r>
         <w:rPr>
@@ -2771,7 +5195,17 @@
           <w:color w:val="000000"/>
           <w:sz w:val="19"/>
         </w:rPr>
-        <w:t>같은 구성을 두 번 사면 같은 점수가 나온다는 보장이 없다.</w:t>
+        <w:t>정답 수가 아니라 아홉 축의 실패 문항 수</w:t>
+      </w:r>
+      <w:r>
+        <w:rPr>
+          <w:rFonts w:ascii="맑은 고딕" w:hAnsi="맑은 고딕" w:eastAsia="맑은 고딕"/>
+          <w:b w:val="0"/>
+          <w:i w:val="0"/>
+          <w:color w:val="000000"/>
+          <w:sz w:val="19"/>
+        </w:rPr>
+        <w:t>로 옮겼다.</w:t>
       </w:r>
     </w:p>
     <w:p>
@@ -2787,7 +5221,125 @@
           <w:color w:val="000000"/>
           <w:sz w:val="22"/>
         </w:rPr>
-        <w:t>2-2. 이것이 뒤집은 것</w:t>
+        <w:t>4-3. 같은 함정을 인용 지표에서도 확인했다</w:t>
+      </w:r>
+    </w:p>
+    <w:p>
+      <w:pPr>
+        <w:spacing w:after="100" w:before="0" w:line="324" w:lineRule="auto"/>
+      </w:pPr>
+      <w:r>
+        <w:rPr>
+          <w:rFonts w:ascii="Consolas" w:hAnsi="Consolas" w:eastAsia="맑은 고딕"/>
+          <w:b w:val="0"/>
+          <w:i w:val="0"/>
+          <w:color w:val="000000"/>
+          <w:sz w:val="19"/>
+        </w:rPr>
+        <w:t>A89</w:t>
+      </w:r>
+      <w:r>
+        <w:rPr>
+          <w:rFonts w:ascii="맑은 고딕" w:hAnsi="맑은 고딕" w:eastAsia="맑은 고딕"/>
+          <w:b w:val="0"/>
+          <w:i w:val="0"/>
+          <w:color w:val="000000"/>
+          <w:sz w:val="19"/>
+        </w:rPr>
+        <w:t xml:space="preserve"> 와 </w:t>
+      </w:r>
+      <w:r>
+        <w:rPr>
+          <w:rFonts w:ascii="Consolas" w:hAnsi="Consolas" w:eastAsia="맑은 고딕"/>
+          <w:b w:val="0"/>
+          <w:i w:val="0"/>
+          <w:color w:val="000000"/>
+          <w:sz w:val="19"/>
+        </w:rPr>
+        <w:t>A91</w:t>
+      </w:r>
+      <w:r>
+        <w:rPr>
+          <w:rFonts w:ascii="맑은 고딕" w:hAnsi="맑은 고딕" w:eastAsia="맑은 고딕"/>
+          <w:b w:val="0"/>
+          <w:i w:val="0"/>
+          <w:color w:val="000000"/>
+          <w:sz w:val="19"/>
+        </w:rPr>
+        <w:t xml:space="preserve"> 이 골든 접수번호를 인용한 수를 279칸에서 견주니 </w:t>
+      </w:r>
+      <w:r>
+        <w:rPr>
+          <w:rFonts w:ascii="맑은 고딕" w:hAnsi="맑은 고딕" w:eastAsia="맑은 고딕"/>
+          <w:b/>
+          <w:i w:val="0"/>
+          <w:color w:val="000000"/>
+          <w:sz w:val="19"/>
+        </w:rPr>
+        <w:t>7 대 2</w:t>
+      </w:r>
+      <w:r>
+        <w:rPr>
+          <w:rFonts w:ascii="맑은 고딕" w:hAnsi="맑은 고딕" w:eastAsia="맑은 고딕"/>
+          <w:b w:val="0"/>
+          <w:i w:val="0"/>
+          <w:color w:val="000000"/>
+          <w:sz w:val="19"/>
+        </w:rPr>
+        <w:t xml:space="preserve"> 로 갈렸다. 신호처럼 보였다. 그런데 </w:t>
+      </w:r>
+      <w:r>
+        <w:rPr>
+          <w:rFonts w:ascii="맑은 고딕" w:hAnsi="맑은 고딕" w:eastAsia="맑은 고딕"/>
+          <w:b/>
+          <w:i w:val="0"/>
+          <w:color w:val="000000"/>
+          <w:sz w:val="19"/>
+        </w:rPr>
+        <w:t>같은 구성 두 벌</w:t>
+      </w:r>
+      <w:r>
+        <w:rPr>
+          <w:rFonts w:ascii="맑은 고딕" w:hAnsi="맑은 고딕" w:eastAsia="맑은 고딕"/>
+          <w:b w:val="0"/>
+          <w:i w:val="0"/>
+          <w:color w:val="000000"/>
+          <w:sz w:val="19"/>
+        </w:rPr>
+        <w:t>을 같은 잣대로 재니 이랬다.</w:t>
+      </w:r>
+    </w:p>
+    <w:p>
+      <w:pPr>
+        <w:spacing w:after="100" w:before="0" w:line="324" w:lineRule="auto"/>
+      </w:pPr>
+      <w:r>
+        <w:rPr>
+          <w:rFonts w:ascii="Consolas" w:hAnsi="Consolas" w:eastAsia="맑은 고딕"/>
+          <w:b w:val="0"/>
+          <w:i w:val="0"/>
+          <w:color w:val="000000"/>
+          <w:sz w:val="19"/>
+        </w:rPr>
+      </w:r>
+      <w:r>
+        <w:rPr>
+          <w:rFonts w:ascii="Consolas" w:hAnsi="Consolas" w:eastAsia="맑은 고딕"/>
+          <w:b w:val="0"/>
+          <w:i w:val="0"/>
+          <w:color w:val="000000"/>
+          <w:sz w:val="19"/>
+        </w:rPr>
+        <w:t xml:space="preserve"> A84 대 A84b   5 : 6        A86 대 A86b   5 : 2 </w:t>
+      </w:r>
+      <w:r>
+        <w:rPr>
+          <w:rFonts w:ascii="Consolas" w:hAnsi="Consolas" w:eastAsia="맑은 고딕"/>
+          <w:b w:val="0"/>
+          <w:i w:val="0"/>
+          <w:color w:val="000000"/>
+          <w:sz w:val="19"/>
+        </w:rPr>
       </w:r>
     </w:p>
     <w:p>
@@ -2797,22 +5349,12 @@
       <w:r>
         <w:rPr>
           <w:rFonts w:ascii="맑은 고딕" w:hAnsi="맑은 고딕" w:eastAsia="맑은 고딕"/>
-          <w:b w:val="0"/>
-          <w:i w:val="0"/>
-          <w:color w:val="000000"/>
-          <w:sz w:val="19"/>
-        </w:rPr>
-        <w:t xml:space="preserve">이 프로젝트의 이전 판은 어떤 구성의 </w:t>
-      </w:r>
-      <w:r>
-        <w:rPr>
-          <w:rFonts w:ascii="맑은 고딕" w:hAnsi="맑은 고딕" w:eastAsia="맑은 고딕"/>
           <w:b/>
           <w:i w:val="0"/>
           <w:color w:val="000000"/>
           <w:sz w:val="19"/>
         </w:rPr>
-        <w:t>3회 연속 동일</w:t>
+        <w:t>대조군 안이다.</w:t>
       </w:r>
       <w:r>
         <w:rPr>
@@ -2822,659 +5364,7 @@
           <w:color w:val="000000"/>
           <w:sz w:val="19"/>
         </w:rPr>
-        <w:t xml:space="preserve">을 "흔들림 0"이라고 적었다. 위 측정 이후 그 문장은 과했다는 것이 분명해졌다 — 그 구성의 3회 동일은 </w:t>
-      </w:r>
-      <w:r>
-        <w:rPr>
-          <w:rFonts w:ascii="맑은 고딕" w:hAnsi="맑은 고딕" w:eastAsia="맑은 고딕"/>
-          <w:b/>
-          <w:i w:val="0"/>
-          <w:color w:val="000000"/>
-          <w:sz w:val="19"/>
-        </w:rPr>
-        <w:t>그 확률 위에서 나온 운 좋은 뽑기</w:t>
-      </w:r>
-      <w:r>
-        <w:rPr>
-          <w:rFonts w:ascii="맑은 고딕" w:hAnsi="맑은 고딕" w:eastAsia="맑은 고딕"/>
-          <w:b w:val="0"/>
-          <w:i w:val="0"/>
-          <w:color w:val="000000"/>
-          <w:sz w:val="19"/>
-        </w:rPr>
-        <w:t>였다.</w:t>
-      </w:r>
-    </w:p>
-    <w:p>
-      <w:pPr>
-        <w:spacing w:after="100" w:before="0" w:line="324" w:lineRule="auto"/>
-      </w:pPr>
-      <w:r>
-        <w:rPr>
-          <w:rFonts w:ascii="맑은 고딕" w:hAnsi="맑은 고딕" w:eastAsia="맑은 고딕"/>
-          <w:b w:val="0"/>
-          <w:i w:val="0"/>
-          <w:color w:val="000000"/>
-          <w:sz w:val="19"/>
-        </w:rPr>
-        <w:t>실제로 후보 넷을 각각 3회씩 사서 견주니 이렇게 나왔다.</w:t>
-      </w:r>
-    </w:p>
-    <w:tbl>
-      <w:tblPr>
-        <w:tblStyle w:val="TableGrid"/>
-        <w:tblW w:type="auto" w:w="0"/>
-        <w:jc w:val="center"/>
-        <w:tblLook w:firstColumn="1" w:firstRow="1" w:lastColumn="0" w:lastRow="0" w:noHBand="0" w:noVBand="1" w:val="04A0"/>
-      </w:tblPr>
-      <w:tblGrid>
-        <w:gridCol w:w="3402"/>
-        <w:gridCol w:w="3402"/>
-        <w:gridCol w:w="3402"/>
-      </w:tblGrid>
-      <w:tr>
-        <w:tc>
-          <w:tcPr>
-            <w:tcW w:type="dxa" w:w="3402"/>
-          </w:tcPr>
-          <w:p>
-            <w:pPr>
-              <w:spacing w:after="40"/>
-            </w:pPr>
-            <w:r>
-              <w:rPr>
-                <w:rFonts w:ascii="맑은 고딕" w:hAnsi="맑은 고딕" w:eastAsia="맑은 고딕"/>
-                <w:b/>
-                <w:i w:val="0"/>
-                <w:color w:val="000000"/>
-                <w:sz w:val="18"/>
-              </w:rPr>
-              <w:t>구성</w:t>
-            </w:r>
-          </w:p>
-        </w:tc>
-        <w:tc>
-          <w:tcPr>
-            <w:tcW w:type="dxa" w:w="3402"/>
-          </w:tcPr>
-          <w:p>
-            <w:pPr>
-              <w:spacing w:after="40"/>
-            </w:pPr>
-            <w:r>
-              <w:rPr>
-                <w:rFonts w:ascii="맑은 고딕" w:hAnsi="맑은 고딕" w:eastAsia="맑은 고딕"/>
-                <w:b/>
-                <w:i w:val="0"/>
-                <w:color w:val="000000"/>
-                <w:sz w:val="18"/>
-              </w:rPr>
-              <w:t>3회 성적</w:t>
-            </w:r>
-          </w:p>
-        </w:tc>
-        <w:tc>
-          <w:tcPr>
-            <w:tcW w:type="dxa" w:w="3402"/>
-          </w:tcPr>
-          <w:p>
-            <w:pPr>
-              <w:spacing w:after="40"/>
-            </w:pPr>
-            <w:r>
-              <w:rPr>
-                <w:rFonts w:ascii="맑은 고딕" w:hAnsi="맑은 고딕" w:eastAsia="맑은 고딕"/>
-                <w:b/>
-                <w:i w:val="0"/>
-                <w:color w:val="000000"/>
-                <w:sz w:val="18"/>
-              </w:rPr>
-              <w:t>축 실패 문항</w:t>
-            </w:r>
-          </w:p>
-        </w:tc>
-      </w:tr>
-      <w:tr>
-        <w:tc>
-          <w:tcPr>
-            <w:tcW w:type="dxa" w:w="3402"/>
-          </w:tcPr>
-          <w:p>
-            <w:pPr>
-              <w:spacing w:after="40"/>
-            </w:pPr>
-            <w:r>
-              <w:rPr>
-                <w:rFonts w:ascii="Consolas" w:hAnsi="Consolas" w:eastAsia="맑은 고딕"/>
-                <w:b w:val="0"/>
-                <w:i w:val="0"/>
-                <w:color w:val="000000"/>
-                <w:sz w:val="18"/>
-              </w:rPr>
-              <w:t>A65</w:t>
-            </w:r>
-            <w:r>
-              <w:rPr>
-                <w:rFonts w:ascii="맑은 고딕" w:hAnsi="맑은 고딕" w:eastAsia="맑은 고딕"/>
-                <w:b w:val="0"/>
-                <w:i w:val="0"/>
-                <w:color w:val="000000"/>
-                <w:sz w:val="18"/>
-              </w:rPr>
-              <w:t xml:space="preserve"> 종전 배포본</w:t>
-            </w:r>
-          </w:p>
-        </w:tc>
-        <w:tc>
-          <w:tcPr>
-            <w:tcW w:type="dxa" w:w="3402"/>
-          </w:tcPr>
-          <w:p>
-            <w:pPr>
-              <w:spacing w:after="40"/>
-            </w:pPr>
-            <w:r>
-              <w:rPr>
-                <w:rFonts w:ascii="맑은 고딕" w:hAnsi="맑은 고딕" w:eastAsia="맑은 고딕"/>
-                <w:b w:val="0"/>
-                <w:i w:val="0"/>
-                <w:color w:val="000000"/>
-                <w:sz w:val="18"/>
-              </w:rPr>
-              <w:t>112 · 112 · 111</w:t>
-            </w:r>
-          </w:p>
-        </w:tc>
-        <w:tc>
-          <w:tcPr>
-            <w:tcW w:type="dxa" w:w="3402"/>
-          </w:tcPr>
-          <w:p>
-            <w:pPr>
-              <w:spacing w:after="40"/>
-            </w:pPr>
-            <w:r>
-              <w:rPr>
-                <w:rFonts w:ascii="맑은 고딕" w:hAnsi="맑은 고딕" w:eastAsia="맑은 고딕"/>
-                <w:b w:val="0"/>
-                <w:i w:val="0"/>
-                <w:color w:val="000000"/>
-                <w:sz w:val="18"/>
-              </w:rPr>
-              <w:t>4</w:t>
-            </w:r>
-          </w:p>
-        </w:tc>
-      </w:tr>
-      <w:tr>
-        <w:tc>
-          <w:tcPr>
-            <w:tcW w:type="dxa" w:w="3402"/>
-          </w:tcPr>
-          <w:p>
-            <w:pPr>
-              <w:spacing w:after="40"/>
-            </w:pPr>
-            <w:r>
-              <w:rPr>
-                <w:rFonts w:ascii="Consolas" w:hAnsi="Consolas" w:eastAsia="맑은 고딕"/>
-                <w:b w:val="0"/>
-                <w:i w:val="0"/>
-                <w:color w:val="000000"/>
-                <w:sz w:val="18"/>
-              </w:rPr>
-              <w:t>A81</w:t>
-            </w:r>
-            <w:r>
-              <w:rPr>
-                <w:rFonts w:ascii="맑은 고딕" w:hAnsi="맑은 고딕" w:eastAsia="맑은 고딕"/>
-                <w:b w:val="0"/>
-                <w:i w:val="0"/>
-                <w:color w:val="000000"/>
-                <w:sz w:val="18"/>
-              </w:rPr>
-              <w:t xml:space="preserve"> 결정적 줄 확대</w:t>
-            </w:r>
-          </w:p>
-        </w:tc>
-        <w:tc>
-          <w:tcPr>
-            <w:tcW w:type="dxa" w:w="3402"/>
-          </w:tcPr>
-          <w:p>
-            <w:pPr>
-              <w:spacing w:after="40"/>
-            </w:pPr>
-            <w:r>
-              <w:rPr>
-                <w:rFonts w:ascii="맑은 고딕" w:hAnsi="맑은 고딕" w:eastAsia="맑은 고딕"/>
-                <w:b w:val="0"/>
-                <w:i w:val="0"/>
-                <w:color w:val="000000"/>
-                <w:sz w:val="18"/>
-              </w:rPr>
-              <w:t>112 · 112 · 112</w:t>
-            </w:r>
-          </w:p>
-        </w:tc>
-        <w:tc>
-          <w:tcPr>
-            <w:tcW w:type="dxa" w:w="3402"/>
-          </w:tcPr>
-          <w:p>
-            <w:pPr>
-              <w:spacing w:after="40"/>
-            </w:pPr>
-            <w:r>
-              <w:rPr>
-                <w:rFonts w:ascii="맑은 고딕" w:hAnsi="맑은 고딕" w:eastAsia="맑은 고딕"/>
-                <w:b w:val="0"/>
-                <w:i w:val="0"/>
-                <w:color w:val="000000"/>
-                <w:sz w:val="18"/>
-              </w:rPr>
-              <w:t>1</w:t>
-            </w:r>
-          </w:p>
-        </w:tc>
-      </w:tr>
-      <w:tr>
-        <w:tc>
-          <w:tcPr>
-            <w:tcW w:type="dxa" w:w="3402"/>
-          </w:tcPr>
-          <w:p>
-            <w:pPr>
-              <w:spacing w:after="40"/>
-            </w:pPr>
-            <w:r>
-              <w:rPr>
-                <w:rFonts w:ascii="Consolas" w:hAnsi="Consolas" w:eastAsia="맑은 고딕"/>
-                <w:b w:val="0"/>
-                <w:i w:val="0"/>
-                <w:color w:val="000000"/>
-                <w:sz w:val="18"/>
-              </w:rPr>
-              <w:t>A85</w:t>
-            </w:r>
-            <w:r>
-              <w:rPr>
-                <w:rFonts w:ascii="맑은 고딕" w:hAnsi="맑은 고딕" w:eastAsia="맑은 고딕"/>
-                <w:b w:val="0"/>
-                <w:i w:val="0"/>
-                <w:color w:val="000000"/>
-                <w:sz w:val="18"/>
-              </w:rPr>
-              <w:t xml:space="preserve"> </w:t>
-            </w:r>
-            <w:r>
-              <w:rPr>
-                <w:rFonts w:ascii="Consolas" w:hAnsi="Consolas" w:eastAsia="맑은 고딕"/>
-                <w:b w:val="0"/>
-                <w:i w:val="0"/>
-                <w:color w:val="000000"/>
-                <w:sz w:val="18"/>
-              </w:rPr>
-              <w:t>A81</w:t>
-            </w:r>
-            <w:r>
-              <w:rPr>
-                <w:rFonts w:ascii="맑은 고딕" w:hAnsi="맑은 고딕" w:eastAsia="맑은 고딕"/>
-                <w:b w:val="0"/>
-                <w:i w:val="0"/>
-                <w:color w:val="000000"/>
-                <w:sz w:val="18"/>
-              </w:rPr>
-              <w:t xml:space="preserve"> + 안전 관문</w:t>
-            </w:r>
-          </w:p>
-        </w:tc>
-        <w:tc>
-          <w:tcPr>
-            <w:tcW w:type="dxa" w:w="3402"/>
-          </w:tcPr>
-          <w:p>
-            <w:pPr>
-              <w:spacing w:after="40"/>
-            </w:pPr>
-            <w:r>
-              <w:rPr>
-                <w:rFonts w:ascii="맑은 고딕" w:hAnsi="맑은 고딕" w:eastAsia="맑은 고딕"/>
-                <w:b w:val="0"/>
-                <w:i w:val="0"/>
-                <w:color w:val="000000"/>
-                <w:sz w:val="18"/>
-              </w:rPr>
-              <w:t>112 · 112 · 111</w:t>
-            </w:r>
-          </w:p>
-        </w:tc>
-        <w:tc>
-          <w:tcPr>
-            <w:tcW w:type="dxa" w:w="3402"/>
-          </w:tcPr>
-          <w:p>
-            <w:pPr>
-              <w:spacing w:after="40"/>
-            </w:pPr>
-            <w:r>
-              <w:rPr>
-                <w:rFonts w:ascii="맑은 고딕" w:hAnsi="맑은 고딕" w:eastAsia="맑은 고딕"/>
-                <w:b w:val="0"/>
-                <w:i w:val="0"/>
-                <w:color w:val="000000"/>
-                <w:sz w:val="18"/>
-              </w:rPr>
-              <w:t>3</w:t>
-            </w:r>
-          </w:p>
-        </w:tc>
-      </w:tr>
-      <w:tr>
-        <w:tc>
-          <w:tcPr>
-            <w:tcW w:type="dxa" w:w="3402"/>
-          </w:tcPr>
-          <w:p>
-            <w:pPr>
-              <w:spacing w:after="40"/>
-            </w:pPr>
-            <w:r>
-              <w:rPr>
-                <w:rFonts w:ascii="맑은 고딕" w:hAnsi="맑은 고딕" w:eastAsia="맑은 고딕"/>
-                <w:b/>
-                <w:i w:val="0"/>
-                <w:color w:val="000000"/>
-                <w:sz w:val="18"/>
-              </w:rPr>
-              <w:t>`A84` 채택</w:t>
-            </w:r>
-          </w:p>
-        </w:tc>
-        <w:tc>
-          <w:tcPr>
-            <w:tcW w:type="dxa" w:w="3402"/>
-          </w:tcPr>
-          <w:p>
-            <w:pPr>
-              <w:spacing w:after="40"/>
-            </w:pPr>
-            <w:r>
-              <w:rPr>
-                <w:rFonts w:ascii="맑은 고딕" w:hAnsi="맑은 고딕" w:eastAsia="맑은 고딕"/>
-                <w:b/>
-                <w:i w:val="0"/>
-                <w:color w:val="000000"/>
-                <w:sz w:val="18"/>
-              </w:rPr>
-              <w:t>112 · 112 · 112</w:t>
-            </w:r>
-          </w:p>
-        </w:tc>
-        <w:tc>
-          <w:tcPr>
-            <w:tcW w:type="dxa" w:w="3402"/>
-          </w:tcPr>
-          <w:p>
-            <w:pPr>
-              <w:spacing w:after="40"/>
-            </w:pPr>
-            <w:r>
-              <w:rPr>
-                <w:rFonts w:ascii="맑은 고딕" w:hAnsi="맑은 고딕" w:eastAsia="맑은 고딕"/>
-                <w:b/>
-                <w:i w:val="0"/>
-                <w:color w:val="000000"/>
-                <w:sz w:val="18"/>
-              </w:rPr>
-              <w:t>1</w:t>
-            </w:r>
-          </w:p>
-        </w:tc>
-      </w:tr>
-    </w:tbl>
-    <w:p>
-      <w:pPr>
-        <w:spacing w:after="80"/>
-      </w:pPr>
-    </w:p>
-    <w:p>
-      <w:pPr>
-        <w:spacing w:after="100" w:before="0" w:line="324" w:lineRule="auto"/>
-      </w:pPr>
-      <w:r>
-        <w:rPr>
-          <w:rFonts w:ascii="맑은 고딕" w:hAnsi="맑은 고딕" w:eastAsia="맑은 고딕"/>
-          <w:b w:val="0"/>
-          <w:i w:val="0"/>
-          <w:color w:val="000000"/>
-          <w:sz w:val="19"/>
-        </w:rPr>
-        <w:t xml:space="preserve">🔴 </w:t>
-      </w:r>
-      <w:r>
-        <w:rPr>
-          <w:rFonts w:ascii="맑은 고딕" w:hAnsi="맑은 고딕" w:eastAsia="맑은 고딕"/>
-          <w:b/>
-          <w:i w:val="0"/>
-          <w:color w:val="000000"/>
-          <w:sz w:val="19"/>
-        </w:rPr>
-        <w:t>`A81` 과 `A85` 는 근거가 336건 전부 바이트까지 같은데 결과가 갈린다.</w:t>
-      </w:r>
-      <w:r>
-        <w:rPr>
-          <w:rFonts w:ascii="맑은 고딕" w:hAnsi="맑은 고딕" w:eastAsia="맑은 고딕"/>
-          <w:b w:val="0"/>
-          <w:i w:val="0"/>
-          <w:color w:val="000000"/>
-          <w:sz w:val="19"/>
-        </w:rPr>
-        <w:t xml:space="preserve"> 그 폭이 구성 사이 차이보다 크다. 그래서 </w:t>
-      </w:r>
-      <w:r>
-        <w:rPr>
-          <w:rFonts w:ascii="맑은 고딕" w:hAnsi="맑은 고딕" w:eastAsia="맑은 고딕"/>
-          <w:b/>
-          <w:i w:val="0"/>
-          <w:color w:val="000000"/>
-          <w:sz w:val="19"/>
-        </w:rPr>
-        <w:t>한 회차 값으로 두 구성을 견주면 안 된다</w:t>
-      </w:r>
-      <w:r>
-        <w:rPr>
-          <w:rFonts w:ascii="맑은 고딕" w:hAnsi="맑은 고딕" w:eastAsia="맑은 고딕"/>
-          <w:b w:val="0"/>
-          <w:i w:val="0"/>
-          <w:color w:val="000000"/>
-          <w:sz w:val="19"/>
-        </w:rPr>
-        <w:t>는 것이 이 과제가 얻은 방법론이고, 최종 채택은 3회 측정으로 했다.</w:t>
-      </w:r>
-    </w:p>
-    <w:p>
-      <w:pPr>
-        <w:keepNext/>
-        <w:spacing w:before="220" w:after="120"/>
-      </w:pPr>
-      <w:r>
-        <w:rPr>
-          <w:rFonts w:ascii="맑은 고딕" w:hAnsi="맑은 고딕" w:eastAsia="맑은 고딕"/>
-          <w:b/>
-          <w:i w:val="0"/>
-          <w:color w:val="000000"/>
-          <w:sz w:val="22"/>
-        </w:rPr>
-        <w:t>2-3. 어떻게 완화했나</w:t>
-      </w:r>
-    </w:p>
-    <w:p>
-      <w:pPr>
-        <w:spacing w:after="100" w:before="0" w:line="324" w:lineRule="auto"/>
-      </w:pPr>
-      <w:r>
-        <w:rPr>
-          <w:rFonts w:ascii="맑은 고딕" w:hAnsi="맑은 고딕" w:eastAsia="맑은 고딕"/>
-          <w:b w:val="0"/>
-          <w:i w:val="0"/>
-          <w:color w:val="000000"/>
-          <w:sz w:val="19"/>
-        </w:rPr>
-        <w:t xml:space="preserve">통제할 수 없는 것을 통제하려 하지 않고, </w:t>
-      </w:r>
-      <w:r>
-        <w:rPr>
-          <w:rFonts w:ascii="맑은 고딕" w:hAnsi="맑은 고딕" w:eastAsia="맑은 고딕"/>
-          <w:b/>
-          <w:i w:val="0"/>
-          <w:color w:val="000000"/>
-          <w:sz w:val="19"/>
-        </w:rPr>
-        <w:t>흔들리는 자리를 코드로 옮겼다.</w:t>
-      </w:r>
-    </w:p>
-    <w:p>
-      <w:pPr>
-        <w:spacing w:after="60" w:before="0" w:line="324" w:lineRule="auto"/>
-        <w:ind w:left="255"/>
-      </w:pPr>
-      <w:r>
-        <w:rPr>
-          <w:rFonts w:ascii="맑은 고딕" w:hAnsi="맑은 고딕" w:eastAsia="맑은 고딕"/>
-          <w:b w:val="0"/>
-          <w:i w:val="0"/>
-          <w:color w:val="000000"/>
-          <w:sz w:val="19"/>
-        </w:rPr>
-        <w:t xml:space="preserve">· 합계·차이·단위 환산·목록·부문별 매출 등 아홉 갈래를 </w:t>
-      </w:r>
-      <w:r>
-        <w:rPr>
-          <w:rFonts w:ascii="맑은 고딕" w:hAnsi="맑은 고딕" w:eastAsia="맑은 고딕"/>
-          <w:b/>
-          <w:i w:val="0"/>
-          <w:color w:val="000000"/>
-          <w:sz w:val="19"/>
-        </w:rPr>
-        <w:t>코드가 먼저 계산</w:t>
-      </w:r>
-      <w:r>
-        <w:rPr>
-          <w:rFonts w:ascii="맑은 고딕" w:hAnsi="맑은 고딕" w:eastAsia="맑은 고딕"/>
-          <w:b w:val="0"/>
-          <w:i w:val="0"/>
-          <w:color w:val="000000"/>
-          <w:sz w:val="19"/>
-        </w:rPr>
-        <w:t>해 근거 머리에 싣는다. 모델은 그 줄을 인용할 뿐이다.</w:t>
-      </w:r>
-    </w:p>
-    <w:p>
-      <w:pPr>
-        <w:spacing w:after="60" w:before="0" w:line="324" w:lineRule="auto"/>
-        <w:ind w:left="255"/>
-      </w:pPr>
-      <w:r>
-        <w:rPr>
-          <w:rFonts w:ascii="맑은 고딕" w:hAnsi="맑은 고딕" w:eastAsia="맑은 고딕"/>
-          <w:b w:val="0"/>
-          <w:i w:val="0"/>
-          <w:color w:val="000000"/>
-          <w:sz w:val="19"/>
-        </w:rPr>
-        <w:t xml:space="preserve">· 금액이 등장하는 문항은 </w:t>
-      </w:r>
-      <w:r>
-        <w:rPr>
-          <w:rFonts w:ascii="맑은 고딕" w:hAnsi="맑은 고딕" w:eastAsia="맑은 고딕"/>
-          <w:b/>
-          <w:i w:val="0"/>
-          <w:color w:val="000000"/>
-          <w:sz w:val="19"/>
-        </w:rPr>
-        <w:t>생성을 3회 사서 다수결</w:t>
-      </w:r>
-      <w:r>
-        <w:rPr>
-          <w:rFonts w:ascii="맑은 고딕" w:hAnsi="맑은 고딕" w:eastAsia="맑은 고딕"/>
-          <w:b w:val="0"/>
-          <w:i w:val="0"/>
-          <w:color w:val="000000"/>
-          <w:sz w:val="19"/>
-        </w:rPr>
-        <w:t>로 고른다.</w:t>
-      </w:r>
-    </w:p>
-    <w:p>
-      <w:pPr>
-        <w:spacing w:after="60" w:before="0" w:line="324" w:lineRule="auto"/>
-        <w:ind w:left="255"/>
-      </w:pPr>
-      <w:r>
-        <w:rPr>
-          <w:rFonts w:ascii="맑은 고딕" w:hAnsi="맑은 고딕" w:eastAsia="맑은 고딕"/>
-          <w:b w:val="0"/>
-          <w:i w:val="0"/>
-          <w:color w:val="000000"/>
-          <w:sz w:val="19"/>
-        </w:rPr>
-        <w:t xml:space="preserve">· 답변이 스스로 쓴 등식·단위·수치 자기정합을 </w:t>
-      </w:r>
-      <w:r>
-        <w:rPr>
-          <w:rFonts w:ascii="맑은 고딕" w:hAnsi="맑은 고딕" w:eastAsia="맑은 고딕"/>
-          <w:b/>
-          <w:i w:val="0"/>
-          <w:color w:val="000000"/>
-          <w:sz w:val="19"/>
-        </w:rPr>
-        <w:t>결정적 검사</w:t>
-      </w:r>
-      <w:r>
-        <w:rPr>
-          <w:rFonts w:ascii="맑은 고딕" w:hAnsi="맑은 고딕" w:eastAsia="맑은 고딕"/>
-          <w:b w:val="0"/>
-          <w:i w:val="0"/>
-          <w:color w:val="000000"/>
-          <w:sz w:val="19"/>
-        </w:rPr>
-        <w:t>로 확인하고 어긋나면 재생성한다.</w:t>
-      </w:r>
-    </w:p>
-    <w:p>
-      <w:pPr>
-        <w:spacing w:after="100" w:before="0" w:line="324" w:lineRule="auto"/>
-      </w:pPr>
-      <w:r>
-        <w:rPr>
-          <w:rFonts w:ascii="맑은 고딕" w:hAnsi="맑은 고딕" w:eastAsia="맑은 고딕"/>
-          <w:b w:val="0"/>
-          <w:i w:val="0"/>
-          <w:color w:val="000000"/>
-          <w:sz w:val="19"/>
-        </w:rPr>
-        <w:t xml:space="preserve">그 결과 배포본은 서버 3회·로컬 3회가 전부 112다. </w:t>
-      </w:r>
-      <w:r>
-        <w:rPr>
-          <w:rFonts w:ascii="맑은 고딕" w:hAnsi="맑은 고딕" w:eastAsia="맑은 고딕"/>
-          <w:b/>
-          <w:i w:val="0"/>
-          <w:color w:val="000000"/>
-          <w:sz w:val="19"/>
-        </w:rPr>
-        <w:t>비결정성이 사라진 것이 아니라 성적에 닿지 않는 자리로 밀려난 것이다.</w:t>
-      </w:r>
-      <w:r>
-        <w:rPr>
-          <w:rFonts w:ascii="맑은 고딕" w:hAnsi="맑은 고딕" w:eastAsia="맑은 고딕"/>
-          <w:b w:val="0"/>
-          <w:i w:val="0"/>
-          <w:color w:val="000000"/>
-          <w:sz w:val="19"/>
-        </w:rPr>
-        <w:t xml:space="preserve"> 이 구분을 문서에 유지한다.</w:t>
+        <w:t xml:space="preserve"> 7 대 2 는 뽑기였고, 그것을 근거로 삼았던 앞선 판단을 철회했다.</w:t>
       </w:r>
     </w:p>
     <w:p>
@@ -3495,7 +5385,7 @@
           <w:color w:val="1F406E"/>
           <w:sz w:val="26"/>
         </w:rPr>
-        <w:t>3. 비용 오픈이슈 — 자기일관성의 값과 효익</w:t>
+        <w:t>5. 🔴 미공개셋의 독립성을 썼다 — 되돌릴 수 없다</w:t>
       </w:r>
     </w:p>
     <w:p>
@@ -3511,273 +5401,8 @@
           <w:color w:val="000000"/>
           <w:sz w:val="22"/>
         </w:rPr>
-        <w:t>3-1. 값</w:t>
+        <w:t>5-1. 무슨 일이 있었나</w:t>
       </w:r>
-    </w:p>
-    <w:tbl>
-      <w:tblPr>
-        <w:tblStyle w:val="TableGrid"/>
-        <w:tblW w:type="auto" w:w="0"/>
-        <w:jc w:val="center"/>
-        <w:tblLook w:firstColumn="1" w:firstRow="1" w:lastColumn="0" w:lastRow="0" w:noHBand="0" w:noVBand="1" w:val="04A0"/>
-      </w:tblPr>
-      <w:tblGrid>
-        <w:gridCol w:w="2551"/>
-        <w:gridCol w:w="2551"/>
-        <w:gridCol w:w="2551"/>
-        <w:gridCol w:w="2551"/>
-      </w:tblGrid>
-      <w:tr>
-        <w:tc>
-          <w:tcPr>
-            <w:tcW w:type="dxa" w:w="2551"/>
-          </w:tcPr>
-          <w:p>
-            <w:pPr>
-              <w:spacing w:after="40"/>
-            </w:pPr>
-            <w:r>
-              <w:rPr>
-                <w:rFonts w:ascii="맑은 고딕" w:hAnsi="맑은 고딕" w:eastAsia="맑은 고딕"/>
-                <w:b/>
-                <w:i w:val="0"/>
-                <w:color w:val="000000"/>
-                <w:sz w:val="18"/>
-              </w:rPr>
-              <w:t>구분</w:t>
-            </w:r>
-          </w:p>
-        </w:tc>
-        <w:tc>
-          <w:tcPr>
-            <w:tcW w:type="dxa" w:w="2551"/>
-          </w:tcPr>
-          <w:p>
-            <w:pPr>
-              <w:spacing w:after="40"/>
-            </w:pPr>
-            <w:r>
-              <w:rPr>
-                <w:rFonts w:ascii="맑은 고딕" w:hAnsi="맑은 고딕" w:eastAsia="맑은 고딕"/>
-                <w:b/>
-                <w:i w:val="0"/>
-                <w:color w:val="000000"/>
-                <w:sz w:val="18"/>
-              </w:rPr>
-              <w:t>응답 수</w:t>
-            </w:r>
-          </w:p>
-        </w:tc>
-        <w:tc>
-          <w:tcPr>
-            <w:tcW w:type="dxa" w:w="2551"/>
-          </w:tcPr>
-          <w:p>
-            <w:pPr>
-              <w:spacing w:after="40"/>
-            </w:pPr>
-            <w:r>
-              <w:rPr>
-                <w:rFonts w:ascii="맑은 고딕" w:hAnsi="맑은 고딕" w:eastAsia="맑은 고딕"/>
-                <w:b/>
-                <w:i w:val="0"/>
-                <w:color w:val="000000"/>
-                <w:sz w:val="18"/>
-              </w:rPr>
-              <w:t>지연 중앙값</w:t>
-            </w:r>
-          </w:p>
-        </w:tc>
-        <w:tc>
-          <w:tcPr>
-            <w:tcW w:type="dxa" w:w="2551"/>
-          </w:tcPr>
-          <w:p>
-            <w:pPr>
-              <w:spacing w:after="40"/>
-            </w:pPr>
-            <w:r>
-              <w:rPr>
-                <w:rFonts w:ascii="맑은 고딕" w:hAnsi="맑은 고딕" w:eastAsia="맑은 고딕"/>
-                <w:b/>
-                <w:i w:val="0"/>
-                <w:color w:val="000000"/>
-                <w:sz w:val="18"/>
-              </w:rPr>
-              <w:t>최대</w:t>
-            </w:r>
-          </w:p>
-        </w:tc>
-      </w:tr>
-      <w:tr>
-        <w:tc>
-          <w:tcPr>
-            <w:tcW w:type="dxa" w:w="2551"/>
-          </w:tcPr>
-          <w:p>
-            <w:pPr>
-              <w:spacing w:after="40"/>
-            </w:pPr>
-            <w:r>
-              <w:rPr>
-                <w:rFonts w:ascii="맑은 고딕" w:hAnsi="맑은 고딕" w:eastAsia="맑은 고딕"/>
-                <w:b w:val="0"/>
-                <w:i w:val="0"/>
-                <w:color w:val="000000"/>
-                <w:sz w:val="18"/>
-              </w:rPr>
-              <w:t>자기일관성 발화</w:t>
-            </w:r>
-          </w:p>
-        </w:tc>
-        <w:tc>
-          <w:tcPr>
-            <w:tcW w:type="dxa" w:w="2551"/>
-          </w:tcPr>
-          <w:p>
-            <w:pPr>
-              <w:spacing w:after="40"/>
-            </w:pPr>
-            <w:r>
-              <w:rPr>
-                <w:rFonts w:ascii="맑은 고딕" w:hAnsi="맑은 고딕" w:eastAsia="맑은 고딕"/>
-                <w:b w:val="0"/>
-                <w:i w:val="0"/>
-                <w:color w:val="000000"/>
-                <w:sz w:val="18"/>
-              </w:rPr>
-              <w:t>217</w:t>
-            </w:r>
-          </w:p>
-        </w:tc>
-        <w:tc>
-          <w:tcPr>
-            <w:tcW w:type="dxa" w:w="2551"/>
-          </w:tcPr>
-          <w:p>
-            <w:pPr>
-              <w:spacing w:after="40"/>
-            </w:pPr>
-            <w:r>
-              <w:rPr>
-                <w:rFonts w:ascii="맑은 고딕" w:hAnsi="맑은 고딕" w:eastAsia="맑은 고딕"/>
-                <w:b/>
-                <w:i w:val="0"/>
-                <w:color w:val="000000"/>
-                <w:sz w:val="18"/>
-              </w:rPr>
-              <w:t>14.9초</w:t>
-            </w:r>
-          </w:p>
-        </w:tc>
-        <w:tc>
-          <w:tcPr>
-            <w:tcW w:type="dxa" w:w="2551"/>
-          </w:tcPr>
-          <w:p>
-            <w:pPr>
-              <w:spacing w:after="40"/>
-            </w:pPr>
-            <w:r>
-              <w:rPr>
-                <w:rFonts w:ascii="맑은 고딕" w:hAnsi="맑은 고딕" w:eastAsia="맑은 고딕"/>
-                <w:b w:val="0"/>
-                <w:i w:val="0"/>
-                <w:color w:val="000000"/>
-                <w:sz w:val="18"/>
-              </w:rPr>
-              <w:t>46.7초</w:t>
-            </w:r>
-          </w:p>
-        </w:tc>
-      </w:tr>
-      <w:tr>
-        <w:tc>
-          <w:tcPr>
-            <w:tcW w:type="dxa" w:w="2551"/>
-          </w:tcPr>
-          <w:p>
-            <w:pPr>
-              <w:spacing w:after="40"/>
-            </w:pPr>
-            <w:r>
-              <w:rPr>
-                <w:rFonts w:ascii="맑은 고딕" w:hAnsi="맑은 고딕" w:eastAsia="맑은 고딕"/>
-                <w:b w:val="0"/>
-                <w:i w:val="0"/>
-                <w:color w:val="000000"/>
-                <w:sz w:val="18"/>
-              </w:rPr>
-              <w:t>미발화</w:t>
-            </w:r>
-          </w:p>
-        </w:tc>
-        <w:tc>
-          <w:tcPr>
-            <w:tcW w:type="dxa" w:w="2551"/>
-          </w:tcPr>
-          <w:p>
-            <w:pPr>
-              <w:spacing w:after="40"/>
-            </w:pPr>
-            <w:r>
-              <w:rPr>
-                <w:rFonts w:ascii="맑은 고딕" w:hAnsi="맑은 고딕" w:eastAsia="맑은 고딕"/>
-                <w:b w:val="0"/>
-                <w:i w:val="0"/>
-                <w:color w:val="000000"/>
-                <w:sz w:val="18"/>
-              </w:rPr>
-              <w:t>119</w:t>
-            </w:r>
-          </w:p>
-        </w:tc>
-        <w:tc>
-          <w:tcPr>
-            <w:tcW w:type="dxa" w:w="2551"/>
-          </w:tcPr>
-          <w:p>
-            <w:pPr>
-              <w:spacing w:after="40"/>
-            </w:pPr>
-            <w:r>
-              <w:rPr>
-                <w:rFonts w:ascii="맑은 고딕" w:hAnsi="맑은 고딕" w:eastAsia="맑은 고딕"/>
-                <w:b w:val="0"/>
-                <w:i w:val="0"/>
-                <w:color w:val="000000"/>
-                <w:sz w:val="18"/>
-              </w:rPr>
-              <w:t>2.1초</w:t>
-            </w:r>
-          </w:p>
-        </w:tc>
-        <w:tc>
-          <w:tcPr>
-            <w:tcW w:type="dxa" w:w="2551"/>
-          </w:tcPr>
-          <w:p>
-            <w:pPr>
-              <w:spacing w:after="40"/>
-            </w:pPr>
-            <w:r>
-              <w:rPr>
-                <w:rFonts w:ascii="맑은 고딕" w:hAnsi="맑은 고딕" w:eastAsia="맑은 고딕"/>
-                <w:b w:val="0"/>
-                <w:i w:val="0"/>
-                <w:color w:val="000000"/>
-                <w:sz w:val="18"/>
-              </w:rPr>
-              <w:t>20.6초</w:t>
-            </w:r>
-          </w:p>
-        </w:tc>
-      </w:tr>
-    </w:tbl>
-    <w:p>
-      <w:pPr>
-        <w:spacing w:after="80"/>
-      </w:pPr>
     </w:p>
     <w:p>
       <w:pPr>
@@ -3791,7 +5416,7 @@
           <w:color w:val="000000"/>
           <w:sz w:val="19"/>
         </w:rPr>
-        <w:t xml:space="preserve">전체 중앙값이 종전 배포본의 4.7초에서 </w:t>
+        <w:t xml:space="preserve">미공개 54문항은 여태 </w:t>
       </w:r>
       <w:r>
         <w:rPr>
@@ -3801,7 +5426,7 @@
           <w:color w:val="000000"/>
           <w:sz w:val="19"/>
         </w:rPr>
-        <w:t>10.6초로 2.3배</w:t>
+        <w:t>재는 데만</w:t>
       </w:r>
       <w:r>
         <w:rPr>
@@ -3811,7 +5436,22 @@
           <w:color w:val="000000"/>
           <w:sz w:val="19"/>
         </w:rPr>
-        <w:t xml:space="preserve">가 됐다. </w:t>
+        <w:t xml:space="preserve"> 썼다. *"여기서 드러난 실패를 고치면 그 순간 처음 보는 문항이 아니게 된다"* 가 이 저장소의 규율이었다.</w:t>
+      </w:r>
+    </w:p>
+    <w:p>
+      <w:pPr>
+        <w:spacing w:after="100" w:before="0" w:line="324" w:lineRule="auto"/>
+      </w:pPr>
+      <w:r>
+        <w:rPr>
+          <w:rFonts w:ascii="맑은 고딕" w:hAnsi="맑은 고딕" w:eastAsia="맑은 고딕"/>
+          <w:b w:val="0"/>
+          <w:i w:val="0"/>
+          <w:color w:val="000000"/>
+          <w:sz w:val="19"/>
+        </w:rPr>
+        <w:t xml:space="preserve">2026-08-26 에 후보 규칙 ⑦(재계산이 꼬리 블록에서 나오면 뒤집지 않는다)을 </w:t>
       </w:r>
       <w:r>
         <w:rPr>
@@ -3821,7 +5461,17 @@
           <w:color w:val="000000"/>
           <w:sz w:val="19"/>
         </w:rPr>
-        <w:t>예산이 아니라 자기일관성이 이 값을 치른다.</w:t>
+        <w:t>넣을지 정하려고</w:t>
+      </w:r>
+      <w:r>
+        <w:rPr>
+          <w:rFonts w:ascii="맑은 고딕" w:hAnsi="맑은 고딕" w:eastAsia="맑은 고딕"/>
+          <w:b w:val="0"/>
+          <w:i w:val="0"/>
+          <w:color w:val="000000"/>
+          <w:sz w:val="19"/>
+        </w:rPr>
+        <w:t xml:space="preserve"> 이 셋을 샀다. 사용자가 그 값을 알고 고른 판단이다.</w:t>
       </w:r>
     </w:p>
     <w:p>
@@ -3837,7 +5487,7 @@
           <w:color w:val="000000"/>
           <w:sz w:val="22"/>
         </w:rPr>
-        <w:t>3-2. 효익 — 생각보다 작다</w:t>
+        <w:t>5-2. 얻은 것과 잃은 것</w:t>
       </w:r>
     </w:p>
     <w:p>
@@ -3847,12 +5497,22 @@
       <w:r>
         <w:rPr>
           <w:rFonts w:ascii="맑은 고딕" w:hAnsi="맑은 고딕" w:eastAsia="맑은 고딕"/>
+          <w:b/>
+          <w:i w:val="0"/>
+          <w:color w:val="000000"/>
+          <w:sz w:val="19"/>
+        </w:rPr>
+        <w:t>얻은 것</w:t>
+      </w:r>
+      <w:r>
+        <w:rPr>
+          <w:rFonts w:ascii="맑은 고딕" w:hAnsi="맑은 고딕" w:eastAsia="맑은 고딕"/>
           <w:b w:val="0"/>
           <w:i w:val="0"/>
           <w:color w:val="000000"/>
           <w:sz w:val="19"/>
         </w:rPr>
-        <w:t xml:space="preserve">🔴 217회 발화 중 다수결이 실제로 </w:t>
+        <w:t xml:space="preserve">: 미공개 162응답에서 그 갈래의 발화가 </w:t>
       </w:r>
       <w:r>
         <w:rPr>
@@ -3862,7 +5522,7 @@
           <w:color w:val="000000"/>
           <w:sz w:val="19"/>
         </w:rPr>
-        <w:t>다른 표본을 고른 것은 9회(4.1%)</w:t>
+        <w:t>0회</w:t>
       </w:r>
       <w:r>
         <w:rPr>
@@ -3872,7 +5532,32 @@
           <w:color w:val="000000"/>
           <w:sz w:val="19"/>
         </w:rPr>
-        <w:t xml:space="preserve"> 뿐이다. 나머지 208회는 세 표본이 같은 값을 내서 첫 답이 그대로 남았다. </w:t>
+        <w:t>였다. 즉 반례도 근거도 안 나왔다.</w:t>
+      </w:r>
+    </w:p>
+    <w:p>
+      <w:pPr>
+        <w:spacing w:after="100" w:before="0" w:line="324" w:lineRule="auto"/>
+      </w:pPr>
+      <w:r>
+        <w:rPr>
+          <w:rFonts w:ascii="맑은 고딕" w:hAnsi="맑은 고딕" w:eastAsia="맑은 고딕"/>
+          <w:b/>
+          <w:i w:val="0"/>
+          <w:color w:val="000000"/>
+          <w:sz w:val="19"/>
+        </w:rPr>
+        <w:t>잃은 것</w:t>
+      </w:r>
+      <w:r>
+        <w:rPr>
+          <w:rFonts w:ascii="맑은 고딕" w:hAnsi="맑은 고딕" w:eastAsia="맑은 고딕"/>
+          <w:b w:val="0"/>
+          <w:i w:val="0"/>
+          <w:color w:val="000000"/>
+          <w:sz w:val="19"/>
+        </w:rPr>
+        <w:t xml:space="preserve">: 이 셋의 수치는 이제 </w:t>
       </w:r>
       <w:r>
         <w:rPr>
@@ -3882,7 +5567,37 @@
           <w:color w:val="000000"/>
           <w:sz w:val="19"/>
         </w:rPr>
-        <w:t>생성을 세 번 사고 25건 중 24건은 첫 표본을 쓰는 셈이다.</w:t>
+        <w:t>「독립 측정」이 아니다.</w:t>
+      </w:r>
+      <w:r>
+        <w:rPr>
+          <w:rFonts w:ascii="맑은 고딕" w:hAnsi="맑은 고딕" w:eastAsia="맑은 고딕"/>
+          <w:b w:val="0"/>
+          <w:i w:val="0"/>
+          <w:color w:val="000000"/>
+          <w:sz w:val="19"/>
+        </w:rPr>
+        <w:t xml:space="preserve"> 설계 결정에 한 번 쓰였으므로, 문서는 그것을 </w:t>
+      </w:r>
+      <w:r>
+        <w:rPr>
+          <w:rFonts w:ascii="맑은 고딕" w:hAnsi="맑은 고딕" w:eastAsia="맑은 고딕"/>
+          <w:b/>
+          <w:i w:val="0"/>
+          <w:color w:val="000000"/>
+          <w:sz w:val="19"/>
+        </w:rPr>
+        <w:t>「검증에 쓴 값」</w:t>
+      </w:r>
+      <w:r>
+        <w:rPr>
+          <w:rFonts w:ascii="맑은 고딕" w:hAnsi="맑은 고딕" w:eastAsia="맑은 고딕"/>
+          <w:b w:val="0"/>
+          <w:i w:val="0"/>
+          <w:color w:val="000000"/>
+          <w:sz w:val="19"/>
+        </w:rPr>
+        <w:t xml:space="preserve"> 으로 적어야 한다.</w:t>
       </w:r>
     </w:p>
     <w:p>
@@ -3898,7 +5613,7 @@
           <w:color w:val="000000"/>
           <w:sz w:val="22"/>
         </w:rPr>
-        <w:t>3-3. 그래도 감수하는 이유</w:t>
+        <w:t>5-3. 정직하게 적을 것</w:t>
       </w:r>
     </w:p>
     <w:p>
@@ -3913,7 +5628,7 @@
           <w:color w:val="000000"/>
           <w:sz w:val="19"/>
         </w:rPr>
-        <w:t xml:space="preserve">상류가 온도 0에서도 금액을 34% 문항에서 다르게 내므로, </w:t>
+        <w:t xml:space="preserve">값을 치르고 산 정보가 「발화 0회」 뿐이라 </w:t>
       </w:r>
       <w:r>
         <w:rPr>
@@ -3923,7 +5638,7 @@
           <w:color w:val="000000"/>
           <w:sz w:val="19"/>
         </w:rPr>
-        <w:t>바뀌지 않았다는 사실 자체가 그 회차에 금액이 흔들리지 않았다는 확인</w:t>
+        <w:t>얇았다.</w:t>
       </w:r>
       <w:r>
         <w:rPr>
@@ -3933,42 +5648,7 @@
           <w:color w:val="000000"/>
           <w:sz w:val="19"/>
         </w:rPr>
-        <w:t>이다. 배포본이 3회 동일(112·112·112)을 낸 것과 다른 후보들이 한 회차씩 흘린 것의 차이가 거기서 온다.</w:t>
-      </w:r>
-    </w:p>
-    <w:p>
-      <w:pPr>
-        <w:spacing w:after="100" w:before="0" w:line="324" w:lineRule="auto"/>
-      </w:pPr>
-      <w:r>
-        <w:rPr>
-          <w:rFonts w:ascii="맑은 고딕" w:hAnsi="맑은 고딕" w:eastAsia="맑은 고딕"/>
-          <w:b/>
-          <w:i w:val="0"/>
-          <w:color w:val="000000"/>
-          <w:sz w:val="19"/>
-        </w:rPr>
-        <w:t>지연 예산 안에서 감당된다.</w:t>
-      </w:r>
-      <w:r>
-        <w:rPr>
-          <w:rFonts w:ascii="맑은 고딕" w:hAnsi="맑은 고딕" w:eastAsia="맑은 고딕"/>
-          <w:b w:val="0"/>
-          <w:i w:val="0"/>
-          <w:color w:val="000000"/>
-          <w:sz w:val="19"/>
-        </w:rPr>
-        <w:t xml:space="preserve"> 최대 46.7초는 규약 상한 300초의 15.6%이고 초과 응답은 0건이다. 상한을 넘길 위험이 생기면 이 교환을 다시 계산해야 한다 — </w:t>
-      </w:r>
-      <w:r>
-        <w:rPr>
-          <w:rFonts w:ascii="맑은 고딕" w:hAnsi="맑은 고딕" w:eastAsia="맑은 고딕"/>
-          <w:b/>
-          <w:i w:val="0"/>
-          <w:color w:val="000000"/>
-          <w:sz w:val="19"/>
-        </w:rPr>
-        <w:t>그 조건을 명시해 둔다.</w:t>
+        <w:t xml:space="preserve"> 이 거래를 권하지 않았던 이유가 그것이고, 결과가 그 방향으로 나왔다. 다만 판단은 사용자의 몫이었고 기록으로 남긴다.</w:t>
       </w:r>
     </w:p>
     <w:p>
@@ -3989,7 +5669,7 @@
           <w:color w:val="1F406E"/>
           <w:sz w:val="26"/>
         </w:rPr>
-        <w:t>4. 평가셋 흠 — 알면서 고치지 않는 것</w:t>
+        <w:t>6. 평가셋 흠 — 알면서 고치지 않는 것</w:t>
       </w:r>
     </w:p>
     <w:p>
@@ -4005,78 +5685,7 @@
           <w:color w:val="000000"/>
           <w:sz w:val="22"/>
         </w:rPr>
-        <w:t>4-1. 규율 — 처음 보는 문항에서 드러난 것은 고치지 않는다</w:t>
-      </w:r>
-    </w:p>
-    <w:p>
-      <w:pPr>
-        <w:spacing w:after="100" w:before="0" w:line="324" w:lineRule="auto"/>
-      </w:pPr>
-      <w:r>
-        <w:rPr>
-          <w:rFonts w:ascii="맑은 고딕" w:hAnsi="맑은 고딕" w:eastAsia="맑은 고딕"/>
-          <w:b w:val="0"/>
-          <w:i w:val="0"/>
-          <w:color w:val="000000"/>
-          <w:sz w:val="19"/>
-        </w:rPr>
-        <w:t xml:space="preserve">개발에 쓰지 않은 54문항은 </w:t>
-      </w:r>
-      <w:r>
-        <w:rPr>
-          <w:rFonts w:ascii="맑은 고딕" w:hAnsi="맑은 고딕" w:eastAsia="맑은 고딕"/>
-          <w:b/>
-          <w:i w:val="0"/>
-          <w:color w:val="000000"/>
-          <w:sz w:val="19"/>
-        </w:rPr>
-        <w:t>재는 데만 쓴다.</w:t>
-      </w:r>
-      <w:r>
-        <w:rPr>
-          <w:rFonts w:ascii="맑은 고딕" w:hAnsi="맑은 고딕" w:eastAsia="맑은 고딕"/>
-          <w:b w:val="0"/>
-          <w:i w:val="0"/>
-          <w:color w:val="000000"/>
-          <w:sz w:val="19"/>
-        </w:rPr>
-        <w:t xml:space="preserve"> 여기서 드러난 실패를 고치면 </w:t>
-      </w:r>
-      <w:r>
-        <w:rPr>
-          <w:rFonts w:ascii="맑은 고딕" w:hAnsi="맑은 고딕" w:eastAsia="맑은 고딕"/>
-          <w:b/>
-          <w:i w:val="0"/>
-          <w:color w:val="000000"/>
-          <w:sz w:val="19"/>
-        </w:rPr>
-        <w:t>그 순간 처음 보는 문항이 아니게 된다.</w:t>
-      </w:r>
-      <w:r>
-        <w:rPr>
-          <w:rFonts w:ascii="맑은 고딕" w:hAnsi="맑은 고딕" w:eastAsia="맑은 고딕"/>
-          <w:b w:val="0"/>
-          <w:i w:val="0"/>
-          <w:color w:val="000000"/>
-          <w:sz w:val="19"/>
-        </w:rPr>
-        <w:t xml:space="preserve"> 그래서 아래 항목들은 기록만 남긴다.</w:t>
-      </w:r>
-    </w:p>
-    <w:p>
-      <w:pPr>
-        <w:keepNext/>
-        <w:spacing w:before="220" w:after="120"/>
-      </w:pPr>
-      <w:r>
-        <w:rPr>
-          <w:rFonts w:ascii="맑은 고딕" w:hAnsi="맑은 고딕" w:eastAsia="맑은 고딕"/>
-          <w:b/>
-          <w:i w:val="0"/>
-          <w:color w:val="000000"/>
-          <w:sz w:val="22"/>
-        </w:rPr>
-        <w:t xml:space="preserve">4-2. </w:t>
+        <w:t xml:space="preserve">6-1. </w:t>
       </w:r>
       <w:r>
         <w:rPr>
@@ -4163,7 +5772,7 @@
           <w:color w:val="000000"/>
           <w:sz w:val="19"/>
         </w:rPr>
-        <w:t xml:space="preserve">· 답변: 계약상대를 정확히 냈고 접수번호도 맞다. </w:t>
+        <w:t xml:space="preserve">· 답변: 계약상대를 정확히 내고 접수번호도 맞다. </w:t>
       </w:r>
       <w:r>
         <w:rPr>
@@ -4209,7 +5818,7 @@
           <w:color w:val="000000"/>
           <w:sz w:val="19"/>
         </w:rPr>
-        <w:t>로 채점된다. 괄호 안 설명까지 통째로 들어 있어야 정답이 된다.</w:t>
+        <w:t>로 채점된다.</w:t>
       </w:r>
     </w:p>
     <w:p>
@@ -4225,7 +5834,7 @@
           <w:color w:val="000000"/>
           <w:sz w:val="22"/>
         </w:rPr>
-        <w:t xml:space="preserve">4-3. </w:t>
+        <w:t xml:space="preserve">6-2. </w:t>
       </w:r>
       <w:r>
         <w:rPr>
@@ -4292,11 +5901,6 @@
         </w:rPr>
         <w:t>후하게 채점됐다.</w:t>
       </w:r>
-    </w:p>
-    <w:p>
-      <w:pPr>
-        <w:spacing w:after="100" w:before="0" w:line="324" w:lineRule="auto"/>
-      </w:pPr>
       <w:r>
         <w:rPr>
           <w:rFonts w:ascii="맑은 고딕" w:hAnsi="맑은 고딕" w:eastAsia="맑은 고딕"/>
@@ -4305,27 +5909,7 @@
           <w:color w:val="000000"/>
           <w:sz w:val="19"/>
         </w:rPr>
-        <w:t xml:space="preserve">둘을 각각 반대로 세도 합계는 거의 움직이지 않는다. </w:t>
-      </w:r>
-      <w:r>
-        <w:rPr>
-          <w:rFonts w:ascii="맑은 고딕" w:hAnsi="맑은 고딕" w:eastAsia="맑은 고딕"/>
-          <w:b/>
-          <w:i w:val="0"/>
-          <w:color w:val="000000"/>
-          <w:sz w:val="19"/>
-        </w:rPr>
-        <w:t>양쪽 방향의 흠을 둘 다 적는 것</w:t>
-      </w:r>
-      <w:r>
-        <w:rPr>
-          <w:rFonts w:ascii="맑은 고딕" w:hAnsi="맑은 고딕" w:eastAsia="맑은 고딕"/>
-          <w:b w:val="0"/>
-          <w:i w:val="0"/>
-          <w:color w:val="000000"/>
-          <w:sz w:val="19"/>
-        </w:rPr>
-        <w:t>이 요점이다.</w:t>
+        <w:t xml:space="preserve"> 양쪽 방향의 흠을 둘 다 적는 것이 요점이다.</w:t>
       </w:r>
     </w:p>
     <w:p>
@@ -4341,7 +5925,7 @@
           <w:color w:val="000000"/>
           <w:sz w:val="22"/>
         </w:rPr>
-        <w:t>4-4. 미공개셋 3회 결과와 그 해석</w:t>
+        <w:t>6-3. 두 지표를 혼동하지 않는다</w:t>
       </w:r>
     </w:p>
     <w:tbl>
@@ -4352,26 +5936,14 @@
         <w:tblLook w:firstColumn="1" w:firstRow="1" w:lastColumn="0" w:lastRow="0" w:noHBand="0" w:noVBand="1" w:val="04A0"/>
       </w:tblPr>
       <w:tblGrid>
-        <w:gridCol w:w="2041"/>
-        <w:gridCol w:w="2041"/>
-        <w:gridCol w:w="2041"/>
-        <w:gridCol w:w="2041"/>
-        <w:gridCol w:w="2041"/>
+        <w:gridCol w:w="3402"/>
+        <w:gridCol w:w="3402"/>
+        <w:gridCol w:w="3402"/>
       </w:tblGrid>
       <w:tr>
         <w:tc>
           <w:tcPr>
-            <w:tcW w:type="dxa" w:w="2041"/>
-          </w:tcPr>
-          <w:p>
-            <w:pPr>
-              <w:spacing w:after="40"/>
-            </w:pPr>
-          </w:p>
-        </w:tc>
-        <w:tc>
-          <w:tcPr>
-            <w:tcW w:type="dxa" w:w="2041"/>
+            <w:tcW w:type="dxa" w:w="3402"/>
           </w:tcPr>
           <w:p>
             <w:pPr>
@@ -4385,13 +5957,13 @@
                 <w:color w:val="000000"/>
                 <w:sz w:val="18"/>
               </w:rPr>
-              <w:t>heldout_v2</w:t>
+              <w:t>지표</w:t>
             </w:r>
           </w:p>
         </w:tc>
         <w:tc>
           <w:tcPr>
-            <w:tcW w:type="dxa" w:w="2041"/>
+            <w:tcW w:type="dxa" w:w="3402"/>
           </w:tcPr>
           <w:p>
             <w:pPr>
@@ -4405,13 +5977,55 @@
                 <w:color w:val="000000"/>
                 <w:sz w:val="18"/>
               </w:rPr>
-              <w:t>heldout_v3</w:t>
+              <w:t>세는 것</w:t>
             </w:r>
           </w:p>
         </w:tc>
         <w:tc>
           <w:tcPr>
-            <w:tcW w:type="dxa" w:w="2041"/>
+            <w:tcW w:type="dxa" w:w="3402"/>
+          </w:tcPr>
+          <w:p>
+            <w:pPr>
+              <w:spacing w:after="40"/>
+            </w:pPr>
+            <w:r>
+              <w:rPr>
+                <w:rFonts w:ascii="Consolas" w:hAnsi="Consolas" w:eastAsia="맑은 고딕"/>
+                <w:b/>
+                <w:i w:val="0"/>
+                <w:color w:val="000000"/>
+                <w:sz w:val="18"/>
+              </w:rPr>
+              <w:t>A91</w:t>
+            </w:r>
+          </w:p>
+        </w:tc>
+      </w:tr>
+      <w:tr>
+        <w:tc>
+          <w:tcPr>
+            <w:tcW w:type="dxa" w:w="3402"/>
+          </w:tcPr>
+          <w:p>
+            <w:pPr>
+              <w:spacing w:after="40"/>
+            </w:pPr>
+            <w:r>
+              <w:rPr>
+                <w:rFonts w:ascii="맑은 고딕" w:hAnsi="맑은 고딕" w:eastAsia="맑은 고딕"/>
+                <w:b w:val="0"/>
+                <w:i w:val="0"/>
+                <w:color w:val="000000"/>
+                <w:sz w:val="18"/>
+              </w:rPr>
+              <w:t>근거 완전성 축</w:t>
+            </w:r>
+          </w:p>
+        </w:tc>
+        <w:tc>
+          <w:tcPr>
+            <w:tcW w:type="dxa" w:w="3402"/>
           </w:tcPr>
           <w:p>
             <w:pPr>
@@ -4425,13 +6039,23 @@
                 <w:color w:val="000000"/>
                 <w:sz w:val="18"/>
               </w:rPr>
-              <w:t>newset</w:t>
+              <w:t>답변 도출에 필수적인</w:t>
+            </w:r>
+            <w:r>
+              <w:rPr>
+                <w:rFonts w:ascii="맑은 고딕" w:hAnsi="맑은 고딕" w:eastAsia="맑은 고딕"/>
+                <w:b w:val="0"/>
+                <w:i w:val="0"/>
+                <w:color w:val="000000"/>
+                <w:sz w:val="18"/>
+              </w:rPr>
+              <w:t xml:space="preserve"> 근거가 실렸나</w:t>
             </w:r>
           </w:p>
         </w:tc>
         <w:tc>
           <w:tcPr>
-            <w:tcW w:type="dxa" w:w="2041"/>
+            <w:tcW w:type="dxa" w:w="3402"/>
           </w:tcPr>
           <w:p>
             <w:pPr>
@@ -4445,7 +6069,7 @@
                 <w:color w:val="000000"/>
                 <w:sz w:val="18"/>
               </w:rPr>
-              <w:t>합계</w:t>
+              <w:t>168/168</w:t>
             </w:r>
           </w:p>
         </w:tc>
@@ -4453,7 +6077,27 @@
       <w:tr>
         <w:tc>
           <w:tcPr>
-            <w:tcW w:type="dxa" w:w="2041"/>
+            <w:tcW w:type="dxa" w:w="3402"/>
+          </w:tcPr>
+          <w:p>
+            <w:pPr>
+              <w:spacing w:after="40"/>
+            </w:pPr>
+            <w:r>
+              <w:rPr>
+                <w:rFonts w:ascii="Consolas" w:hAnsi="Consolas" w:eastAsia="맑은 고딕"/>
+                <w:b w:val="0"/>
+                <w:i w:val="0"/>
+                <w:color w:val="000000"/>
+                <w:sz w:val="18"/>
+              </w:rPr>
+              <w:t>golden_evidence_all</w:t>
+            </w:r>
+          </w:p>
+        </w:tc>
+        <w:tc>
+          <w:tcPr>
+            <w:tcW w:type="dxa" w:w="3402"/>
           </w:tcPr>
           <w:p>
             <w:pPr>
@@ -4467,13 +6111,33 @@
                 <w:color w:val="000000"/>
                 <w:sz w:val="18"/>
               </w:rPr>
-              <w:t>r1</w:t>
+              <w:t xml:space="preserve">골든이 적어 둔 참고 근거가 </w:t>
+            </w:r>
+            <w:r>
+              <w:rPr>
+                <w:rFonts w:ascii="맑은 고딕" w:hAnsi="맑은 고딕" w:eastAsia="맑은 고딕"/>
+                <w:b/>
+                <w:i w:val="0"/>
+                <w:color w:val="000000"/>
+                <w:sz w:val="18"/>
+              </w:rPr>
+              <w:t>전부</w:t>
+            </w:r>
+            <w:r>
+              <w:rPr>
+                <w:rFonts w:ascii="맑은 고딕" w:hAnsi="맑은 고딕" w:eastAsia="맑은 고딕"/>
+                <w:b w:val="0"/>
+                <w:i w:val="0"/>
+                <w:color w:val="000000"/>
+                <w:sz w:val="18"/>
+              </w:rPr>
+              <w:t xml:space="preserve"> 실렸나</w:t>
             </w:r>
           </w:p>
         </w:tc>
         <w:tc>
           <w:tcPr>
-            <w:tcW w:type="dxa" w:w="2041"/>
+            <w:tcW w:type="dxa" w:w="3402"/>
           </w:tcPr>
           <w:p>
             <w:pPr>
@@ -4487,271 +6151,7 @@
                 <w:color w:val="000000"/>
                 <w:sz w:val="18"/>
               </w:rPr>
-              <w:t>17/18</w:t>
-            </w:r>
-          </w:p>
-        </w:tc>
-        <w:tc>
-          <w:tcPr>
-            <w:tcW w:type="dxa" w:w="2041"/>
-          </w:tcPr>
-          <w:p>
-            <w:pPr>
-              <w:spacing w:after="40"/>
-            </w:pPr>
-            <w:r>
-              <w:rPr>
-                <w:rFonts w:ascii="맑은 고딕" w:hAnsi="맑은 고딕" w:eastAsia="맑은 고딕"/>
-                <w:b w:val="0"/>
-                <w:i w:val="0"/>
-                <w:color w:val="000000"/>
-                <w:sz w:val="18"/>
-              </w:rPr>
-              <w:t>16/16</w:t>
-            </w:r>
-          </w:p>
-        </w:tc>
-        <w:tc>
-          <w:tcPr>
-            <w:tcW w:type="dxa" w:w="2041"/>
-          </w:tcPr>
-          <w:p>
-            <w:pPr>
-              <w:spacing w:after="40"/>
-            </w:pPr>
-            <w:r>
-              <w:rPr>
-                <w:rFonts w:ascii="맑은 고딕" w:hAnsi="맑은 고딕" w:eastAsia="맑은 고딕"/>
-                <w:b w:val="0"/>
-                <w:i w:val="0"/>
-                <w:color w:val="000000"/>
-                <w:sz w:val="18"/>
-              </w:rPr>
-              <w:t>19/20</w:t>
-            </w:r>
-          </w:p>
-        </w:tc>
-        <w:tc>
-          <w:tcPr>
-            <w:tcW w:type="dxa" w:w="2041"/>
-          </w:tcPr>
-          <w:p>
-            <w:pPr>
-              <w:spacing w:after="40"/>
-            </w:pPr>
-            <w:r>
-              <w:rPr>
-                <w:rFonts w:ascii="맑은 고딕" w:hAnsi="맑은 고딕" w:eastAsia="맑은 고딕"/>
-                <w:b/>
-                <w:i w:val="0"/>
-                <w:color w:val="000000"/>
-                <w:sz w:val="18"/>
-              </w:rPr>
-              <w:t>52/54</w:t>
-            </w:r>
-          </w:p>
-        </w:tc>
-      </w:tr>
-      <w:tr>
-        <w:tc>
-          <w:tcPr>
-            <w:tcW w:type="dxa" w:w="2041"/>
-          </w:tcPr>
-          <w:p>
-            <w:pPr>
-              <w:spacing w:after="40"/>
-            </w:pPr>
-            <w:r>
-              <w:rPr>
-                <w:rFonts w:ascii="맑은 고딕" w:hAnsi="맑은 고딕" w:eastAsia="맑은 고딕"/>
-                <w:b w:val="0"/>
-                <w:i w:val="0"/>
-                <w:color w:val="000000"/>
-                <w:sz w:val="18"/>
-              </w:rPr>
-              <w:t>r2</w:t>
-            </w:r>
-          </w:p>
-        </w:tc>
-        <w:tc>
-          <w:tcPr>
-            <w:tcW w:type="dxa" w:w="2041"/>
-          </w:tcPr>
-          <w:p>
-            <w:pPr>
-              <w:spacing w:after="40"/>
-            </w:pPr>
-            <w:r>
-              <w:rPr>
-                <w:rFonts w:ascii="맑은 고딕" w:hAnsi="맑은 고딕" w:eastAsia="맑은 고딕"/>
-                <w:b w:val="0"/>
-                <w:i w:val="0"/>
-                <w:color w:val="000000"/>
-                <w:sz w:val="18"/>
-              </w:rPr>
-              <w:t>17/18</w:t>
-            </w:r>
-          </w:p>
-        </w:tc>
-        <w:tc>
-          <w:tcPr>
-            <w:tcW w:type="dxa" w:w="2041"/>
-          </w:tcPr>
-          <w:p>
-            <w:pPr>
-              <w:spacing w:after="40"/>
-            </w:pPr>
-            <w:r>
-              <w:rPr>
-                <w:rFonts w:ascii="맑은 고딕" w:hAnsi="맑은 고딕" w:eastAsia="맑은 고딕"/>
-                <w:b w:val="0"/>
-                <w:i w:val="0"/>
-                <w:color w:val="000000"/>
-                <w:sz w:val="18"/>
-              </w:rPr>
-              <w:t>15/16</w:t>
-            </w:r>
-          </w:p>
-        </w:tc>
-        <w:tc>
-          <w:tcPr>
-            <w:tcW w:type="dxa" w:w="2041"/>
-          </w:tcPr>
-          <w:p>
-            <w:pPr>
-              <w:spacing w:after="40"/>
-            </w:pPr>
-            <w:r>
-              <w:rPr>
-                <w:rFonts w:ascii="맑은 고딕" w:hAnsi="맑은 고딕" w:eastAsia="맑은 고딕"/>
-                <w:b w:val="0"/>
-                <w:i w:val="0"/>
-                <w:color w:val="000000"/>
-                <w:sz w:val="18"/>
-              </w:rPr>
-              <w:t>18/20</w:t>
-            </w:r>
-          </w:p>
-        </w:tc>
-        <w:tc>
-          <w:tcPr>
-            <w:tcW w:type="dxa" w:w="2041"/>
-          </w:tcPr>
-          <w:p>
-            <w:pPr>
-              <w:spacing w:after="40"/>
-            </w:pPr>
-            <w:r>
-              <w:rPr>
-                <w:rFonts w:ascii="맑은 고딕" w:hAnsi="맑은 고딕" w:eastAsia="맑은 고딕"/>
-                <w:b/>
-                <w:i w:val="0"/>
-                <w:color w:val="000000"/>
-                <w:sz w:val="18"/>
-              </w:rPr>
-              <w:t>50/54</w:t>
-            </w:r>
-          </w:p>
-        </w:tc>
-      </w:tr>
-      <w:tr>
-        <w:tc>
-          <w:tcPr>
-            <w:tcW w:type="dxa" w:w="2041"/>
-          </w:tcPr>
-          <w:p>
-            <w:pPr>
-              <w:spacing w:after="40"/>
-            </w:pPr>
-            <w:r>
-              <w:rPr>
-                <w:rFonts w:ascii="맑은 고딕" w:hAnsi="맑은 고딕" w:eastAsia="맑은 고딕"/>
-                <w:b w:val="0"/>
-                <w:i w:val="0"/>
-                <w:color w:val="000000"/>
-                <w:sz w:val="18"/>
-              </w:rPr>
-              <w:t>r3</w:t>
-            </w:r>
-          </w:p>
-        </w:tc>
-        <w:tc>
-          <w:tcPr>
-            <w:tcW w:type="dxa" w:w="2041"/>
-          </w:tcPr>
-          <w:p>
-            <w:pPr>
-              <w:spacing w:after="40"/>
-            </w:pPr>
-            <w:r>
-              <w:rPr>
-                <w:rFonts w:ascii="맑은 고딕" w:hAnsi="맑은 고딕" w:eastAsia="맑은 고딕"/>
-                <w:b w:val="0"/>
-                <w:i w:val="0"/>
-                <w:color w:val="000000"/>
-                <w:sz w:val="18"/>
-              </w:rPr>
-              <w:t>18/18</w:t>
-            </w:r>
-          </w:p>
-        </w:tc>
-        <w:tc>
-          <w:tcPr>
-            <w:tcW w:type="dxa" w:w="2041"/>
-          </w:tcPr>
-          <w:p>
-            <w:pPr>
-              <w:spacing w:after="40"/>
-            </w:pPr>
-            <w:r>
-              <w:rPr>
-                <w:rFonts w:ascii="맑은 고딕" w:hAnsi="맑은 고딕" w:eastAsia="맑은 고딕"/>
-                <w:b w:val="0"/>
-                <w:i w:val="0"/>
-                <w:color w:val="000000"/>
-                <w:sz w:val="18"/>
-              </w:rPr>
-              <w:t>16/16</w:t>
-            </w:r>
-          </w:p>
-        </w:tc>
-        <w:tc>
-          <w:tcPr>
-            <w:tcW w:type="dxa" w:w="2041"/>
-          </w:tcPr>
-          <w:p>
-            <w:pPr>
-              <w:spacing w:after="40"/>
-            </w:pPr>
-            <w:r>
-              <w:rPr>
-                <w:rFonts w:ascii="맑은 고딕" w:hAnsi="맑은 고딕" w:eastAsia="맑은 고딕"/>
-                <w:b w:val="0"/>
-                <w:i w:val="0"/>
-                <w:color w:val="000000"/>
-                <w:sz w:val="18"/>
-              </w:rPr>
-              <w:t>19/20</w:t>
-            </w:r>
-          </w:p>
-        </w:tc>
-        <w:tc>
-          <w:tcPr>
-            <w:tcW w:type="dxa" w:w="2041"/>
-          </w:tcPr>
-          <w:p>
-            <w:pPr>
-              <w:spacing w:after="40"/>
-            </w:pPr>
-            <w:r>
-              <w:rPr>
-                <w:rFonts w:ascii="맑은 고딕" w:hAnsi="맑은 고딕" w:eastAsia="맑은 고딕"/>
-                <w:b/>
-                <w:i w:val="0"/>
-                <w:color w:val="000000"/>
-                <w:sz w:val="18"/>
-              </w:rPr>
-              <w:t>53/54</w:t>
+              <w:t>249/336</w:t>
             </w:r>
           </w:p>
         </w:tc>
@@ -4769,12 +6169,22 @@
       <w:r>
         <w:rPr>
           <w:rFonts w:ascii="맑은 고딕" w:hAnsi="맑은 고딕" w:eastAsia="맑은 고딕"/>
+          <w:b w:val="0"/>
+          <w:i w:val="0"/>
+          <w:color w:val="000000"/>
+          <w:sz w:val="19"/>
+        </w:rPr>
+        <w:t xml:space="preserve">뒤쪽이 낮은 것은 결함이 아니다. 87칸 중 </w:t>
+      </w:r>
+      <w:r>
+        <w:rPr>
+          <w:rFonts w:ascii="맑은 고딕" w:hAnsi="맑은 고딕" w:eastAsia="맑은 고딕"/>
           <w:b/>
           <w:i w:val="0"/>
           <w:color w:val="000000"/>
           <w:sz w:val="19"/>
         </w:rPr>
-        <w:t>매 회차 오답은 `N-006` 하나</w:t>
+        <w:t>57칸이 안전성·정보한계 문항</w:t>
       </w:r>
       <w:r>
         <w:rPr>
@@ -4784,17 +6194,17 @@
           <w:color w:val="000000"/>
           <w:sz w:val="19"/>
         </w:rPr>
-        <w:t>이고 나머지 셋(</w:t>
+        <w:t xml:space="preserve">으로 애초에 인용할 공시가 없고(거절이 정답), 나머지 30칸도 </w:t>
       </w:r>
       <w:r>
         <w:rPr>
-          <w:rFonts w:ascii="Consolas" w:hAnsi="Consolas" w:eastAsia="맑은 고딕"/>
-          <w:b w:val="0"/>
+          <w:rFonts w:ascii="맑은 고딕" w:hAnsi="맑은 고딕" w:eastAsia="맑은 고딕"/>
+          <w:b/>
           <w:i w:val="0"/>
           <w:color w:val="000000"/>
           <w:sz w:val="19"/>
         </w:rPr>
-        <w:t>H-005</w:t>
+        <w:t>전부 최종 정답</w:t>
       </w:r>
       <w:r>
         <w:rPr>
@@ -4804,153 +6214,7 @@
           <w:color w:val="000000"/>
           <w:sz w:val="19"/>
         </w:rPr>
-        <w:t xml:space="preserve"> · </w:t>
-      </w:r>
-      <w:r>
-        <w:rPr>
-          <w:rFonts w:ascii="Consolas" w:hAnsi="Consolas" w:eastAsia="맑은 고딕"/>
-          <w:b w:val="0"/>
-          <w:i w:val="0"/>
-          <w:color w:val="000000"/>
-          <w:sz w:val="19"/>
-        </w:rPr>
-        <w:t>K-015</w:t>
-      </w:r>
-      <w:r>
-        <w:rPr>
-          <w:rFonts w:ascii="맑은 고딕" w:hAnsi="맑은 고딕" w:eastAsia="맑은 고딕"/>
-          <w:b w:val="0"/>
-          <w:i w:val="0"/>
-          <w:color w:val="000000"/>
-          <w:sz w:val="19"/>
-        </w:rPr>
-        <w:t xml:space="preserve"> · </w:t>
-      </w:r>
-      <w:r>
-        <w:rPr>
-          <w:rFonts w:ascii="Consolas" w:hAnsi="Consolas" w:eastAsia="맑은 고딕"/>
-          <w:b w:val="0"/>
-          <w:i w:val="0"/>
-          <w:color w:val="000000"/>
-          <w:sz w:val="19"/>
-        </w:rPr>
-        <w:t>N-009</w:t>
-      </w:r>
-      <w:r>
-        <w:rPr>
-          <w:rFonts w:ascii="맑은 고딕" w:hAnsi="맑은 고딕" w:eastAsia="맑은 고딕"/>
-          <w:b w:val="0"/>
-          <w:i w:val="0"/>
-          <w:color w:val="000000"/>
-          <w:sz w:val="19"/>
-        </w:rPr>
-        <w:t>)은 회차마다 갈린다. 고정 결함은 하나고 나머지 폭은 뽑기다.</w:t>
-      </w:r>
-    </w:p>
-    <w:p>
-      <w:pPr>
-        <w:spacing w:after="100" w:before="0" w:line="324" w:lineRule="auto"/>
-      </w:pPr>
-      <w:r>
-        <w:rPr>
-          <w:rFonts w:ascii="맑은 고딕" w:hAnsi="맑은 고딕" w:eastAsia="맑은 고딕"/>
-          <w:b w:val="0"/>
-          <w:i w:val="0"/>
-          <w:color w:val="000000"/>
-          <w:sz w:val="19"/>
-        </w:rPr>
-        <w:t xml:space="preserve">🔴 </w:t>
-      </w:r>
-      <w:r>
-        <w:rPr>
-          <w:rFonts w:ascii="맑은 고딕" w:hAnsi="맑은 고딕" w:eastAsia="맑은 고딕"/>
-          <w:b/>
-          <w:i w:val="0"/>
-          <w:color w:val="000000"/>
-          <w:sz w:val="19"/>
-        </w:rPr>
-        <w:t>이 수로 구성을 견주면 안 된다.</w:t>
-      </w:r>
-      <w:r>
-        <w:rPr>
-          <w:rFonts w:ascii="맑은 고딕" w:hAnsi="맑은 고딕" w:eastAsia="맑은 고딕"/>
-          <w:b w:val="0"/>
-          <w:i w:val="0"/>
-          <w:color w:val="000000"/>
-          <w:sz w:val="19"/>
-        </w:rPr>
-        <w:t xml:space="preserve"> 기능이 동일한 두 구성(관문이 이 문항 집합에서 한 번도 발화하지 않아 프롬프트가 54문항 전부 바이트까지 같다)을 3회씩 사서 견주니 여섯 회차가 50~53에 흩어졌다. 세 번째 구성까지 더하면 아홉 회차가 전부 그 폭 안이다. </w:t>
-      </w:r>
-      <w:r>
-        <w:rPr>
-          <w:rFonts w:ascii="맑은 고딕" w:hAnsi="맑은 고딕" w:eastAsia="맑은 고딕"/>
-          <w:b/>
-          <w:i w:val="0"/>
-          <w:color w:val="000000"/>
-          <w:sz w:val="19"/>
-        </w:rPr>
-        <w:t>54문항은 구성을 가르는 잣대가 아니다.</w:t>
-      </w:r>
-    </w:p>
-    <w:p>
-      <w:pPr>
-        <w:keepNext/>
-        <w:spacing w:before="220" w:after="120"/>
-      </w:pPr>
-      <w:r>
-        <w:rPr>
-          <w:rFonts w:ascii="맑은 고딕" w:hAnsi="맑은 고딕" w:eastAsia="맑은 고딕"/>
-          <w:b/>
-          <w:i w:val="0"/>
-          <w:color w:val="000000"/>
-          <w:sz w:val="22"/>
-        </w:rPr>
-        <w:t>4-5. 계측기 흠 — 이쪽도 고치지 않는다</w:t>
-      </w:r>
-    </w:p>
-    <w:p>
-      <w:pPr>
-        <w:spacing w:after="100" w:before="0" w:line="324" w:lineRule="auto"/>
-      </w:pPr>
-      <w:r>
-        <w:rPr>
-          <w:rFonts w:ascii="맑은 고딕" w:hAnsi="맑은 고딕" w:eastAsia="맑은 고딕"/>
-          <w:b w:val="0"/>
-          <w:i w:val="0"/>
-          <w:color w:val="000000"/>
-          <w:sz w:val="19"/>
-        </w:rPr>
-        <w:t xml:space="preserve">채점기 자체의 한계도 몇 가지 알고 있다. 고치면 </w:t>
-      </w:r>
-      <w:r>
-        <w:rPr>
-          <w:rFonts w:ascii="맑은 고딕" w:hAnsi="맑은 고딕" w:eastAsia="맑은 고딕"/>
-          <w:b/>
-          <w:i w:val="0"/>
-          <w:color w:val="000000"/>
-          <w:sz w:val="19"/>
-        </w:rPr>
-        <w:t>우리에게 유리한 방향으로 자를 바꾸는 것</w:t>
-      </w:r>
-      <w:r>
-        <w:rPr>
-          <w:rFonts w:ascii="맑은 고딕" w:hAnsi="맑은 고딕" w:eastAsia="맑은 고딕"/>
-          <w:b w:val="0"/>
-          <w:i w:val="0"/>
-          <w:color w:val="000000"/>
-          <w:sz w:val="19"/>
-        </w:rPr>
-        <w:t xml:space="preserve">이 되므로 기록만 한다. 다만 반대 방향으로 자를 엄격하게 바꾼 적은 있고, 그때는 </w:t>
-      </w:r>
-      <w:r>
-        <w:rPr>
-          <w:rFonts w:ascii="맑은 고딕" w:hAnsi="맑은 고딕" w:eastAsia="맑은 고딕"/>
-          <w:b/>
-          <w:i w:val="0"/>
-          <w:color w:val="000000"/>
-          <w:sz w:val="19"/>
-        </w:rPr>
-        <w:t>우리 성적이 내려갔고 그것을 그대로 적었다.</w:t>
+        <w:t>이다.</w:t>
       </w:r>
     </w:p>
     <w:p>
@@ -4971,7 +6235,7 @@
           <w:color w:val="1F406E"/>
           <w:sz w:val="26"/>
         </w:rPr>
-        <w:t>5. 데이터 한계 — 서비스가 스스로 밝히는 것</w:t>
+        <w:t>7. 데이터 한계 — 서비스가 스스로 밝히는 것</w:t>
       </w:r>
     </w:p>
     <w:tbl>
@@ -5502,11 +6766,6 @@
       </w:r>
     </w:p>
     <w:p>
-      <w:r>
-        <w:br w:type="page"/>
-      </w:r>
-    </w:p>
-    <w:p>
       <w:pPr>
         <w:keepNext/>
         <w:spacing w:before="320" w:after="120"/>
@@ -5519,42 +6778,7 @@
           <w:color w:val="1F406E"/>
           <w:sz w:val="26"/>
         </w:rPr>
-        <w:t>6. 측정으로 기각한 것 — 열려 있지 않다는 기록</w:t>
-      </w:r>
-    </w:p>
-    <w:p>
-      <w:pPr>
-        <w:spacing w:after="100" w:before="0" w:line="324" w:lineRule="auto"/>
-      </w:pPr>
-      <w:r>
-        <w:rPr>
-          <w:rFonts w:ascii="맑은 고딕" w:hAnsi="맑은 고딕" w:eastAsia="맑은 고딕"/>
-          <w:b w:val="0"/>
-          <w:i w:val="0"/>
-          <w:color w:val="000000"/>
-          <w:sz w:val="19"/>
-        </w:rPr>
-        <w:t xml:space="preserve">아래는 </w:t>
-      </w:r>
-      <w:r>
-        <w:rPr>
-          <w:rFonts w:ascii="맑은 고딕" w:hAnsi="맑은 고딕" w:eastAsia="맑은 고딕"/>
-          <w:b/>
-          <w:i w:val="0"/>
-          <w:color w:val="000000"/>
-          <w:sz w:val="19"/>
-        </w:rPr>
-        <w:t>해 볼 만해 보였고, 재봤고, 기각한 것</w:t>
-      </w:r>
-      <w:r>
-        <w:rPr>
-          <w:rFonts w:ascii="맑은 고딕" w:hAnsi="맑은 고딕" w:eastAsia="맑은 고딕"/>
-          <w:b w:val="0"/>
-          <w:i w:val="0"/>
-          <w:color w:val="000000"/>
-          <w:sz w:val="19"/>
-        </w:rPr>
-        <w:t>들이다. 같은 아이디어를 두 번 사지 않기 위해 남긴다.</w:t>
+        <w:t>8. 측정으로 기각한 것 — 열려 있지 않다는 기록</w:t>
       </w:r>
     </w:p>
     <w:tbl>
@@ -5659,16 +6883,6 @@
               </w:rPr>
               <w:t>직접 연결 12.4%</w:t>
             </w:r>
-            <w:r>
-              <w:rPr>
-                <w:rFonts w:ascii="맑은 고딕" w:hAnsi="맑은 고딕" w:eastAsia="맑은 고딕"/>
-                <w:b w:val="0"/>
-                <w:i w:val="0"/>
-                <w:color w:val="000000"/>
-                <w:sz w:val="18"/>
-              </w:rPr>
-              <w:t xml:space="preserve"> — 전제가 성립하지 않는다</w:t>
-            </w:r>
           </w:p>
         </w:tc>
       </w:tr>
@@ -5741,7 +6955,7 @@
                 <w:color w:val="000000"/>
                 <w:sz w:val="18"/>
               </w:rPr>
-              <w:t>전처리 고도화</w:t>
+              <w:t>모델이 도구를 고르는 방식</w:t>
             </w:r>
           </w:p>
         </w:tc>
@@ -5761,7 +6975,213 @@
                 <w:color w:val="000000"/>
                 <w:sz w:val="18"/>
               </w:rPr>
-              <w:t>남은 실패가 전처리로 닫히는 종류가 아님을 측정으로 확인</w:t>
+              <w:t xml:space="preserve">전체 </w:t>
+            </w:r>
+            <w:r>
+              <w:rPr>
+                <w:rFonts w:ascii="맑은 고딕" w:hAnsi="맑은 고딕" w:eastAsia="맑은 고딕"/>
+                <w:b/>
+                <w:i w:val="0"/>
+                <w:color w:val="000000"/>
+                <w:sz w:val="18"/>
+              </w:rPr>
+              <w:t>74/88 대 81/88</w:t>
+            </w:r>
+          </w:p>
+        </w:tc>
+      </w:tr>
+      <w:tr>
+        <w:tc>
+          <w:tcPr>
+            <w:tcW w:type="dxa" w:w="5103"/>
+          </w:tcPr>
+          <w:p>
+            <w:pPr>
+              <w:spacing w:after="40"/>
+            </w:pPr>
+            <w:r>
+              <w:rPr>
+                <w:rFonts w:ascii="맑은 고딕" w:hAnsi="맑은 고딕" w:eastAsia="맑은 고딕"/>
+                <w:b w:val="0"/>
+                <w:i w:val="0"/>
+                <w:color w:val="000000"/>
+                <w:sz w:val="18"/>
+              </w:rPr>
+              <w:t>검색을 골든으로 고정(</w:t>
+            </w:r>
+            <w:r>
+              <w:rPr>
+                <w:rFonts w:ascii="Consolas" w:hAnsi="Consolas" w:eastAsia="맑은 고딕"/>
+                <w:b w:val="0"/>
+                <w:i w:val="0"/>
+                <w:color w:val="000000"/>
+                <w:sz w:val="18"/>
+              </w:rPr>
+              <w:t>ORACLE</w:t>
+            </w:r>
+            <w:r>
+              <w:rPr>
+                <w:rFonts w:ascii="맑은 고딕" w:hAnsi="맑은 고딕" w:eastAsia="맑은 고딕"/>
+                <w:b w:val="0"/>
+                <w:i w:val="0"/>
+                <w:color w:val="000000"/>
+                <w:sz w:val="18"/>
+              </w:rPr>
+              <w:t>)</w:t>
+            </w:r>
+          </w:p>
+        </w:tc>
+        <w:tc>
+          <w:tcPr>
+            <w:tcW w:type="dxa" w:w="5103"/>
+          </w:tcPr>
+          <w:p>
+            <w:pPr>
+              <w:spacing w:after="40"/>
+            </w:pPr>
+            <w:r>
+              <w:rPr>
+                <w:rFonts w:ascii="맑은 고딕" w:hAnsi="맑은 고딕" w:eastAsia="맑은 고딕"/>
+                <w:b w:val="0"/>
+                <w:i w:val="0"/>
+                <w:color w:val="000000"/>
+                <w:sz w:val="18"/>
+              </w:rPr>
+              <w:t xml:space="preserve">정답률 </w:t>
+            </w:r>
+            <w:r>
+              <w:rPr>
+                <w:rFonts w:ascii="맑은 고딕" w:hAnsi="맑은 고딕" w:eastAsia="맑은 고딕"/>
+                <w:b/>
+                <w:i w:val="0"/>
+                <w:color w:val="000000"/>
+                <w:sz w:val="18"/>
+              </w:rPr>
+              <w:t>+0.0%p</w:t>
+            </w:r>
+            <w:r>
+              <w:rPr>
+                <w:rFonts w:ascii="맑은 고딕" w:hAnsi="맑은 고딕" w:eastAsia="맑은 고딕"/>
+                <w:b w:val="0"/>
+                <w:i w:val="0"/>
+                <w:color w:val="000000"/>
+                <w:sz w:val="18"/>
+              </w:rPr>
+              <w:t xml:space="preserve"> — 남은 실패는 검색으로 못 산다</w:t>
+            </w:r>
+          </w:p>
+        </w:tc>
+      </w:tr>
+      <w:tr>
+        <w:tc>
+          <w:tcPr>
+            <w:tcW w:type="dxa" w:w="5103"/>
+          </w:tcPr>
+          <w:p>
+            <w:pPr>
+              <w:spacing w:after="40"/>
+            </w:pPr>
+            <w:r>
+              <w:rPr>
+                <w:rFonts w:ascii="맑은 고딕" w:hAnsi="맑은 고딕" w:eastAsia="맑은 고딕"/>
+                <w:b/>
+                <w:i w:val="0"/>
+                <w:color w:val="000000"/>
+                <w:sz w:val="18"/>
+              </w:rPr>
+              <w:t>LLM 이 근거 칸을 배분</w:t>
+            </w:r>
+          </w:p>
+        </w:tc>
+        <w:tc>
+          <w:tcPr>
+            <w:tcW w:type="dxa" w:w="5103"/>
+          </w:tcPr>
+          <w:p>
+            <w:pPr>
+              <w:spacing w:after="40"/>
+            </w:pPr>
+            <w:r>
+              <w:rPr>
+                <w:rFonts w:ascii="맑은 고딕" w:hAnsi="맑은 고딕" w:eastAsia="맑은 고딕"/>
+                <w:b w:val="0"/>
+                <w:i w:val="0"/>
+                <w:color w:val="000000"/>
+                <w:sz w:val="18"/>
+              </w:rPr>
+              <w:t xml:space="preserve">골든 적중 </w:t>
+            </w:r>
+            <w:r>
+              <w:rPr>
+                <w:rFonts w:ascii="맑은 고딕" w:hAnsi="맑은 고딕" w:eastAsia="맑은 고딕"/>
+                <w:b/>
+                <w:i w:val="0"/>
+                <w:color w:val="000000"/>
+                <w:sz w:val="18"/>
+              </w:rPr>
+              <w:t>5/6 → 5/6</w:t>
+            </w:r>
+            <w:r>
+              <w:rPr>
+                <w:rFonts w:ascii="맑은 고딕" w:hAnsi="맑은 고딕" w:eastAsia="맑은 고딕"/>
+                <w:b w:val="0"/>
+                <w:i w:val="0"/>
+                <w:color w:val="000000"/>
+                <w:sz w:val="18"/>
+              </w:rPr>
+              <w:t>, 변화 0</w:t>
+            </w:r>
+          </w:p>
+        </w:tc>
+      </w:tr>
+      <w:tr>
+        <w:tc>
+          <w:tcPr>
+            <w:tcW w:type="dxa" w:w="5103"/>
+          </w:tcPr>
+          <w:p>
+            <w:pPr>
+              <w:spacing w:after="40"/>
+            </w:pPr>
+            <w:r>
+              <w:rPr>
+                <w:rFonts w:ascii="맑은 고딕" w:hAnsi="맑은 고딕" w:eastAsia="맑은 고딕"/>
+                <w:b/>
+                <w:i w:val="0"/>
+                <w:color w:val="000000"/>
+                <w:sz w:val="18"/>
+              </w:rPr>
+              <w:t>합계가 보이면 무조건 재계산</w:t>
+            </w:r>
+          </w:p>
+        </w:tc>
+        <w:tc>
+          <w:tcPr>
+            <w:tcW w:type="dxa" w:w="5103"/>
+          </w:tcPr>
+          <w:p>
+            <w:pPr>
+              <w:spacing w:after="40"/>
+            </w:pPr>
+            <w:r>
+              <w:rPr>
+                <w:rFonts w:ascii="맑은 고딕" w:hAnsi="맑은 고딕" w:eastAsia="맑은 고딕"/>
+                <w:b w:val="0"/>
+                <w:i w:val="0"/>
+                <w:color w:val="000000"/>
+                <w:sz w:val="18"/>
+              </w:rPr>
+              <w:t xml:space="preserve">답변이 합계를 말하는 138회 중 </w:t>
+            </w:r>
+            <w:r>
+              <w:rPr>
+                <w:rFonts w:ascii="맑은 고딕" w:hAnsi="맑은 고딕" w:eastAsia="맑은 고딕"/>
+                <w:b/>
+                <w:i w:val="0"/>
+                <w:color w:val="000000"/>
+                <w:sz w:val="18"/>
+              </w:rPr>
+              <w:t>136회가 이미 맞다</w:t>
             </w:r>
           </w:p>
         </w:tc>
@@ -5887,16 +7307,6 @@
               </w:rPr>
               <w:t>새로 회수되는 것이 0</w:t>
             </w:r>
-            <w:r>
-              <w:rPr>
-                <w:rFonts w:ascii="맑은 고딕" w:hAnsi="맑은 고딕" w:eastAsia="맑은 고딕"/>
-                <w:b w:val="0"/>
-                <w:i w:val="0"/>
-                <w:color w:val="000000"/>
-                <w:sz w:val="18"/>
-              </w:rPr>
-              <w:t xml:space="preserve"> — 상한이 0이었다</w:t>
-            </w:r>
           </w:p>
         </w:tc>
       </w:tr>
@@ -5960,66 +7370,6 @@
     </w:p>
     <w:p>
       <w:pPr>
-        <w:spacing w:after="100" w:before="0" w:line="324" w:lineRule="auto"/>
-      </w:pPr>
-      <w:r>
-        <w:rPr>
-          <w:rFonts w:ascii="맑은 고딕" w:hAnsi="맑은 고딕" w:eastAsia="맑은 고딕"/>
-          <w:b w:val="0"/>
-          <w:i w:val="0"/>
-          <w:color w:val="000000"/>
-          <w:sz w:val="19"/>
-        </w:rPr>
-        <w:t xml:space="preserve">🔴 </w:t>
-      </w:r>
-      <w:r>
-        <w:rPr>
-          <w:rFonts w:ascii="맑은 고딕" w:hAnsi="맑은 고딕" w:eastAsia="맑은 고딕"/>
-          <w:b/>
-          <w:i w:val="0"/>
-          <w:color w:val="000000"/>
-          <w:sz w:val="19"/>
-        </w:rPr>
-        <w:t>`A78` 이 특히 값진 기각이다.</w:t>
-      </w:r>
-      <w:r>
-        <w:rPr>
-          <w:rFonts w:ascii="맑은 고딕" w:hAnsi="맑은 고딕" w:eastAsia="맑은 고딕"/>
-          <w:b w:val="0"/>
-          <w:i w:val="0"/>
-          <w:color w:val="000000"/>
-          <w:sz w:val="19"/>
-        </w:rPr>
-        <w:t xml:space="preserve"> 발화 조건을 전부 충족했고 줄도 실제로 실렸는데, </w:t>
-      </w:r>
-      <w:r>
-        <w:rPr>
-          <w:rFonts w:ascii="맑은 고딕" w:hAnsi="맑은 고딕" w:eastAsia="맑은 고딕"/>
-          <w:b/>
-          <w:i w:val="0"/>
-          <w:color w:val="000000"/>
-          <w:sz w:val="19"/>
-        </w:rPr>
-        <w:t>답변이 그 숫자를 쓰지 않았다.</w:t>
-      </w:r>
-      <w:r>
-        <w:rPr>
-          <w:rFonts w:ascii="맑은 고딕" w:hAnsi="맑은 고딕" w:eastAsia="맑은 고딕"/>
-          <w:b w:val="0"/>
-          <w:i w:val="0"/>
-          <w:color w:val="000000"/>
-          <w:sz w:val="19"/>
-        </w:rPr>
-        <w:t xml:space="preserve"> 조건이 맞는 것과 효과가 있는 것은 다르다는 사례로 남긴다.</w:t>
-      </w:r>
-    </w:p>
-    <w:p>
-      <w:r>
-        <w:br w:type="page"/>
-      </w:r>
-    </w:p>
-    <w:p>
-      <w:pPr>
         <w:keepNext/>
         <w:spacing w:before="320" w:after="120"/>
       </w:pPr>
@@ -6031,7 +7381,7 @@
           <w:color w:val="1F406E"/>
           <w:sz w:val="26"/>
         </w:rPr>
-        <w:t>7. 우선순위 — 무엇을 먼저 볼 것인가</w:t>
+        <w:t>9. 우선순위</w:t>
       </w:r>
     </w:p>
     <w:tbl>
@@ -6166,7 +7516,7 @@
                 <w:color w:val="000000"/>
                 <w:sz w:val="18"/>
               </w:rPr>
-              <w:t>근거 칸 상한 · 차선 정렬 (</w:t>
+              <w:t>색인 재빌드 + 원시 줄 범위 라벨 (</w:t>
             </w:r>
             <w:r>
               <w:rPr>
@@ -6176,7 +7526,7 @@
                 <w:color w:val="000000"/>
                 <w:sz w:val="18"/>
               </w:rPr>
-              <w:t>Q-110</w:t>
+              <w:t>Q-012</w:t>
             </w:r>
             <w:r>
               <w:rPr>
@@ -6201,12 +7551,12 @@
             <w:r>
               <w:rPr>
                 <w:rFonts w:ascii="맑은 고딕" w:hAnsi="맑은 고딕" w:eastAsia="맑은 고딕"/>
-                <w:b/>
+                <w:b w:val="0"/>
                 <w:i w:val="0"/>
                 <w:color w:val="000000"/>
                 <w:sz w:val="18"/>
               </w:rPr>
-              <w:t>코드 동결 이후</w:t>
+              <w:t>프리즈 이후</w:t>
             </w:r>
           </w:p>
         </w:tc>
@@ -6226,7 +7576,7 @@
                 <w:color w:val="000000"/>
                 <w:sz w:val="18"/>
               </w:rPr>
-              <w:t>근거 완전성 167/168 → 168/168</w:t>
+              <w:t>자기모순 서술 해소</w:t>
             </w:r>
           </w:p>
         </w:tc>
@@ -6268,7 +7618,109 @@
                 <w:color w:val="000000"/>
                 <w:sz w:val="18"/>
               </w:rPr>
-              <w:t>정정 체인 복원율 개선 (해지–원계약 등)</w:t>
+              <w:t>재생성 사유에서 숫자 제거 (</w:t>
+            </w:r>
+            <w:r>
+              <w:rPr>
+                <w:rFonts w:ascii="Consolas" w:hAnsi="Consolas" w:eastAsia="맑은 고딕"/>
+                <w:b w:val="0"/>
+                <w:i w:val="0"/>
+                <w:color w:val="000000"/>
+                <w:sz w:val="18"/>
+              </w:rPr>
+              <w:t>Q-112</w:t>
+            </w:r>
+            <w:r>
+              <w:rPr>
+                <w:rFonts w:ascii="맑은 고딕" w:hAnsi="맑은 고딕" w:eastAsia="맑은 고딕"/>
+                <w:b w:val="0"/>
+                <w:i w:val="0"/>
+                <w:color w:val="000000"/>
+                <w:sz w:val="18"/>
+              </w:rPr>
+              <w:t xml:space="preserve"> 갈래)</w:t>
+            </w:r>
+          </w:p>
+        </w:tc>
+        <w:tc>
+          <w:tcPr>
+            <w:tcW w:type="dxa" w:w="2551"/>
+          </w:tcPr>
+          <w:p>
+            <w:pPr>
+              <w:spacing w:after="40"/>
+            </w:pPr>
+            <w:r>
+              <w:rPr>
+                <w:rFonts w:ascii="맑은 고딕" w:hAnsi="맑은 고딕" w:eastAsia="맑은 고딕"/>
+                <w:b w:val="0"/>
+                <w:i w:val="0"/>
+                <w:color w:val="000000"/>
+                <w:sz w:val="18"/>
+              </w:rPr>
+              <w:t>프리즈 이후</w:t>
+            </w:r>
+          </w:p>
+        </w:tc>
+        <w:tc>
+          <w:tcPr>
+            <w:tcW w:type="dxa" w:w="2551"/>
+          </w:tcPr>
+          <w:p>
+            <w:pPr>
+              <w:spacing w:after="40"/>
+            </w:pPr>
+            <w:r>
+              <w:rPr>
+                <w:rFonts w:ascii="맑은 고딕" w:hAnsi="맑은 고딕" w:eastAsia="맑은 고딕"/>
+                <w:b w:val="0"/>
+                <w:i w:val="0"/>
+                <w:color w:val="000000"/>
+                <w:sz w:val="18"/>
+              </w:rPr>
+              <w:t>사유 베끼기 차단</w:t>
+            </w:r>
+          </w:p>
+        </w:tc>
+      </w:tr>
+      <w:tr>
+        <w:tc>
+          <w:tcPr>
+            <w:tcW w:type="dxa" w:w="2551"/>
+          </w:tcPr>
+          <w:p>
+            <w:pPr>
+              <w:spacing w:after="40"/>
+            </w:pPr>
+            <w:r>
+              <w:rPr>
+                <w:rFonts w:ascii="맑은 고딕" w:hAnsi="맑은 고딕" w:eastAsia="맑은 고딕"/>
+                <w:b w:val="0"/>
+                <w:i w:val="0"/>
+                <w:color w:val="000000"/>
+                <w:sz w:val="18"/>
+              </w:rPr>
+              <w:t>3</w:t>
+            </w:r>
+          </w:p>
+        </w:tc>
+        <w:tc>
+          <w:tcPr>
+            <w:tcW w:type="dxa" w:w="2551"/>
+          </w:tcPr>
+          <w:p>
+            <w:pPr>
+              <w:spacing w:after="40"/>
+            </w:pPr>
+            <w:r>
+              <w:rPr>
+                <w:rFonts w:ascii="맑은 고딕" w:hAnsi="맑은 고딕" w:eastAsia="맑은 고딕"/>
+                <w:b w:val="0"/>
+                <w:i w:val="0"/>
+                <w:color w:val="000000"/>
+                <w:sz w:val="18"/>
+              </w:rPr>
+              <w:t>정정 체인 복원율 개선</w:t>
             </w:r>
           </w:p>
         </w:tc>
@@ -6330,7 +7782,7 @@
                 <w:color w:val="000000"/>
                 <w:sz w:val="18"/>
               </w:rPr>
-              <w:t>3</w:t>
+              <w:t>4</w:t>
             </w:r>
           </w:p>
         </w:tc>
@@ -6412,7 +7864,7 @@
                 <w:color w:val="000000"/>
                 <w:sz w:val="18"/>
               </w:rPr>
-              <w:t>4</w:t>
+              <w:t>5</w:t>
             </w:r>
           </w:p>
         </w:tc>
@@ -6477,88 +7929,6 @@
           </w:p>
         </w:tc>
       </w:tr>
-      <w:tr>
-        <w:tc>
-          <w:tcPr>
-            <w:tcW w:type="dxa" w:w="2551"/>
-          </w:tcPr>
-          <w:p>
-            <w:pPr>
-              <w:spacing w:after="40"/>
-            </w:pPr>
-            <w:r>
-              <w:rPr>
-                <w:rFonts w:ascii="맑은 고딕" w:hAnsi="맑은 고딕" w:eastAsia="맑은 고딕"/>
-                <w:b w:val="0"/>
-                <w:i w:val="0"/>
-                <w:color w:val="000000"/>
-                <w:sz w:val="18"/>
-              </w:rPr>
-              <w:t>5</w:t>
-            </w:r>
-          </w:p>
-        </w:tc>
-        <w:tc>
-          <w:tcPr>
-            <w:tcW w:type="dxa" w:w="2551"/>
-          </w:tcPr>
-          <w:p>
-            <w:pPr>
-              <w:spacing w:after="40"/>
-            </w:pPr>
-            <w:r>
-              <w:rPr>
-                <w:rFonts w:ascii="맑은 고딕" w:hAnsi="맑은 고딕" w:eastAsia="맑은 고딕"/>
-                <w:b w:val="0"/>
-                <w:i w:val="0"/>
-                <w:color w:val="000000"/>
-                <w:sz w:val="18"/>
-              </w:rPr>
-              <w:t>자기일관성 발화 조건 좁히기</w:t>
-            </w:r>
-          </w:p>
-        </w:tc>
-        <w:tc>
-          <w:tcPr>
-            <w:tcW w:type="dxa" w:w="2551"/>
-          </w:tcPr>
-          <w:p>
-            <w:pPr>
-              <w:spacing w:after="40"/>
-            </w:pPr>
-            <w:r>
-              <w:rPr>
-                <w:rFonts w:ascii="맑은 고딕" w:hAnsi="맑은 고딕" w:eastAsia="맑은 고딕"/>
-                <w:b w:val="0"/>
-                <w:i w:val="0"/>
-                <w:color w:val="000000"/>
-                <w:sz w:val="18"/>
-              </w:rPr>
-              <w:t>지연 여유가 줄면</w:t>
-            </w:r>
-          </w:p>
-        </w:tc>
-        <w:tc>
-          <w:tcPr>
-            <w:tcW w:type="dxa" w:w="2551"/>
-          </w:tcPr>
-          <w:p>
-            <w:pPr>
-              <w:spacing w:after="40"/>
-            </w:pPr>
-            <w:r>
-              <w:rPr>
-                <w:rFonts w:ascii="맑은 고딕" w:hAnsi="맑은 고딕" w:eastAsia="맑은 고딕"/>
-                <w:b w:val="0"/>
-                <w:i w:val="0"/>
-                <w:color w:val="000000"/>
-                <w:sz w:val="18"/>
-              </w:rPr>
-              <w:t>지연 중앙값 절감</w:t>
-            </w:r>
-          </w:p>
-        </w:tc>
-      </w:tr>
     </w:tbl>
     <w:p>
       <w:pPr>
@@ -6577,7 +7947,7 @@
           <w:color w:val="000000"/>
           <w:sz w:val="19"/>
         </w:rPr>
-        <w:t>1번만 성적에 걸리는 항목이다.</w:t>
+        <w:t>1·2 만 답변 품질에 걸리는 항목이고, 둘 다 성적에는 안 잡힌다.</w:t>
       </w:r>
       <w:r>
         <w:rPr>
@@ -6603,7 +7973,7 @@
           <w:color w:val="1F406E"/>
           <w:sz w:val="26"/>
         </w:rPr>
-        <w:t>8. 이 문서를 쓴 이유</w:t>
+        <w:t>10. 이 문서를 쓴 이유</w:t>
       </w:r>
     </w:p>
     <w:p>
@@ -6673,7 +8043,7 @@
           <w:color w:val="000000"/>
           <w:sz w:val="19"/>
         </w:rPr>
-        <w:t xml:space="preserve"> 진단을 두 번 틀리게 적었다가 실측으로 고친 이력도 지우지 않았다(1-2절). 유리한 방향으로만 재지 않았다는 것이 이 문서에 적힌 수치를 신뢰할 수 있는 근거다.</w:t>
+        <w:t xml:space="preserve"> 진단을 두 번 틀리게 적었다가 실측으로 고친 이력(1-1절), 후보 규칙을 만들었다가 전제가 틀려 기각한 이력(3-2절), 신호로 읽었던 차이가 대조군 안이라 판단을 철회한 이력(4-3절)도 지우지 않았다. 유리한 방향으로만 재지 않았다는 것이 이 문서에 적힌 수치를 신뢰할 수 있는 근거다.</w:t>
       </w:r>
     </w:p>
     <w:sectPr>
